--- a/question bank/question bank.docx
+++ b/question bank/question bank.docx
@@ -1,32 +1,45 @@
 
 <file path=word/document.xml><?xml version="1.0" encoding="utf-8"?>
-<w:document xmlns:wpc="http://schemas.microsoft.com/office/word/2010/wordprocessingCanvas" xmlns:cx="http://schemas.microsoft.com/office/drawing/2014/chartex" xmlns:cx1="http://schemas.microsoft.com/office/drawing/2015/9/8/chartex" xmlns:cx2="http://schemas.microsoft.com/office/drawing/2015/10/21/chartex" xmlns:cx3="http://schemas.microsoft.com/office/drawing/2016/5/9/chartex" xmlns:cx4="http://schemas.microsoft.com/office/drawing/2016/5/10/chartex" xmlns:cx5="http://schemas.microsoft.com/office/drawing/2016/5/11/chartex" xmlns:cx6="http://schemas.microsoft.com/office/drawing/2016/5/12/chartex" xmlns:cx7="http://schemas.microsoft.com/office/drawing/2016/5/13/chartex" xmlns:cx8="http://schemas.microsoft.com/office/drawing/2016/5/14/chartex" xmlns:mc="http://schemas.openxmlformats.org/markup-compatibility/2006" xmlns:aink="http://schemas.microsoft.com/office/drawing/2016/ink" xmlns:am3d="http://schemas.microsoft.com/office/drawing/2017/model3d" xmlns:o="urn:schemas-microsoft-com:office:office" xmlns:oel="http://schemas.microsoft.com/office/2019/extlst" xmlns:r="http://schemas.openxmlformats.org/officeDocument/2006/relationships" xmlns:m="http://schemas.openxmlformats.org/officeDocument/2006/math" xmlns:v="urn:schemas-microsoft-com:vml" xmlns:wp14="http://schemas.microsoft.com/office/word/2010/wordprocessingDrawing" xmlns:wp="http://schemas.openxmlformats.org/drawingml/2006/wordprocessingDrawing" xmlns:w10="urn:schemas-microsoft-com:office:word" xmlns:w="http://schemas.openxmlformats.org/wordprocessingml/2006/main" xmlns:w14="http://schemas.microsoft.com/office/word/2010/wordml" xmlns:w15="http://schemas.microsoft.com/office/word/2012/wordml" xmlns:w16cei="http://schemas.microsoft.com/office/word/2026/wordml/cei" xmlns:w16cex="http://schemas.microsoft.com/office/word/2018/wordml/cex" xmlns:w16cid="http://schemas.microsoft.com/office/word/2016/wordml/cid" xmlns:w16="http://schemas.microsoft.com/office/word/2018/wordml" xmlns:w16du="http://schemas.microsoft.com/office/word/2023/wordml/word16du" xmlns:w16sdtdh="http://schemas.microsoft.com/office/word/2020/wordml/sdtdatahash" xmlns:w16sdtfl="http://schemas.microsoft.com/office/word/2024/wordml/sdtformatlock" xmlns:w16se="http://schemas.microsoft.com/office/word/2015/wordml/symex" xmlns:wpg="http://schemas.microsoft.com/office/word/2010/wordprocessingGroup" xmlns:wpi="http://schemas.microsoft.com/office/word/2010/wordprocessingInk" xmlns:wne="http://schemas.microsoft.com/office/word/2006/wordml" xmlns:wps="http://schemas.microsoft.com/office/word/2010/wordprocessingShape" mc:Ignorable="w14 w15 w16se w16cid w16 w16cex w16sdtdh w16sdtfl w16du wp14">
+<w:document xmlns:wpc="http://schemas.microsoft.com/office/word/2010/wordprocessingCanvas" xmlns:cx="http://schemas.microsoft.com/office/drawing/2014/chartex" xmlns:cx1="http://schemas.microsoft.com/office/drawing/2015/9/8/chartex" xmlns:cx2="http://schemas.microsoft.com/office/drawing/2015/10/21/chartex" xmlns:cx3="http://schemas.microsoft.com/office/drawing/2016/5/9/chartex" xmlns:cx4="http://schemas.microsoft.com/office/drawing/2016/5/10/chartex" xmlns:cx5="http://schemas.microsoft.com/office/drawing/2016/5/11/chartex" xmlns:cx6="http://schemas.microsoft.com/office/drawing/2016/5/12/chartex" xmlns:cx7="http://schemas.microsoft.com/office/drawing/2016/5/13/chartex" xmlns:cx8="http://schemas.microsoft.com/office/drawing/2016/5/14/chartex" xmlns:mc="http://schemas.openxmlformats.org/markup-compatibility/2006" xmlns:m="http://schemas.openxmlformats.org/officeDocument/2006/math" xmlns:aink="http://schemas.microsoft.com/office/drawing/2016/ink" xmlns:am3d="http://schemas.microsoft.com/office/drawing/2017/model3d" xmlns:oel="http://schemas.microsoft.com/office/2019/extlst" xmlns:r="http://schemas.openxmlformats.org/officeDocument/2006/relationships" xmlns:wp14="http://schemas.microsoft.com/office/word/2010/wordprocessingDrawing" xmlns:wp="http://schemas.openxmlformats.org/drawingml/2006/wordprocessingDrawing" xmlns:wpg="http://schemas.microsoft.com/office/word/2010/wordprocessingGroup" xmlns:wpi="http://schemas.microsoft.com/office/word/2010/wordprocessingInk" xmlns:wps="http://schemas.microsoft.com/office/word/2010/wordprocessingShape" xmlns:o="urn:schemas-microsoft-com:office:office" xmlns:v="urn:schemas-microsoft-com:vml" xmlns:w10="urn:schemas-microsoft-com:office:word" xmlns:w="http://schemas.openxmlformats.org/wordprocessingml/2006/main" xmlns:w14="http://schemas.microsoft.com/office/word/2010/wordml" xmlns:w15="http://schemas.microsoft.com/office/word/2012/wordml" xmlns:w16cei="http://schemas.microsoft.com/office/word/2026/wordml/cei" xmlns:w16cex="http://schemas.microsoft.com/office/word/2018/wordml/cex" xmlns:w16cid="http://schemas.microsoft.com/office/word/2016/wordml/cid" xmlns:w16="http://schemas.microsoft.com/office/word/2018/wordml" xmlns:w16sdtdh="http://schemas.microsoft.com/office/word/2020/wordml/sdtdatahash" xmlns:w16sdtfl="http://schemas.microsoft.com/office/word/2024/wordml/sdtformatlock" xmlns:w16se="http://schemas.microsoft.com/office/word/2015/wordml/symex" xmlns:w16du="http://schemas.microsoft.com/office/word/2023/wordml/word16du" xmlns:wne="http://schemas.microsoft.com/office/word/2006/wordml" mc:Ignorable="w14 w15 w16se w16cid w16 w16cex w16sdtdh w16sdtfl w16du wp14">
   <w:body>
     <w:p>
-      <w:r>
+      <w:pPr>
+        <w:rPr>
+          <w:strike/>
+        </w:rPr>
+      </w:pPr>
+      <w:r>
+        <w:rPr>
+          <w:strike/>
+        </w:rPr>
         <w:t xml:space="preserve">A coach </w:t>
       </w:r>
       <w:proofErr w:type="gramStart"/>
       <w:r>
+        <w:rPr>
+          <w:strike/>
+        </w:rPr>
         <w:t>asks</w:t>
       </w:r>
       <w:proofErr w:type="gramEnd"/>
       <w:r>
+        <w:rPr>
+          <w:strike/>
+        </w:rPr>
         <w:t xml:space="preserve"> “Why did our defensive efficiency drop in the fourth quarter?”</w:t>
       </w:r>
       <w:r>
         <w:rPr>
           <w:rFonts w:hint="eastAsia"/>
+          <w:strike/>
         </w:rPr>
         <w:t xml:space="preserve">. </w:t>
       </w:r>
-      <w:proofErr w:type="gramStart"/>
-      <w:r>
-        <w:t>This</w:t>
-      </w:r>
-      <w:proofErr w:type="gramEnd"/>
-      <w:r>
-        <w:t xml:space="preserve"> question is best classified as:</w:t>
+      <w:r>
+        <w:rPr>
+          <w:strike/>
+        </w:rPr>
+        <w:t>This question is best classified as:</w:t>
       </w:r>
     </w:p>
     <w:p>
@@ -36,8 +49,14 @@
           <w:ilvl w:val="0"/>
           <w:numId w:val="1"/>
         </w:numPr>
-      </w:pPr>
-      <w:r>
+        <w:rPr>
+          <w:strike/>
+        </w:rPr>
+      </w:pPr>
+      <w:r>
+        <w:rPr>
+          <w:strike/>
+        </w:rPr>
         <w:t>Descriptive</w:t>
       </w:r>
     </w:p>
@@ -51,12 +70,14 @@
         <w:rPr>
           <w:b/>
           <w:bCs/>
+          <w:strike/>
         </w:rPr>
       </w:pPr>
       <w:r>
         <w:rPr>
           <w:b/>
           <w:bCs/>
+          <w:strike/>
         </w:rPr>
         <w:t>Diagnostic</w:t>
       </w:r>
@@ -68,8 +89,14 @@
           <w:ilvl w:val="0"/>
           <w:numId w:val="1"/>
         </w:numPr>
-      </w:pPr>
-      <w:r>
+        <w:rPr>
+          <w:strike/>
+        </w:rPr>
+      </w:pPr>
+      <w:r>
+        <w:rPr>
+          <w:strike/>
+        </w:rPr>
         <w:t xml:space="preserve">Predictive  </w:t>
       </w:r>
     </w:p>
@@ -80,13 +107,27 @@
           <w:ilvl w:val="0"/>
           <w:numId w:val="1"/>
         </w:numPr>
-      </w:pPr>
-      <w:r>
+        <w:rPr>
+          <w:strike/>
+        </w:rPr>
+      </w:pPr>
+      <w:r>
+        <w:rPr>
+          <w:strike/>
+        </w:rPr>
         <w:t>Prescriptive</w:t>
       </w:r>
     </w:p>
     <w:p>
-      <w:r>
+      <w:pPr>
+        <w:rPr>
+          <w:strike/>
+        </w:rPr>
+      </w:pPr>
+      <w:r>
+        <w:rPr>
+          <w:strike/>
+        </w:rPr>
         <w:t>Which of the following is an example of a descriptive analytics question?</w:t>
       </w:r>
     </w:p>
@@ -100,8 +141,14 @@
         <w:tabs>
           <w:tab w:val="left" w:pos="3390"/>
         </w:tabs>
-      </w:pPr>
-      <w:r>
+        <w:rPr>
+          <w:strike/>
+        </w:rPr>
+      </w:pPr>
+      <w:r>
+        <w:rPr>
+          <w:strike/>
+        </w:rPr>
         <w:t>What caused Player A’s injury last season?</w:t>
       </w:r>
     </w:p>
@@ -115,8 +162,14 @@
         <w:tabs>
           <w:tab w:val="left" w:pos="3390"/>
         </w:tabs>
-      </w:pPr>
-      <w:r>
+        <w:rPr>
+          <w:strike/>
+        </w:rPr>
+      </w:pPr>
+      <w:r>
+        <w:rPr>
+          <w:strike/>
+        </w:rPr>
         <w:t>What is Player A’s injury risk next week?</w:t>
       </w:r>
     </w:p>
@@ -133,12 +186,14 @@
         <w:rPr>
           <w:b/>
           <w:bCs/>
+          <w:strike/>
         </w:rPr>
       </w:pPr>
       <w:r>
         <w:rPr>
           <w:b/>
           <w:bCs/>
+          <w:strike/>
         </w:rPr>
         <w:t>How many minutes did Player A play last week?</w:t>
       </w:r>
@@ -153,17 +208,16 @@
         <w:tabs>
           <w:tab w:val="left" w:pos="3390"/>
         </w:tabs>
-      </w:pPr>
-      <w:r>
+        <w:rPr>
+          <w:strike/>
+        </w:rPr>
+      </w:pPr>
+      <w:r>
+        <w:rPr>
+          <w:strike/>
+        </w:rPr>
         <w:t>Should Player A’s minutes be reduced this week?</w:t>
       </w:r>
-    </w:p>
-    <w:p>
-      <w:pPr>
-        <w:tabs>
-          <w:tab w:val="left" w:pos="3390"/>
-        </w:tabs>
-      </w:pPr>
     </w:p>
     <w:p>
       <w:pPr>
@@ -251,13 +305,6 @@
           <w:tab w:val="left" w:pos="3390"/>
         </w:tabs>
       </w:pPr>
-    </w:p>
-    <w:p>
-      <w:pPr>
-        <w:tabs>
-          <w:tab w:val="left" w:pos="3390"/>
-        </w:tabs>
-      </w:pPr>
       <w:r>
         <w:t xml:space="preserve">Which of the following is an appropriate risk of exploratory analysis if not handled carefully? </w:t>
       </w:r>
@@ -327,23 +374,8 @@
         </w:tabs>
       </w:pPr>
       <w:r>
-        <w:t xml:space="preserve">Ignoring </w:t>
-      </w:r>
-      <w:proofErr w:type="gramStart"/>
-      <w:r>
-        <w:t>stakeholder</w:t>
-      </w:r>
-      <w:proofErr w:type="gramEnd"/>
-      <w:r>
-        <w:t xml:space="preserve"> needs</w:t>
-      </w:r>
-    </w:p>
-    <w:p>
-      <w:pPr>
-        <w:tabs>
-          <w:tab w:val="left" w:pos="3390"/>
-        </w:tabs>
-      </w:pPr>
+        <w:t>Ignoring stakeholder needs</w:t>
+      </w:r>
     </w:p>
     <w:p>
       <w:pPr>
@@ -421,6 +453,590 @@
           <w:tab w:val="left" w:pos="3390"/>
         </w:tabs>
       </w:pPr>
+      <w:r>
+        <w:t>Data characteristics:</w:t>
+      </w:r>
+    </w:p>
+    <w:p>
+      <w:pPr>
+        <w:spacing w:after="0" w:line="240" w:lineRule="auto"/>
+        <w:rPr>
+          <w:rFonts w:ascii="Times New Roman" w:eastAsia="Times New Roman" w:hAnsi="Times New Roman" w:cs="Times New Roman"/>
+          <w:kern w:val="0"/>
+          <w:lang w:val="en-GB"/>
+          <w14:ligatures w14:val="none"/>
+        </w:rPr>
+      </w:pPr>
+      <w:r>
+        <w:rPr>
+          <w:rFonts w:ascii="Times New Roman" w:eastAsia="Times New Roman" w:hAnsi="Times New Roman" w:cs="Times New Roman"/>
+          <w:kern w:val="0"/>
+          <w:lang w:val="en-GB"/>
+          <w14:ligatures w14:val="none"/>
+        </w:rPr>
+        <w:t xml:space="preserve">Which variable is best classified as </w:t>
+      </w:r>
+      <w:r>
+        <w:rPr>
+          <w:rFonts w:ascii="Times New Roman" w:eastAsia="Times New Roman" w:hAnsi="Times New Roman" w:cs="Times New Roman"/>
+          <w:b/>
+          <w:bCs/>
+          <w:kern w:val="0"/>
+          <w:lang w:val="en-GB"/>
+          <w14:ligatures w14:val="none"/>
+        </w:rPr>
+        <w:t xml:space="preserve">quantitative </w:t>
+      </w:r>
+      <w:r>
+        <w:rPr>
+          <w:rFonts w:ascii="Times New Roman" w:eastAsia="Times New Roman" w:hAnsi="Times New Roman" w:cs="Times New Roman"/>
+          <w:kern w:val="0"/>
+          <w:lang w:val="en-GB"/>
+          <w14:ligatures w14:val="none"/>
+        </w:rPr>
+        <w:t xml:space="preserve">and on a </w:t>
+      </w:r>
+      <w:r>
+        <w:rPr>
+          <w:rFonts w:ascii="Times New Roman" w:eastAsia="Times New Roman" w:hAnsi="Times New Roman" w:cs="Times New Roman"/>
+          <w:b/>
+          <w:bCs/>
+          <w:kern w:val="0"/>
+          <w:lang w:val="en-GB"/>
+          <w14:ligatures w14:val="none"/>
+        </w:rPr>
+        <w:t>ratio scale</w:t>
+      </w:r>
+      <w:r>
+        <w:rPr>
+          <w:rFonts w:ascii="Times New Roman" w:eastAsia="Times New Roman" w:hAnsi="Times New Roman" w:cs="Times New Roman"/>
+          <w:kern w:val="0"/>
+          <w:lang w:val="en-GB"/>
+          <w14:ligatures w14:val="none"/>
+        </w:rPr>
+        <w:t xml:space="preserve">?  </w:t>
+      </w:r>
+    </w:p>
+    <w:p>
+      <w:pPr>
+        <w:pStyle w:val="ListParagraph"/>
+        <w:numPr>
+          <w:ilvl w:val="0"/>
+          <w:numId w:val="6"/>
+        </w:numPr>
+        <w:spacing w:after="0" w:line="240" w:lineRule="auto"/>
+        <w:rPr>
+          <w:rFonts w:ascii="Times New Roman" w:eastAsia="Times New Roman" w:hAnsi="Times New Roman" w:cs="Times New Roman"/>
+          <w:kern w:val="0"/>
+          <w:lang w:val="en-GB"/>
+          <w14:ligatures w14:val="none"/>
+        </w:rPr>
+      </w:pPr>
+      <w:r>
+        <w:rPr>
+          <w:rFonts w:ascii="Times New Roman" w:eastAsia="Times New Roman" w:hAnsi="Times New Roman" w:cs="Times New Roman"/>
+          <w:kern w:val="0"/>
+          <w:lang w:val="en-GB"/>
+          <w14:ligatures w14:val="none"/>
+        </w:rPr>
+        <w:t>Player position</w:t>
+      </w:r>
+    </w:p>
+    <w:p>
+      <w:pPr>
+        <w:pStyle w:val="ListParagraph"/>
+        <w:numPr>
+          <w:ilvl w:val="0"/>
+          <w:numId w:val="6"/>
+        </w:numPr>
+        <w:spacing w:after="0" w:line="240" w:lineRule="auto"/>
+        <w:rPr>
+          <w:rFonts w:ascii="Times New Roman" w:eastAsia="Times New Roman" w:hAnsi="Times New Roman" w:cs="Times New Roman"/>
+          <w:kern w:val="0"/>
+          <w:lang w:val="en-GB"/>
+          <w14:ligatures w14:val="none"/>
+        </w:rPr>
+      </w:pPr>
+      <w:r>
+        <w:rPr>
+          <w:rFonts w:ascii="Times New Roman" w:eastAsia="Times New Roman" w:hAnsi="Times New Roman" w:cs="Times New Roman"/>
+          <w:kern w:val="0"/>
+          <w:lang w:val="en-GB"/>
+          <w14:ligatures w14:val="none"/>
+        </w:rPr>
+        <w:t>Game date</w:t>
+      </w:r>
+    </w:p>
+    <w:p>
+      <w:pPr>
+        <w:pStyle w:val="ListParagraph"/>
+        <w:numPr>
+          <w:ilvl w:val="0"/>
+          <w:numId w:val="6"/>
+        </w:numPr>
+        <w:spacing w:after="0" w:line="240" w:lineRule="auto"/>
+        <w:rPr>
+          <w:rFonts w:ascii="Times New Roman" w:eastAsia="Times New Roman" w:hAnsi="Times New Roman" w:cs="Times New Roman"/>
+          <w:kern w:val="0"/>
+          <w:lang w:val="en-GB"/>
+          <w14:ligatures w14:val="none"/>
+        </w:rPr>
+      </w:pPr>
+      <w:r>
+        <w:rPr>
+          <w:rFonts w:ascii="Times New Roman" w:eastAsia="Times New Roman" w:hAnsi="Times New Roman" w:cs="Times New Roman"/>
+          <w:kern w:val="0"/>
+          <w:lang w:val="en-GB"/>
+          <w14:ligatures w14:val="none"/>
+        </w:rPr>
+        <w:lastRenderedPageBreak/>
+        <w:t>Concentric impulse</w:t>
+      </w:r>
+    </w:p>
+    <w:p>
+      <w:pPr>
+        <w:pStyle w:val="ListParagraph"/>
+        <w:numPr>
+          <w:ilvl w:val="0"/>
+          <w:numId w:val="6"/>
+        </w:numPr>
+        <w:spacing w:after="0" w:line="240" w:lineRule="auto"/>
+        <w:rPr>
+          <w:rFonts w:ascii="Times New Roman" w:eastAsia="Times New Roman" w:hAnsi="Times New Roman" w:cs="Times New Roman"/>
+          <w:kern w:val="0"/>
+          <w:lang w:val="en-GB"/>
+          <w14:ligatures w14:val="none"/>
+        </w:rPr>
+      </w:pPr>
+      <w:r>
+        <w:rPr>
+          <w:rFonts w:ascii="Times New Roman" w:eastAsia="Times New Roman" w:hAnsi="Times New Roman" w:cs="Times New Roman"/>
+          <w:kern w:val="0"/>
+          <w:lang w:val="en-GB"/>
+          <w14:ligatures w14:val="none"/>
+        </w:rPr>
+        <w:t>Injury status</w:t>
+      </w:r>
+    </w:p>
+    <w:p>
+      <w:pPr>
+        <w:tabs>
+          <w:tab w:val="left" w:pos="3390"/>
+        </w:tabs>
+      </w:pPr>
+      <w:r>
+        <w:t>Why is ordinal data different from nominal data?</w:t>
+      </w:r>
+    </w:p>
+    <w:p>
+      <w:pPr>
+        <w:pStyle w:val="ListParagraph"/>
+        <w:numPr>
+          <w:ilvl w:val="0"/>
+          <w:numId w:val="7"/>
+        </w:numPr>
+        <w:tabs>
+          <w:tab w:val="left" w:pos="3390"/>
+        </w:tabs>
+      </w:pPr>
+      <w:r>
+        <w:t>Ordinal data have a true zero</w:t>
+      </w:r>
+    </w:p>
+    <w:p>
+      <w:pPr>
+        <w:pStyle w:val="ListParagraph"/>
+        <w:numPr>
+          <w:ilvl w:val="0"/>
+          <w:numId w:val="7"/>
+        </w:numPr>
+        <w:tabs>
+          <w:tab w:val="left" w:pos="3390"/>
+        </w:tabs>
+      </w:pPr>
+      <w:r>
+        <w:t>Ordinal data represent proportions</w:t>
+      </w:r>
+    </w:p>
+    <w:p>
+      <w:pPr>
+        <w:pStyle w:val="ListParagraph"/>
+        <w:numPr>
+          <w:ilvl w:val="0"/>
+          <w:numId w:val="7"/>
+        </w:numPr>
+        <w:tabs>
+          <w:tab w:val="left" w:pos="3390"/>
+        </w:tabs>
+      </w:pPr>
+      <w:r>
+        <w:t>Ordinal data have a meaningful order</w:t>
+      </w:r>
+    </w:p>
+    <w:p>
+      <w:pPr>
+        <w:pStyle w:val="ListParagraph"/>
+        <w:numPr>
+          <w:ilvl w:val="0"/>
+          <w:numId w:val="7"/>
+        </w:numPr>
+        <w:tabs>
+          <w:tab w:val="left" w:pos="3390"/>
+        </w:tabs>
+      </w:pPr>
+      <w:r>
+        <w:t>Ordinal data are always numeric</w:t>
+      </w:r>
+    </w:p>
+    <w:p>
+      <w:pPr>
+        <w:tabs>
+          <w:tab w:val="left" w:pos="3390"/>
+        </w:tabs>
+      </w:pPr>
+      <w:r>
+        <w:t>Which example best represents longitudinal data?</w:t>
+      </w:r>
+    </w:p>
+    <w:p>
+      <w:pPr>
+        <w:pStyle w:val="ListParagraph"/>
+        <w:numPr>
+          <w:ilvl w:val="0"/>
+          <w:numId w:val="8"/>
+        </w:numPr>
+        <w:tabs>
+          <w:tab w:val="left" w:pos="3390"/>
+        </w:tabs>
+      </w:pPr>
+      <w:r>
+        <w:t>Combine results from one day</w:t>
+      </w:r>
+    </w:p>
+    <w:p>
+      <w:pPr>
+        <w:pStyle w:val="ListParagraph"/>
+        <w:numPr>
+          <w:ilvl w:val="0"/>
+          <w:numId w:val="8"/>
+        </w:numPr>
+        <w:tabs>
+          <w:tab w:val="left" w:pos="3390"/>
+        </w:tabs>
+      </w:pPr>
+      <w:r>
+        <w:t>A single game box score</w:t>
+      </w:r>
+    </w:p>
+    <w:p>
+      <w:pPr>
+        <w:pStyle w:val="ListParagraph"/>
+        <w:numPr>
+          <w:ilvl w:val="0"/>
+          <w:numId w:val="8"/>
+        </w:numPr>
+        <w:tabs>
+          <w:tab w:val="left" w:pos="3390"/>
+        </w:tabs>
+      </w:pPr>
+      <w:r>
+        <w:t>Daily CMJ measurements across a season</w:t>
+      </w:r>
+    </w:p>
+    <w:p>
+      <w:pPr>
+        <w:pStyle w:val="ListParagraph"/>
+        <w:numPr>
+          <w:ilvl w:val="0"/>
+          <w:numId w:val="8"/>
+        </w:numPr>
+        <w:tabs>
+          <w:tab w:val="left" w:pos="3390"/>
+        </w:tabs>
+      </w:pPr>
+      <w:r>
+        <w:t>Team averages from last season</w:t>
+      </w:r>
+    </w:p>
+    <w:p>
+      <w:pPr>
+        <w:tabs>
+          <w:tab w:val="left" w:pos="3390"/>
+        </w:tabs>
+      </w:pPr>
+      <w:r>
+        <w:t>Which analysis would be invalid given cross-sectional data?</w:t>
+      </w:r>
+    </w:p>
+    <w:p>
+      <w:pPr>
+        <w:pStyle w:val="ListParagraph"/>
+        <w:numPr>
+          <w:ilvl w:val="0"/>
+          <w:numId w:val="9"/>
+        </w:numPr>
+        <w:tabs>
+          <w:tab w:val="left" w:pos="3390"/>
+        </w:tabs>
+      </w:pPr>
+      <w:r>
+        <w:t>Group comparisons</w:t>
+      </w:r>
+    </w:p>
+    <w:p>
+      <w:pPr>
+        <w:pStyle w:val="ListParagraph"/>
+        <w:numPr>
+          <w:ilvl w:val="0"/>
+          <w:numId w:val="9"/>
+        </w:numPr>
+        <w:tabs>
+          <w:tab w:val="left" w:pos="3390"/>
+        </w:tabs>
+      </w:pPr>
+      <w:r>
+        <w:t>Ranking athletes</w:t>
+      </w:r>
+    </w:p>
+    <w:p>
+      <w:pPr>
+        <w:pStyle w:val="ListParagraph"/>
+        <w:numPr>
+          <w:ilvl w:val="0"/>
+          <w:numId w:val="9"/>
+        </w:numPr>
+        <w:tabs>
+          <w:tab w:val="left" w:pos="3390"/>
+        </w:tabs>
+      </w:pPr>
+      <w:r>
+        <w:t>Trend analysis over time</w:t>
+      </w:r>
+    </w:p>
+    <w:p>
+      <w:pPr>
+        <w:pStyle w:val="ListParagraph"/>
+        <w:numPr>
+          <w:ilvl w:val="0"/>
+          <w:numId w:val="9"/>
+        </w:numPr>
+        <w:tabs>
+          <w:tab w:val="left" w:pos="3390"/>
+        </w:tabs>
+      </w:pPr>
+      <w:r>
+        <w:t>Proportion comparisons</w:t>
+      </w:r>
+    </w:p>
+    <w:p>
+      <w:pPr>
+        <w:tabs>
+          <w:tab w:val="left" w:pos="3390"/>
+        </w:tabs>
+      </w:pPr>
+      <w:r>
+        <w:t>Which data collection method is most context-rich but subjective?</w:t>
+      </w:r>
+    </w:p>
+    <w:p>
+      <w:pPr>
+        <w:pStyle w:val="ListParagraph"/>
+        <w:numPr>
+          <w:ilvl w:val="0"/>
+          <w:numId w:val="10"/>
+        </w:numPr>
+        <w:tabs>
+          <w:tab w:val="left" w:pos="3390"/>
+        </w:tabs>
+      </w:pPr>
+      <w:r>
+        <w:t>Wearable technology</w:t>
+      </w:r>
+    </w:p>
+    <w:p>
+      <w:pPr>
+        <w:pStyle w:val="ListParagraph"/>
+        <w:numPr>
+          <w:ilvl w:val="0"/>
+          <w:numId w:val="10"/>
+        </w:numPr>
+        <w:tabs>
+          <w:tab w:val="left" w:pos="3390"/>
+        </w:tabs>
+      </w:pPr>
+      <w:r>
+        <w:t>Optical tracking systems</w:t>
+      </w:r>
+    </w:p>
+    <w:p>
+      <w:pPr>
+        <w:pStyle w:val="ListParagraph"/>
+        <w:numPr>
+          <w:ilvl w:val="0"/>
+          <w:numId w:val="10"/>
+        </w:numPr>
+        <w:tabs>
+          <w:tab w:val="left" w:pos="3390"/>
+        </w:tabs>
+      </w:pPr>
+      <w:r>
+        <w:t>Observational scouting</w:t>
+      </w:r>
+    </w:p>
+    <w:p>
+      <w:pPr>
+        <w:pStyle w:val="ListParagraph"/>
+        <w:numPr>
+          <w:ilvl w:val="0"/>
+          <w:numId w:val="10"/>
+        </w:numPr>
+        <w:tabs>
+          <w:tab w:val="left" w:pos="3390"/>
+        </w:tabs>
+      </w:pPr>
+      <w:r>
+        <w:t>Force plates</w:t>
+      </w:r>
+    </w:p>
+    <w:p>
+      <w:pPr>
+        <w:tabs>
+          <w:tab w:val="left" w:pos="3390"/>
+        </w:tabs>
+      </w:pPr>
+      <w:r>
+        <w:t>What is a primary advantage of league-provided data?</w:t>
+      </w:r>
+    </w:p>
+    <w:p>
+      <w:pPr>
+        <w:pStyle w:val="ListParagraph"/>
+        <w:numPr>
+          <w:ilvl w:val="0"/>
+          <w:numId w:val="11"/>
+        </w:numPr>
+        <w:tabs>
+          <w:tab w:val="left" w:pos="3390"/>
+        </w:tabs>
+      </w:pPr>
+      <w:r>
+        <w:t>Customization to team needs</w:t>
+      </w:r>
+    </w:p>
+    <w:p>
+      <w:pPr>
+        <w:pStyle w:val="ListParagraph"/>
+        <w:numPr>
+          <w:ilvl w:val="0"/>
+          <w:numId w:val="11"/>
+        </w:numPr>
+        <w:tabs>
+          <w:tab w:val="left" w:pos="3390"/>
+        </w:tabs>
+      </w:pPr>
+      <w:r>
+        <w:t>Competitive secrecy</w:t>
+      </w:r>
+    </w:p>
+    <w:p>
+      <w:pPr>
+        <w:pStyle w:val="ListParagraph"/>
+        <w:numPr>
+          <w:ilvl w:val="0"/>
+          <w:numId w:val="11"/>
+        </w:numPr>
+        <w:tabs>
+          <w:tab w:val="left" w:pos="3390"/>
+        </w:tabs>
+      </w:pPr>
+      <w:r>
+        <w:t>Standardization across teams</w:t>
+      </w:r>
+    </w:p>
+    <w:p>
+      <w:pPr>
+        <w:pStyle w:val="ListParagraph"/>
+        <w:numPr>
+          <w:ilvl w:val="0"/>
+          <w:numId w:val="11"/>
+        </w:numPr>
+        <w:tabs>
+          <w:tab w:val="left" w:pos="3390"/>
+        </w:tabs>
+      </w:pPr>
+      <w:r>
+        <w:t>Faster innovation</w:t>
+      </w:r>
+    </w:p>
+    <w:p>
+      <w:pPr>
+        <w:tabs>
+          <w:tab w:val="left" w:pos="3390"/>
+        </w:tabs>
+      </w:pPr>
+      <w:r>
+        <w:t>Which example best illustrates a reliability issue?</w:t>
+      </w:r>
+    </w:p>
+    <w:p>
+      <w:pPr>
+        <w:pStyle w:val="ListParagraph"/>
+        <w:numPr>
+          <w:ilvl w:val="0"/>
+          <w:numId w:val="12"/>
+        </w:numPr>
+        <w:tabs>
+          <w:tab w:val="left" w:pos="3390"/>
+        </w:tabs>
+      </w:pPr>
+      <w:r>
+        <w:t>Using batting average instead of OBP to measure a player's contribution</w:t>
+      </w:r>
+    </w:p>
+    <w:p>
+      <w:pPr>
+        <w:pStyle w:val="ListParagraph"/>
+        <w:numPr>
+          <w:ilvl w:val="0"/>
+          <w:numId w:val="12"/>
+        </w:numPr>
+        <w:tabs>
+          <w:tab w:val="left" w:pos="3390"/>
+        </w:tabs>
+      </w:pPr>
+      <w:r>
+        <w:t>Choosing the wrong KPI for your analysis</w:t>
+      </w:r>
+    </w:p>
+    <w:p>
+      <w:pPr>
+        <w:pStyle w:val="ListParagraph"/>
+        <w:numPr>
+          <w:ilvl w:val="0"/>
+          <w:numId w:val="12"/>
+        </w:numPr>
+        <w:tabs>
+          <w:tab w:val="left" w:pos="3390"/>
+        </w:tabs>
+      </w:pPr>
+      <w:r>
+        <w:t>Using nominal data in an OLS model</w:t>
+      </w:r>
+    </w:p>
+    <w:p>
+      <w:pPr>
+        <w:pStyle w:val="ListParagraph"/>
+        <w:numPr>
+          <w:ilvl w:val="0"/>
+          <w:numId w:val="12"/>
+        </w:numPr>
+        <w:tabs>
+          <w:tab w:val="left" w:pos="3390"/>
+        </w:tabs>
+      </w:pPr>
+      <w:r>
+        <w:t>Team collected distance data does not match with league provided distance data</w:t>
+      </w:r>
     </w:p>
     <w:sectPr>
       <w:pgSz w:w="12240" w:h="15840"/>
@@ -433,7 +1049,7 @@
 </file>
 
 <file path=word/numbering.xml><?xml version="1.0" encoding="utf-8"?>
-<w:numbering xmlns:wpc="http://schemas.microsoft.com/office/word/2010/wordprocessingCanvas" xmlns:cx="http://schemas.microsoft.com/office/drawing/2014/chartex" xmlns:cx1="http://schemas.microsoft.com/office/drawing/2015/9/8/chartex" xmlns:cx2="http://schemas.microsoft.com/office/drawing/2015/10/21/chartex" xmlns:cx3="http://schemas.microsoft.com/office/drawing/2016/5/9/chartex" xmlns:cx4="http://schemas.microsoft.com/office/drawing/2016/5/10/chartex" xmlns:cx5="http://schemas.microsoft.com/office/drawing/2016/5/11/chartex" xmlns:cx6="http://schemas.microsoft.com/office/drawing/2016/5/12/chartex" xmlns:cx7="http://schemas.microsoft.com/office/drawing/2016/5/13/chartex" xmlns:cx8="http://schemas.microsoft.com/office/drawing/2016/5/14/chartex" xmlns:mc="http://schemas.openxmlformats.org/markup-compatibility/2006" xmlns:aink="http://schemas.microsoft.com/office/drawing/2016/ink" xmlns:am3d="http://schemas.microsoft.com/office/drawing/2017/model3d" xmlns:o="urn:schemas-microsoft-com:office:office" xmlns:oel="http://schemas.microsoft.com/office/2019/extlst" xmlns:r="http://schemas.openxmlformats.org/officeDocument/2006/relationships" xmlns:m="http://schemas.openxmlformats.org/officeDocument/2006/math" xmlns:v="urn:schemas-microsoft-com:vml" xmlns:wp14="http://schemas.microsoft.com/office/word/2010/wordprocessingDrawing" xmlns:wp="http://schemas.openxmlformats.org/drawingml/2006/wordprocessingDrawing" xmlns:w10="urn:schemas-microsoft-com:office:word" xmlns:w="http://schemas.openxmlformats.org/wordprocessingml/2006/main" xmlns:w14="http://schemas.microsoft.com/office/word/2010/wordml" xmlns:w15="http://schemas.microsoft.com/office/word/2012/wordml" xmlns:w16cei="http://schemas.microsoft.com/office/word/2026/wordml/cei" xmlns:w16cex="http://schemas.microsoft.com/office/word/2018/wordml/cex" xmlns:w16cid="http://schemas.microsoft.com/office/word/2016/wordml/cid" xmlns:w16="http://schemas.microsoft.com/office/word/2018/wordml" xmlns:w16du="http://schemas.microsoft.com/office/word/2023/wordml/word16du" xmlns:w16sdtdh="http://schemas.microsoft.com/office/word/2020/wordml/sdtdatahash" xmlns:w16sdtfl="http://schemas.microsoft.com/office/word/2024/wordml/sdtformatlock" xmlns:w16se="http://schemas.microsoft.com/office/word/2015/wordml/symex" xmlns:wpg="http://schemas.microsoft.com/office/word/2010/wordprocessingGroup" xmlns:wpi="http://schemas.microsoft.com/office/word/2010/wordprocessingInk" xmlns:wne="http://schemas.microsoft.com/office/word/2006/wordml" xmlns:wps="http://schemas.microsoft.com/office/word/2010/wordprocessingShape" mc:Ignorable="w14 w15 w16se w16cid w16 w16cex w16sdtdh w16sdtfl w16du wp14">
+<w:numbering xmlns:wpc="http://schemas.microsoft.com/office/word/2010/wordprocessingCanvas" xmlns:cx="http://schemas.microsoft.com/office/drawing/2014/chartex" xmlns:cx1="http://schemas.microsoft.com/office/drawing/2015/9/8/chartex" xmlns:cx2="http://schemas.microsoft.com/office/drawing/2015/10/21/chartex" xmlns:cx3="http://schemas.microsoft.com/office/drawing/2016/5/9/chartex" xmlns:cx4="http://schemas.microsoft.com/office/drawing/2016/5/10/chartex" xmlns:cx5="http://schemas.microsoft.com/office/drawing/2016/5/11/chartex" xmlns:cx6="http://schemas.microsoft.com/office/drawing/2016/5/12/chartex" xmlns:cx7="http://schemas.microsoft.com/office/drawing/2016/5/13/chartex" xmlns:cx8="http://schemas.microsoft.com/office/drawing/2016/5/14/chartex" xmlns:mc="http://schemas.openxmlformats.org/markup-compatibility/2006" xmlns:m="http://schemas.openxmlformats.org/officeDocument/2006/math" xmlns:aink="http://schemas.microsoft.com/office/drawing/2016/ink" xmlns:am3d="http://schemas.microsoft.com/office/drawing/2017/model3d" xmlns:oel="http://schemas.microsoft.com/office/2019/extlst" xmlns:r="http://schemas.openxmlformats.org/officeDocument/2006/relationships" xmlns:wp14="http://schemas.microsoft.com/office/word/2010/wordprocessingDrawing" xmlns:wp="http://schemas.openxmlformats.org/drawingml/2006/wordprocessingDrawing" xmlns:wpg="http://schemas.microsoft.com/office/word/2010/wordprocessingGroup" xmlns:wpi="http://schemas.microsoft.com/office/word/2010/wordprocessingInk" xmlns:wps="http://schemas.microsoft.com/office/word/2010/wordprocessingShape" xmlns:o="urn:schemas-microsoft-com:office:office" xmlns:v="urn:schemas-microsoft-com:vml" xmlns:w10="urn:schemas-microsoft-com:office:word" xmlns:w="http://schemas.openxmlformats.org/wordprocessingml/2006/main" xmlns:w14="http://schemas.microsoft.com/office/word/2010/wordml" xmlns:w15="http://schemas.microsoft.com/office/word/2012/wordml" xmlns:w16cei="http://schemas.microsoft.com/office/word/2026/wordml/cei" xmlns:w16cex="http://schemas.microsoft.com/office/word/2018/wordml/cex" xmlns:w16cid="http://schemas.microsoft.com/office/word/2016/wordml/cid" xmlns:w16="http://schemas.microsoft.com/office/word/2018/wordml" xmlns:w16sdtdh="http://schemas.microsoft.com/office/word/2020/wordml/sdtdatahash" xmlns:w16sdtfl="http://schemas.microsoft.com/office/word/2024/wordml/sdtformatlock" xmlns:w16se="http://schemas.microsoft.com/office/word/2015/wordml/symex" xmlns:w16du="http://schemas.microsoft.com/office/word/2023/wordml/word16du" xmlns:wne="http://schemas.microsoft.com/office/word/2006/wordml" mc:Ignorable="w14 w15 w16se w16cid w16 w16cex w16sdtdh w16sdtfl w16du wp14">
   <w:abstractNum w:abstractNumId="0" w15:restartNumberingAfterBreak="0">
     <w:nsid w:val="0C584890"/>
     <w:multiLevelType w:val="hybridMultilevel"/>
@@ -548,6 +1164,232 @@
     </w:lvl>
   </w:abstractNum>
   <w:abstractNum w:abstractNumId="1" w15:restartNumberingAfterBreak="0">
+    <w:nsid w:val="106819C0"/>
+    <w:multiLevelType w:val="hybridMultilevel"/>
+    <w:tmpl w:val="3C48264E"/>
+    <w:lvl w:ilvl="0" w:tplc="08090001">
+      <w:start w:val="1"/>
+      <w:numFmt w:val="bullet"/>
+      <w:lvlText w:val=""/>
+      <w:lvlJc w:val="left"/>
+      <w:pPr>
+        <w:ind w:left="720" w:hanging="360"/>
+      </w:pPr>
+      <w:rPr>
+        <w:rFonts w:ascii="Symbol" w:hAnsi="Symbol" w:hint="default"/>
+      </w:rPr>
+    </w:lvl>
+    <w:lvl w:ilvl="1" w:tplc="08090003" w:tentative="1">
+      <w:start w:val="1"/>
+      <w:numFmt w:val="bullet"/>
+      <w:lvlText w:val="o"/>
+      <w:lvlJc w:val="left"/>
+      <w:pPr>
+        <w:ind w:left="1440" w:hanging="360"/>
+      </w:pPr>
+      <w:rPr>
+        <w:rFonts w:ascii="Courier New" w:hAnsi="Courier New" w:cs="Courier New" w:hint="default"/>
+      </w:rPr>
+    </w:lvl>
+    <w:lvl w:ilvl="2" w:tplc="08090005" w:tentative="1">
+      <w:start w:val="1"/>
+      <w:numFmt w:val="bullet"/>
+      <w:lvlText w:val=""/>
+      <w:lvlJc w:val="left"/>
+      <w:pPr>
+        <w:ind w:left="2160" w:hanging="360"/>
+      </w:pPr>
+      <w:rPr>
+        <w:rFonts w:ascii="Wingdings" w:hAnsi="Wingdings" w:hint="default"/>
+      </w:rPr>
+    </w:lvl>
+    <w:lvl w:ilvl="3" w:tplc="08090001" w:tentative="1">
+      <w:start w:val="1"/>
+      <w:numFmt w:val="bullet"/>
+      <w:lvlText w:val=""/>
+      <w:lvlJc w:val="left"/>
+      <w:pPr>
+        <w:ind w:left="2880" w:hanging="360"/>
+      </w:pPr>
+      <w:rPr>
+        <w:rFonts w:ascii="Symbol" w:hAnsi="Symbol" w:hint="default"/>
+      </w:rPr>
+    </w:lvl>
+    <w:lvl w:ilvl="4" w:tplc="08090003" w:tentative="1">
+      <w:start w:val="1"/>
+      <w:numFmt w:val="bullet"/>
+      <w:lvlText w:val="o"/>
+      <w:lvlJc w:val="left"/>
+      <w:pPr>
+        <w:ind w:left="3600" w:hanging="360"/>
+      </w:pPr>
+      <w:rPr>
+        <w:rFonts w:ascii="Courier New" w:hAnsi="Courier New" w:cs="Courier New" w:hint="default"/>
+      </w:rPr>
+    </w:lvl>
+    <w:lvl w:ilvl="5" w:tplc="08090005" w:tentative="1">
+      <w:start w:val="1"/>
+      <w:numFmt w:val="bullet"/>
+      <w:lvlText w:val=""/>
+      <w:lvlJc w:val="left"/>
+      <w:pPr>
+        <w:ind w:left="4320" w:hanging="360"/>
+      </w:pPr>
+      <w:rPr>
+        <w:rFonts w:ascii="Wingdings" w:hAnsi="Wingdings" w:hint="default"/>
+      </w:rPr>
+    </w:lvl>
+    <w:lvl w:ilvl="6" w:tplc="08090001" w:tentative="1">
+      <w:start w:val="1"/>
+      <w:numFmt w:val="bullet"/>
+      <w:lvlText w:val=""/>
+      <w:lvlJc w:val="left"/>
+      <w:pPr>
+        <w:ind w:left="5040" w:hanging="360"/>
+      </w:pPr>
+      <w:rPr>
+        <w:rFonts w:ascii="Symbol" w:hAnsi="Symbol" w:hint="default"/>
+      </w:rPr>
+    </w:lvl>
+    <w:lvl w:ilvl="7" w:tplc="08090003" w:tentative="1">
+      <w:start w:val="1"/>
+      <w:numFmt w:val="bullet"/>
+      <w:lvlText w:val="o"/>
+      <w:lvlJc w:val="left"/>
+      <w:pPr>
+        <w:ind w:left="5760" w:hanging="360"/>
+      </w:pPr>
+      <w:rPr>
+        <w:rFonts w:ascii="Courier New" w:hAnsi="Courier New" w:cs="Courier New" w:hint="default"/>
+      </w:rPr>
+    </w:lvl>
+    <w:lvl w:ilvl="8" w:tplc="08090005" w:tentative="1">
+      <w:start w:val="1"/>
+      <w:numFmt w:val="bullet"/>
+      <w:lvlText w:val=""/>
+      <w:lvlJc w:val="left"/>
+      <w:pPr>
+        <w:ind w:left="6480" w:hanging="360"/>
+      </w:pPr>
+      <w:rPr>
+        <w:rFonts w:ascii="Wingdings" w:hAnsi="Wingdings" w:hint="default"/>
+      </w:rPr>
+    </w:lvl>
+  </w:abstractNum>
+  <w:abstractNum w:abstractNumId="2" w15:restartNumberingAfterBreak="0">
+    <w:nsid w:val="31C175E9"/>
+    <w:multiLevelType w:val="hybridMultilevel"/>
+    <w:tmpl w:val="66EC096C"/>
+    <w:lvl w:ilvl="0" w:tplc="08090001">
+      <w:start w:val="1"/>
+      <w:numFmt w:val="bullet"/>
+      <w:lvlText w:val=""/>
+      <w:lvlJc w:val="left"/>
+      <w:pPr>
+        <w:ind w:left="720" w:hanging="360"/>
+      </w:pPr>
+      <w:rPr>
+        <w:rFonts w:ascii="Symbol" w:hAnsi="Symbol" w:hint="default"/>
+      </w:rPr>
+    </w:lvl>
+    <w:lvl w:ilvl="1" w:tplc="08090003" w:tentative="1">
+      <w:start w:val="1"/>
+      <w:numFmt w:val="bullet"/>
+      <w:lvlText w:val="o"/>
+      <w:lvlJc w:val="left"/>
+      <w:pPr>
+        <w:ind w:left="1440" w:hanging="360"/>
+      </w:pPr>
+      <w:rPr>
+        <w:rFonts w:ascii="Courier New" w:hAnsi="Courier New" w:cs="Courier New" w:hint="default"/>
+      </w:rPr>
+    </w:lvl>
+    <w:lvl w:ilvl="2" w:tplc="08090005" w:tentative="1">
+      <w:start w:val="1"/>
+      <w:numFmt w:val="bullet"/>
+      <w:lvlText w:val=""/>
+      <w:lvlJc w:val="left"/>
+      <w:pPr>
+        <w:ind w:left="2160" w:hanging="360"/>
+      </w:pPr>
+      <w:rPr>
+        <w:rFonts w:ascii="Wingdings" w:hAnsi="Wingdings" w:hint="default"/>
+      </w:rPr>
+    </w:lvl>
+    <w:lvl w:ilvl="3" w:tplc="08090001" w:tentative="1">
+      <w:start w:val="1"/>
+      <w:numFmt w:val="bullet"/>
+      <w:lvlText w:val=""/>
+      <w:lvlJc w:val="left"/>
+      <w:pPr>
+        <w:ind w:left="2880" w:hanging="360"/>
+      </w:pPr>
+      <w:rPr>
+        <w:rFonts w:ascii="Symbol" w:hAnsi="Symbol" w:hint="default"/>
+      </w:rPr>
+    </w:lvl>
+    <w:lvl w:ilvl="4" w:tplc="08090003" w:tentative="1">
+      <w:start w:val="1"/>
+      <w:numFmt w:val="bullet"/>
+      <w:lvlText w:val="o"/>
+      <w:lvlJc w:val="left"/>
+      <w:pPr>
+        <w:ind w:left="3600" w:hanging="360"/>
+      </w:pPr>
+      <w:rPr>
+        <w:rFonts w:ascii="Courier New" w:hAnsi="Courier New" w:cs="Courier New" w:hint="default"/>
+      </w:rPr>
+    </w:lvl>
+    <w:lvl w:ilvl="5" w:tplc="08090005" w:tentative="1">
+      <w:start w:val="1"/>
+      <w:numFmt w:val="bullet"/>
+      <w:lvlText w:val=""/>
+      <w:lvlJc w:val="left"/>
+      <w:pPr>
+        <w:ind w:left="4320" w:hanging="360"/>
+      </w:pPr>
+      <w:rPr>
+        <w:rFonts w:ascii="Wingdings" w:hAnsi="Wingdings" w:hint="default"/>
+      </w:rPr>
+    </w:lvl>
+    <w:lvl w:ilvl="6" w:tplc="08090001" w:tentative="1">
+      <w:start w:val="1"/>
+      <w:numFmt w:val="bullet"/>
+      <w:lvlText w:val=""/>
+      <w:lvlJc w:val="left"/>
+      <w:pPr>
+        <w:ind w:left="5040" w:hanging="360"/>
+      </w:pPr>
+      <w:rPr>
+        <w:rFonts w:ascii="Symbol" w:hAnsi="Symbol" w:hint="default"/>
+      </w:rPr>
+    </w:lvl>
+    <w:lvl w:ilvl="7" w:tplc="08090003" w:tentative="1">
+      <w:start w:val="1"/>
+      <w:numFmt w:val="bullet"/>
+      <w:lvlText w:val="o"/>
+      <w:lvlJc w:val="left"/>
+      <w:pPr>
+        <w:ind w:left="5760" w:hanging="360"/>
+      </w:pPr>
+      <w:rPr>
+        <w:rFonts w:ascii="Courier New" w:hAnsi="Courier New" w:cs="Courier New" w:hint="default"/>
+      </w:rPr>
+    </w:lvl>
+    <w:lvl w:ilvl="8" w:tplc="08090005" w:tentative="1">
+      <w:start w:val="1"/>
+      <w:numFmt w:val="bullet"/>
+      <w:lvlText w:val=""/>
+      <w:lvlJc w:val="left"/>
+      <w:pPr>
+        <w:ind w:left="6480" w:hanging="360"/>
+      </w:pPr>
+      <w:rPr>
+        <w:rFonts w:ascii="Wingdings" w:hAnsi="Wingdings" w:hint="default"/>
+      </w:rPr>
+    </w:lvl>
+  </w:abstractNum>
+  <w:abstractNum w:abstractNumId="3" w15:restartNumberingAfterBreak="0">
     <w:nsid w:val="376729C7"/>
     <w:multiLevelType w:val="hybridMultilevel"/>
     <w:tmpl w:val="C77EE58C"/>
@@ -660,7 +1502,7 @@
       </w:rPr>
     </w:lvl>
   </w:abstractNum>
-  <w:abstractNum w:abstractNumId="2" w15:restartNumberingAfterBreak="0">
+  <w:abstractNum w:abstractNumId="4" w15:restartNumberingAfterBreak="0">
     <w:nsid w:val="3F1D0E21"/>
     <w:multiLevelType w:val="hybridMultilevel"/>
     <w:tmpl w:val="67E08308"/>
@@ -773,7 +1615,572 @@
       </w:rPr>
     </w:lvl>
   </w:abstractNum>
-  <w:abstractNum w:abstractNumId="3" w15:restartNumberingAfterBreak="0">
+  <w:abstractNum w:abstractNumId="5" w15:restartNumberingAfterBreak="0">
+    <w:nsid w:val="43D634BF"/>
+    <w:multiLevelType w:val="hybridMultilevel"/>
+    <w:tmpl w:val="9E72FDD0"/>
+    <w:lvl w:ilvl="0" w:tplc="08090001">
+      <w:start w:val="1"/>
+      <w:numFmt w:val="bullet"/>
+      <w:lvlText w:val=""/>
+      <w:lvlJc w:val="left"/>
+      <w:pPr>
+        <w:ind w:left="720" w:hanging="360"/>
+      </w:pPr>
+      <w:rPr>
+        <w:rFonts w:ascii="Symbol" w:hAnsi="Symbol" w:hint="default"/>
+      </w:rPr>
+    </w:lvl>
+    <w:lvl w:ilvl="1" w:tplc="08090003" w:tentative="1">
+      <w:start w:val="1"/>
+      <w:numFmt w:val="bullet"/>
+      <w:lvlText w:val="o"/>
+      <w:lvlJc w:val="left"/>
+      <w:pPr>
+        <w:ind w:left="1440" w:hanging="360"/>
+      </w:pPr>
+      <w:rPr>
+        <w:rFonts w:ascii="Courier New" w:hAnsi="Courier New" w:cs="Courier New" w:hint="default"/>
+      </w:rPr>
+    </w:lvl>
+    <w:lvl w:ilvl="2" w:tplc="08090005" w:tentative="1">
+      <w:start w:val="1"/>
+      <w:numFmt w:val="bullet"/>
+      <w:lvlText w:val=""/>
+      <w:lvlJc w:val="left"/>
+      <w:pPr>
+        <w:ind w:left="2160" w:hanging="360"/>
+      </w:pPr>
+      <w:rPr>
+        <w:rFonts w:ascii="Wingdings" w:hAnsi="Wingdings" w:hint="default"/>
+      </w:rPr>
+    </w:lvl>
+    <w:lvl w:ilvl="3" w:tplc="08090001" w:tentative="1">
+      <w:start w:val="1"/>
+      <w:numFmt w:val="bullet"/>
+      <w:lvlText w:val=""/>
+      <w:lvlJc w:val="left"/>
+      <w:pPr>
+        <w:ind w:left="2880" w:hanging="360"/>
+      </w:pPr>
+      <w:rPr>
+        <w:rFonts w:ascii="Symbol" w:hAnsi="Symbol" w:hint="default"/>
+      </w:rPr>
+    </w:lvl>
+    <w:lvl w:ilvl="4" w:tplc="08090003" w:tentative="1">
+      <w:start w:val="1"/>
+      <w:numFmt w:val="bullet"/>
+      <w:lvlText w:val="o"/>
+      <w:lvlJc w:val="left"/>
+      <w:pPr>
+        <w:ind w:left="3600" w:hanging="360"/>
+      </w:pPr>
+      <w:rPr>
+        <w:rFonts w:ascii="Courier New" w:hAnsi="Courier New" w:cs="Courier New" w:hint="default"/>
+      </w:rPr>
+    </w:lvl>
+    <w:lvl w:ilvl="5" w:tplc="08090005" w:tentative="1">
+      <w:start w:val="1"/>
+      <w:numFmt w:val="bullet"/>
+      <w:lvlText w:val=""/>
+      <w:lvlJc w:val="left"/>
+      <w:pPr>
+        <w:ind w:left="4320" w:hanging="360"/>
+      </w:pPr>
+      <w:rPr>
+        <w:rFonts w:ascii="Wingdings" w:hAnsi="Wingdings" w:hint="default"/>
+      </w:rPr>
+    </w:lvl>
+    <w:lvl w:ilvl="6" w:tplc="08090001" w:tentative="1">
+      <w:start w:val="1"/>
+      <w:numFmt w:val="bullet"/>
+      <w:lvlText w:val=""/>
+      <w:lvlJc w:val="left"/>
+      <w:pPr>
+        <w:ind w:left="5040" w:hanging="360"/>
+      </w:pPr>
+      <w:rPr>
+        <w:rFonts w:ascii="Symbol" w:hAnsi="Symbol" w:hint="default"/>
+      </w:rPr>
+    </w:lvl>
+    <w:lvl w:ilvl="7" w:tplc="08090003" w:tentative="1">
+      <w:start w:val="1"/>
+      <w:numFmt w:val="bullet"/>
+      <w:lvlText w:val="o"/>
+      <w:lvlJc w:val="left"/>
+      <w:pPr>
+        <w:ind w:left="5760" w:hanging="360"/>
+      </w:pPr>
+      <w:rPr>
+        <w:rFonts w:ascii="Courier New" w:hAnsi="Courier New" w:cs="Courier New" w:hint="default"/>
+      </w:rPr>
+    </w:lvl>
+    <w:lvl w:ilvl="8" w:tplc="08090005" w:tentative="1">
+      <w:start w:val="1"/>
+      <w:numFmt w:val="bullet"/>
+      <w:lvlText w:val=""/>
+      <w:lvlJc w:val="left"/>
+      <w:pPr>
+        <w:ind w:left="6480" w:hanging="360"/>
+      </w:pPr>
+      <w:rPr>
+        <w:rFonts w:ascii="Wingdings" w:hAnsi="Wingdings" w:hint="default"/>
+      </w:rPr>
+    </w:lvl>
+  </w:abstractNum>
+  <w:abstractNum w:abstractNumId="6" w15:restartNumberingAfterBreak="0">
+    <w:nsid w:val="44AF2D22"/>
+    <w:multiLevelType w:val="hybridMultilevel"/>
+    <w:tmpl w:val="3ED032E4"/>
+    <w:lvl w:ilvl="0" w:tplc="08090001">
+      <w:start w:val="1"/>
+      <w:numFmt w:val="bullet"/>
+      <w:lvlText w:val=""/>
+      <w:lvlJc w:val="left"/>
+      <w:pPr>
+        <w:ind w:left="720" w:hanging="360"/>
+      </w:pPr>
+      <w:rPr>
+        <w:rFonts w:ascii="Symbol" w:hAnsi="Symbol" w:hint="default"/>
+      </w:rPr>
+    </w:lvl>
+    <w:lvl w:ilvl="1" w:tplc="08090003" w:tentative="1">
+      <w:start w:val="1"/>
+      <w:numFmt w:val="bullet"/>
+      <w:lvlText w:val="o"/>
+      <w:lvlJc w:val="left"/>
+      <w:pPr>
+        <w:ind w:left="1440" w:hanging="360"/>
+      </w:pPr>
+      <w:rPr>
+        <w:rFonts w:ascii="Courier New" w:hAnsi="Courier New" w:cs="Courier New" w:hint="default"/>
+      </w:rPr>
+    </w:lvl>
+    <w:lvl w:ilvl="2" w:tplc="08090005" w:tentative="1">
+      <w:start w:val="1"/>
+      <w:numFmt w:val="bullet"/>
+      <w:lvlText w:val=""/>
+      <w:lvlJc w:val="left"/>
+      <w:pPr>
+        <w:ind w:left="2160" w:hanging="360"/>
+      </w:pPr>
+      <w:rPr>
+        <w:rFonts w:ascii="Wingdings" w:hAnsi="Wingdings" w:hint="default"/>
+      </w:rPr>
+    </w:lvl>
+    <w:lvl w:ilvl="3" w:tplc="08090001" w:tentative="1">
+      <w:start w:val="1"/>
+      <w:numFmt w:val="bullet"/>
+      <w:lvlText w:val=""/>
+      <w:lvlJc w:val="left"/>
+      <w:pPr>
+        <w:ind w:left="2880" w:hanging="360"/>
+      </w:pPr>
+      <w:rPr>
+        <w:rFonts w:ascii="Symbol" w:hAnsi="Symbol" w:hint="default"/>
+      </w:rPr>
+    </w:lvl>
+    <w:lvl w:ilvl="4" w:tplc="08090003" w:tentative="1">
+      <w:start w:val="1"/>
+      <w:numFmt w:val="bullet"/>
+      <w:lvlText w:val="o"/>
+      <w:lvlJc w:val="left"/>
+      <w:pPr>
+        <w:ind w:left="3600" w:hanging="360"/>
+      </w:pPr>
+      <w:rPr>
+        <w:rFonts w:ascii="Courier New" w:hAnsi="Courier New" w:cs="Courier New" w:hint="default"/>
+      </w:rPr>
+    </w:lvl>
+    <w:lvl w:ilvl="5" w:tplc="08090005" w:tentative="1">
+      <w:start w:val="1"/>
+      <w:numFmt w:val="bullet"/>
+      <w:lvlText w:val=""/>
+      <w:lvlJc w:val="left"/>
+      <w:pPr>
+        <w:ind w:left="4320" w:hanging="360"/>
+      </w:pPr>
+      <w:rPr>
+        <w:rFonts w:ascii="Wingdings" w:hAnsi="Wingdings" w:hint="default"/>
+      </w:rPr>
+    </w:lvl>
+    <w:lvl w:ilvl="6" w:tplc="08090001" w:tentative="1">
+      <w:start w:val="1"/>
+      <w:numFmt w:val="bullet"/>
+      <w:lvlText w:val=""/>
+      <w:lvlJc w:val="left"/>
+      <w:pPr>
+        <w:ind w:left="5040" w:hanging="360"/>
+      </w:pPr>
+      <w:rPr>
+        <w:rFonts w:ascii="Symbol" w:hAnsi="Symbol" w:hint="default"/>
+      </w:rPr>
+    </w:lvl>
+    <w:lvl w:ilvl="7" w:tplc="08090003" w:tentative="1">
+      <w:start w:val="1"/>
+      <w:numFmt w:val="bullet"/>
+      <w:lvlText w:val="o"/>
+      <w:lvlJc w:val="left"/>
+      <w:pPr>
+        <w:ind w:left="5760" w:hanging="360"/>
+      </w:pPr>
+      <w:rPr>
+        <w:rFonts w:ascii="Courier New" w:hAnsi="Courier New" w:cs="Courier New" w:hint="default"/>
+      </w:rPr>
+    </w:lvl>
+    <w:lvl w:ilvl="8" w:tplc="08090005" w:tentative="1">
+      <w:start w:val="1"/>
+      <w:numFmt w:val="bullet"/>
+      <w:lvlText w:val=""/>
+      <w:lvlJc w:val="left"/>
+      <w:pPr>
+        <w:ind w:left="6480" w:hanging="360"/>
+      </w:pPr>
+      <w:rPr>
+        <w:rFonts w:ascii="Wingdings" w:hAnsi="Wingdings" w:hint="default"/>
+      </w:rPr>
+    </w:lvl>
+  </w:abstractNum>
+  <w:abstractNum w:abstractNumId="7" w15:restartNumberingAfterBreak="0">
+    <w:nsid w:val="46B83172"/>
+    <w:multiLevelType w:val="hybridMultilevel"/>
+    <w:tmpl w:val="50AE7584"/>
+    <w:lvl w:ilvl="0" w:tplc="08090001">
+      <w:start w:val="1"/>
+      <w:numFmt w:val="bullet"/>
+      <w:lvlText w:val=""/>
+      <w:lvlJc w:val="left"/>
+      <w:pPr>
+        <w:ind w:left="720" w:hanging="360"/>
+      </w:pPr>
+      <w:rPr>
+        <w:rFonts w:ascii="Symbol" w:hAnsi="Symbol" w:hint="default"/>
+      </w:rPr>
+    </w:lvl>
+    <w:lvl w:ilvl="1" w:tplc="08090003" w:tentative="1">
+      <w:start w:val="1"/>
+      <w:numFmt w:val="bullet"/>
+      <w:lvlText w:val="o"/>
+      <w:lvlJc w:val="left"/>
+      <w:pPr>
+        <w:ind w:left="1440" w:hanging="360"/>
+      </w:pPr>
+      <w:rPr>
+        <w:rFonts w:ascii="Courier New" w:hAnsi="Courier New" w:cs="Courier New" w:hint="default"/>
+      </w:rPr>
+    </w:lvl>
+    <w:lvl w:ilvl="2" w:tplc="08090005" w:tentative="1">
+      <w:start w:val="1"/>
+      <w:numFmt w:val="bullet"/>
+      <w:lvlText w:val=""/>
+      <w:lvlJc w:val="left"/>
+      <w:pPr>
+        <w:ind w:left="2160" w:hanging="360"/>
+      </w:pPr>
+      <w:rPr>
+        <w:rFonts w:ascii="Wingdings" w:hAnsi="Wingdings" w:hint="default"/>
+      </w:rPr>
+    </w:lvl>
+    <w:lvl w:ilvl="3" w:tplc="08090001" w:tentative="1">
+      <w:start w:val="1"/>
+      <w:numFmt w:val="bullet"/>
+      <w:lvlText w:val=""/>
+      <w:lvlJc w:val="left"/>
+      <w:pPr>
+        <w:ind w:left="2880" w:hanging="360"/>
+      </w:pPr>
+      <w:rPr>
+        <w:rFonts w:ascii="Symbol" w:hAnsi="Symbol" w:hint="default"/>
+      </w:rPr>
+    </w:lvl>
+    <w:lvl w:ilvl="4" w:tplc="08090003" w:tentative="1">
+      <w:start w:val="1"/>
+      <w:numFmt w:val="bullet"/>
+      <w:lvlText w:val="o"/>
+      <w:lvlJc w:val="left"/>
+      <w:pPr>
+        <w:ind w:left="3600" w:hanging="360"/>
+      </w:pPr>
+      <w:rPr>
+        <w:rFonts w:ascii="Courier New" w:hAnsi="Courier New" w:cs="Courier New" w:hint="default"/>
+      </w:rPr>
+    </w:lvl>
+    <w:lvl w:ilvl="5" w:tplc="08090005" w:tentative="1">
+      <w:start w:val="1"/>
+      <w:numFmt w:val="bullet"/>
+      <w:lvlText w:val=""/>
+      <w:lvlJc w:val="left"/>
+      <w:pPr>
+        <w:ind w:left="4320" w:hanging="360"/>
+      </w:pPr>
+      <w:rPr>
+        <w:rFonts w:ascii="Wingdings" w:hAnsi="Wingdings" w:hint="default"/>
+      </w:rPr>
+    </w:lvl>
+    <w:lvl w:ilvl="6" w:tplc="08090001" w:tentative="1">
+      <w:start w:val="1"/>
+      <w:numFmt w:val="bullet"/>
+      <w:lvlText w:val=""/>
+      <w:lvlJc w:val="left"/>
+      <w:pPr>
+        <w:ind w:left="5040" w:hanging="360"/>
+      </w:pPr>
+      <w:rPr>
+        <w:rFonts w:ascii="Symbol" w:hAnsi="Symbol" w:hint="default"/>
+      </w:rPr>
+    </w:lvl>
+    <w:lvl w:ilvl="7" w:tplc="08090003" w:tentative="1">
+      <w:start w:val="1"/>
+      <w:numFmt w:val="bullet"/>
+      <w:lvlText w:val="o"/>
+      <w:lvlJc w:val="left"/>
+      <w:pPr>
+        <w:ind w:left="5760" w:hanging="360"/>
+      </w:pPr>
+      <w:rPr>
+        <w:rFonts w:ascii="Courier New" w:hAnsi="Courier New" w:cs="Courier New" w:hint="default"/>
+      </w:rPr>
+    </w:lvl>
+    <w:lvl w:ilvl="8" w:tplc="08090005" w:tentative="1">
+      <w:start w:val="1"/>
+      <w:numFmt w:val="bullet"/>
+      <w:lvlText w:val=""/>
+      <w:lvlJc w:val="left"/>
+      <w:pPr>
+        <w:ind w:left="6480" w:hanging="360"/>
+      </w:pPr>
+      <w:rPr>
+        <w:rFonts w:ascii="Wingdings" w:hAnsi="Wingdings" w:hint="default"/>
+      </w:rPr>
+    </w:lvl>
+  </w:abstractNum>
+  <w:abstractNum w:abstractNumId="8" w15:restartNumberingAfterBreak="0">
+    <w:nsid w:val="4F140173"/>
+    <w:multiLevelType w:val="hybridMultilevel"/>
+    <w:tmpl w:val="750CAB32"/>
+    <w:lvl w:ilvl="0" w:tplc="08090001">
+      <w:start w:val="1"/>
+      <w:numFmt w:val="bullet"/>
+      <w:lvlText w:val=""/>
+      <w:lvlJc w:val="left"/>
+      <w:pPr>
+        <w:ind w:left="720" w:hanging="360"/>
+      </w:pPr>
+      <w:rPr>
+        <w:rFonts w:ascii="Symbol" w:hAnsi="Symbol" w:hint="default"/>
+      </w:rPr>
+    </w:lvl>
+    <w:lvl w:ilvl="1" w:tplc="08090003" w:tentative="1">
+      <w:start w:val="1"/>
+      <w:numFmt w:val="bullet"/>
+      <w:lvlText w:val="o"/>
+      <w:lvlJc w:val="left"/>
+      <w:pPr>
+        <w:ind w:left="1440" w:hanging="360"/>
+      </w:pPr>
+      <w:rPr>
+        <w:rFonts w:ascii="Courier New" w:hAnsi="Courier New" w:cs="Courier New" w:hint="default"/>
+      </w:rPr>
+    </w:lvl>
+    <w:lvl w:ilvl="2" w:tplc="08090005" w:tentative="1">
+      <w:start w:val="1"/>
+      <w:numFmt w:val="bullet"/>
+      <w:lvlText w:val=""/>
+      <w:lvlJc w:val="left"/>
+      <w:pPr>
+        <w:ind w:left="2160" w:hanging="360"/>
+      </w:pPr>
+      <w:rPr>
+        <w:rFonts w:ascii="Wingdings" w:hAnsi="Wingdings" w:hint="default"/>
+      </w:rPr>
+    </w:lvl>
+    <w:lvl w:ilvl="3" w:tplc="08090001" w:tentative="1">
+      <w:start w:val="1"/>
+      <w:numFmt w:val="bullet"/>
+      <w:lvlText w:val=""/>
+      <w:lvlJc w:val="left"/>
+      <w:pPr>
+        <w:ind w:left="2880" w:hanging="360"/>
+      </w:pPr>
+      <w:rPr>
+        <w:rFonts w:ascii="Symbol" w:hAnsi="Symbol" w:hint="default"/>
+      </w:rPr>
+    </w:lvl>
+    <w:lvl w:ilvl="4" w:tplc="08090003" w:tentative="1">
+      <w:start w:val="1"/>
+      <w:numFmt w:val="bullet"/>
+      <w:lvlText w:val="o"/>
+      <w:lvlJc w:val="left"/>
+      <w:pPr>
+        <w:ind w:left="3600" w:hanging="360"/>
+      </w:pPr>
+      <w:rPr>
+        <w:rFonts w:ascii="Courier New" w:hAnsi="Courier New" w:cs="Courier New" w:hint="default"/>
+      </w:rPr>
+    </w:lvl>
+    <w:lvl w:ilvl="5" w:tplc="08090005" w:tentative="1">
+      <w:start w:val="1"/>
+      <w:numFmt w:val="bullet"/>
+      <w:lvlText w:val=""/>
+      <w:lvlJc w:val="left"/>
+      <w:pPr>
+        <w:ind w:left="4320" w:hanging="360"/>
+      </w:pPr>
+      <w:rPr>
+        <w:rFonts w:ascii="Wingdings" w:hAnsi="Wingdings" w:hint="default"/>
+      </w:rPr>
+    </w:lvl>
+    <w:lvl w:ilvl="6" w:tplc="08090001" w:tentative="1">
+      <w:start w:val="1"/>
+      <w:numFmt w:val="bullet"/>
+      <w:lvlText w:val=""/>
+      <w:lvlJc w:val="left"/>
+      <w:pPr>
+        <w:ind w:left="5040" w:hanging="360"/>
+      </w:pPr>
+      <w:rPr>
+        <w:rFonts w:ascii="Symbol" w:hAnsi="Symbol" w:hint="default"/>
+      </w:rPr>
+    </w:lvl>
+    <w:lvl w:ilvl="7" w:tplc="08090003" w:tentative="1">
+      <w:start w:val="1"/>
+      <w:numFmt w:val="bullet"/>
+      <w:lvlText w:val="o"/>
+      <w:lvlJc w:val="left"/>
+      <w:pPr>
+        <w:ind w:left="5760" w:hanging="360"/>
+      </w:pPr>
+      <w:rPr>
+        <w:rFonts w:ascii="Courier New" w:hAnsi="Courier New" w:cs="Courier New" w:hint="default"/>
+      </w:rPr>
+    </w:lvl>
+    <w:lvl w:ilvl="8" w:tplc="08090005" w:tentative="1">
+      <w:start w:val="1"/>
+      <w:numFmt w:val="bullet"/>
+      <w:lvlText w:val=""/>
+      <w:lvlJc w:val="left"/>
+      <w:pPr>
+        <w:ind w:left="6480" w:hanging="360"/>
+      </w:pPr>
+      <w:rPr>
+        <w:rFonts w:ascii="Wingdings" w:hAnsi="Wingdings" w:hint="default"/>
+      </w:rPr>
+    </w:lvl>
+  </w:abstractNum>
+  <w:abstractNum w:abstractNumId="9" w15:restartNumberingAfterBreak="0">
+    <w:nsid w:val="679C1D50"/>
+    <w:multiLevelType w:val="hybridMultilevel"/>
+    <w:tmpl w:val="9280A9DC"/>
+    <w:lvl w:ilvl="0" w:tplc="08090001">
+      <w:start w:val="1"/>
+      <w:numFmt w:val="bullet"/>
+      <w:lvlText w:val=""/>
+      <w:lvlJc w:val="left"/>
+      <w:pPr>
+        <w:ind w:left="720" w:hanging="360"/>
+      </w:pPr>
+      <w:rPr>
+        <w:rFonts w:ascii="Symbol" w:hAnsi="Symbol" w:hint="default"/>
+      </w:rPr>
+    </w:lvl>
+    <w:lvl w:ilvl="1" w:tplc="08090003" w:tentative="1">
+      <w:start w:val="1"/>
+      <w:numFmt w:val="bullet"/>
+      <w:lvlText w:val="o"/>
+      <w:lvlJc w:val="left"/>
+      <w:pPr>
+        <w:ind w:left="1440" w:hanging="360"/>
+      </w:pPr>
+      <w:rPr>
+        <w:rFonts w:ascii="Courier New" w:hAnsi="Courier New" w:cs="Courier New" w:hint="default"/>
+      </w:rPr>
+    </w:lvl>
+    <w:lvl w:ilvl="2" w:tplc="08090005" w:tentative="1">
+      <w:start w:val="1"/>
+      <w:numFmt w:val="bullet"/>
+      <w:lvlText w:val=""/>
+      <w:lvlJc w:val="left"/>
+      <w:pPr>
+        <w:ind w:left="2160" w:hanging="360"/>
+      </w:pPr>
+      <w:rPr>
+        <w:rFonts w:ascii="Wingdings" w:hAnsi="Wingdings" w:hint="default"/>
+      </w:rPr>
+    </w:lvl>
+    <w:lvl w:ilvl="3" w:tplc="08090001" w:tentative="1">
+      <w:start w:val="1"/>
+      <w:numFmt w:val="bullet"/>
+      <w:lvlText w:val=""/>
+      <w:lvlJc w:val="left"/>
+      <w:pPr>
+        <w:ind w:left="2880" w:hanging="360"/>
+      </w:pPr>
+      <w:rPr>
+        <w:rFonts w:ascii="Symbol" w:hAnsi="Symbol" w:hint="default"/>
+      </w:rPr>
+    </w:lvl>
+    <w:lvl w:ilvl="4" w:tplc="08090003" w:tentative="1">
+      <w:start w:val="1"/>
+      <w:numFmt w:val="bullet"/>
+      <w:lvlText w:val="o"/>
+      <w:lvlJc w:val="left"/>
+      <w:pPr>
+        <w:ind w:left="3600" w:hanging="360"/>
+      </w:pPr>
+      <w:rPr>
+        <w:rFonts w:ascii="Courier New" w:hAnsi="Courier New" w:cs="Courier New" w:hint="default"/>
+      </w:rPr>
+    </w:lvl>
+    <w:lvl w:ilvl="5" w:tplc="08090005" w:tentative="1">
+      <w:start w:val="1"/>
+      <w:numFmt w:val="bullet"/>
+      <w:lvlText w:val=""/>
+      <w:lvlJc w:val="left"/>
+      <w:pPr>
+        <w:ind w:left="4320" w:hanging="360"/>
+      </w:pPr>
+      <w:rPr>
+        <w:rFonts w:ascii="Wingdings" w:hAnsi="Wingdings" w:hint="default"/>
+      </w:rPr>
+    </w:lvl>
+    <w:lvl w:ilvl="6" w:tplc="08090001" w:tentative="1">
+      <w:start w:val="1"/>
+      <w:numFmt w:val="bullet"/>
+      <w:lvlText w:val=""/>
+      <w:lvlJc w:val="left"/>
+      <w:pPr>
+        <w:ind w:left="5040" w:hanging="360"/>
+      </w:pPr>
+      <w:rPr>
+        <w:rFonts w:ascii="Symbol" w:hAnsi="Symbol" w:hint="default"/>
+      </w:rPr>
+    </w:lvl>
+    <w:lvl w:ilvl="7" w:tplc="08090003" w:tentative="1">
+      <w:start w:val="1"/>
+      <w:numFmt w:val="bullet"/>
+      <w:lvlText w:val="o"/>
+      <w:lvlJc w:val="left"/>
+      <w:pPr>
+        <w:ind w:left="5760" w:hanging="360"/>
+      </w:pPr>
+      <w:rPr>
+        <w:rFonts w:ascii="Courier New" w:hAnsi="Courier New" w:cs="Courier New" w:hint="default"/>
+      </w:rPr>
+    </w:lvl>
+    <w:lvl w:ilvl="8" w:tplc="08090005" w:tentative="1">
+      <w:start w:val="1"/>
+      <w:numFmt w:val="bullet"/>
+      <w:lvlText w:val=""/>
+      <w:lvlJc w:val="left"/>
+      <w:pPr>
+        <w:ind w:left="6480" w:hanging="360"/>
+      </w:pPr>
+      <w:rPr>
+        <w:rFonts w:ascii="Wingdings" w:hAnsi="Wingdings" w:hint="default"/>
+      </w:rPr>
+    </w:lvl>
+  </w:abstractNum>
+  <w:abstractNum w:abstractNumId="10" w15:restartNumberingAfterBreak="0">
     <w:nsid w:val="74AE0AF1"/>
     <w:multiLevelType w:val="hybridMultilevel"/>
     <w:tmpl w:val="F6106076"/>
@@ -886,7 +2293,7 @@
       </w:rPr>
     </w:lvl>
   </w:abstractNum>
-  <w:abstractNum w:abstractNumId="4" w15:restartNumberingAfterBreak="0">
+  <w:abstractNum w:abstractNumId="11" w15:restartNumberingAfterBreak="0">
     <w:nsid w:val="7C5069E1"/>
     <w:multiLevelType w:val="hybridMultilevel"/>
     <w:tmpl w:val="6E5AEABC"/>
@@ -1000,25 +2407,46 @@
     </w:lvl>
   </w:abstractNum>
   <w:num w:numId="1" w16cid:durableId="2106807027">
-    <w:abstractNumId w:val="3"/>
+    <w:abstractNumId w:val="10"/>
   </w:num>
   <w:num w:numId="2" w16cid:durableId="755247853">
+    <w:abstractNumId w:val="11"/>
+  </w:num>
+  <w:num w:numId="3" w16cid:durableId="1576279590">
     <w:abstractNumId w:val="4"/>
   </w:num>
-  <w:num w:numId="3" w16cid:durableId="1576279590">
-    <w:abstractNumId w:val="2"/>
-  </w:num>
   <w:num w:numId="4" w16cid:durableId="329143743">
-    <w:abstractNumId w:val="1"/>
+    <w:abstractNumId w:val="3"/>
   </w:num>
   <w:num w:numId="5" w16cid:durableId="1949504376">
     <w:abstractNumId w:val="0"/>
+  </w:num>
+  <w:num w:numId="6" w16cid:durableId="2031297475">
+    <w:abstractNumId w:val="2"/>
+  </w:num>
+  <w:num w:numId="7" w16cid:durableId="596057434">
+    <w:abstractNumId w:val="7"/>
+  </w:num>
+  <w:num w:numId="8" w16cid:durableId="1842507683">
+    <w:abstractNumId w:val="1"/>
+  </w:num>
+  <w:num w:numId="9" w16cid:durableId="1191838314">
+    <w:abstractNumId w:val="8"/>
+  </w:num>
+  <w:num w:numId="10" w16cid:durableId="445779266">
+    <w:abstractNumId w:val="6"/>
+  </w:num>
+  <w:num w:numId="11" w16cid:durableId="1620143139">
+    <w:abstractNumId w:val="5"/>
+  </w:num>
+  <w:num w:numId="12" w16cid:durableId="1802991729">
+    <w:abstractNumId w:val="9"/>
   </w:num>
 </w:numbering>
 </file>
 
 <file path=word/styles.xml><?xml version="1.0" encoding="utf-8"?>
-<w:styles xmlns:mc="http://schemas.openxmlformats.org/markup-compatibility/2006" xmlns:r="http://schemas.openxmlformats.org/officeDocument/2006/relationships" xmlns:w="http://schemas.openxmlformats.org/wordprocessingml/2006/main" xmlns:w14="http://schemas.microsoft.com/office/word/2010/wordml" xmlns:w15="http://schemas.microsoft.com/office/word/2012/wordml" xmlns:w16cex="http://schemas.microsoft.com/office/word/2018/wordml/cex" xmlns:w16cid="http://schemas.microsoft.com/office/word/2016/wordml/cid" xmlns:w16="http://schemas.microsoft.com/office/word/2018/wordml" xmlns:w16du="http://schemas.microsoft.com/office/word/2023/wordml/word16du" xmlns:w16sdtdh="http://schemas.microsoft.com/office/word/2020/wordml/sdtdatahash" xmlns:w16sdtfl="http://schemas.microsoft.com/office/word/2024/wordml/sdtformatlock" xmlns:w16se="http://schemas.microsoft.com/office/word/2015/wordml/symex" mc:Ignorable="w14 w15 w16se w16cid w16 w16cex w16sdtdh w16sdtfl w16du">
+<w:styles xmlns:mc="http://schemas.openxmlformats.org/markup-compatibility/2006" xmlns:r="http://schemas.openxmlformats.org/officeDocument/2006/relationships" xmlns:w="http://schemas.openxmlformats.org/wordprocessingml/2006/main" xmlns:w14="http://schemas.microsoft.com/office/word/2010/wordml" xmlns:w15="http://schemas.microsoft.com/office/word/2012/wordml" xmlns:w16cex="http://schemas.microsoft.com/office/word/2018/wordml/cex" xmlns:w16cid="http://schemas.microsoft.com/office/word/2016/wordml/cid" xmlns:w16="http://schemas.microsoft.com/office/word/2018/wordml" xmlns:w16sdtdh="http://schemas.microsoft.com/office/word/2020/wordml/sdtdatahash" xmlns:w16sdtfl="http://schemas.microsoft.com/office/word/2024/wordml/sdtformatlock" xmlns:w16se="http://schemas.microsoft.com/office/word/2015/wordml/symex" xmlns:w16du="http://schemas.microsoft.com/office/word/2023/wordml/word16du" mc:Ignorable="w14 w15 w16se w16cid w16 w16cex w16sdtdh w16sdtfl w16du">
   <w:docDefaults>
     <w:rPrDefault>
       <w:rPr>
@@ -1620,6 +3048,7 @@
   <w:style w:type="character" w:default="1" w:styleId="DefaultParagraphFont">
     <w:name w:val="Default Paragraph Font"/>
     <w:uiPriority w:val="1"/>
+    <w:semiHidden/>
     <w:unhideWhenUsed/>
   </w:style>
   <w:style w:type="table" w:default="1" w:styleId="TableNormal">
@@ -1933,6 +3362,17 @@
       <w:spacing w:val="5"/>
     </w:rPr>
   </w:style>
+  <w:style w:type="character" w:styleId="Strong">
+    <w:name w:val="Strong"/>
+    <w:basedOn w:val="DefaultParagraphFont"/>
+    <w:uiPriority w:val="22"/>
+    <w:qFormat/>
+    <w:rsid w:val="007F0710"/>
+    <w:rPr>
+      <w:b/>
+      <w:bCs/>
+    </w:rPr>
+  </w:style>
 </w:styles>
 </file>
 

--- a/question bank/question bank.docx
+++ b/question bank/question bank.docx
@@ -1,6 +1,6 @@
 
 <file path=word/document.xml><?xml version="1.0" encoding="utf-8"?>
-<w:document xmlns:wpc="http://schemas.microsoft.com/office/word/2010/wordprocessingCanvas" xmlns:cx="http://schemas.microsoft.com/office/drawing/2014/chartex" xmlns:cx1="http://schemas.microsoft.com/office/drawing/2015/9/8/chartex" xmlns:cx2="http://schemas.microsoft.com/office/drawing/2015/10/21/chartex" xmlns:cx3="http://schemas.microsoft.com/office/drawing/2016/5/9/chartex" xmlns:cx4="http://schemas.microsoft.com/office/drawing/2016/5/10/chartex" xmlns:cx5="http://schemas.microsoft.com/office/drawing/2016/5/11/chartex" xmlns:cx6="http://schemas.microsoft.com/office/drawing/2016/5/12/chartex" xmlns:cx7="http://schemas.microsoft.com/office/drawing/2016/5/13/chartex" xmlns:cx8="http://schemas.microsoft.com/office/drawing/2016/5/14/chartex" xmlns:mc="http://schemas.openxmlformats.org/markup-compatibility/2006" xmlns:m="http://schemas.openxmlformats.org/officeDocument/2006/math" xmlns:aink="http://schemas.microsoft.com/office/drawing/2016/ink" xmlns:am3d="http://schemas.microsoft.com/office/drawing/2017/model3d" xmlns:oel="http://schemas.microsoft.com/office/2019/extlst" xmlns:r="http://schemas.openxmlformats.org/officeDocument/2006/relationships" xmlns:wp14="http://schemas.microsoft.com/office/word/2010/wordprocessingDrawing" xmlns:wp="http://schemas.openxmlformats.org/drawingml/2006/wordprocessingDrawing" xmlns:wpg="http://schemas.microsoft.com/office/word/2010/wordprocessingGroup" xmlns:wpi="http://schemas.microsoft.com/office/word/2010/wordprocessingInk" xmlns:wps="http://schemas.microsoft.com/office/word/2010/wordprocessingShape" xmlns:o="urn:schemas-microsoft-com:office:office" xmlns:v="urn:schemas-microsoft-com:vml" xmlns:w10="urn:schemas-microsoft-com:office:word" xmlns:w="http://schemas.openxmlformats.org/wordprocessingml/2006/main" xmlns:w14="http://schemas.microsoft.com/office/word/2010/wordml" xmlns:w15="http://schemas.microsoft.com/office/word/2012/wordml" xmlns:w16cei="http://schemas.microsoft.com/office/word/2026/wordml/cei" xmlns:w16cex="http://schemas.microsoft.com/office/word/2018/wordml/cex" xmlns:w16cid="http://schemas.microsoft.com/office/word/2016/wordml/cid" xmlns:w16="http://schemas.microsoft.com/office/word/2018/wordml" xmlns:w16sdtdh="http://schemas.microsoft.com/office/word/2020/wordml/sdtdatahash" xmlns:w16sdtfl="http://schemas.microsoft.com/office/word/2024/wordml/sdtformatlock" xmlns:w16se="http://schemas.microsoft.com/office/word/2015/wordml/symex" xmlns:w16du="http://schemas.microsoft.com/office/word/2023/wordml/word16du" xmlns:wne="http://schemas.microsoft.com/office/word/2006/wordml" mc:Ignorable="w14 w15 w16se w16cid w16 w16cex w16sdtdh w16sdtfl w16du wp14">
+<w:document xmlns:wpc="http://schemas.microsoft.com/office/word/2010/wordprocessingCanvas" xmlns:cx="http://schemas.microsoft.com/office/drawing/2014/chartex" xmlns:cx1="http://schemas.microsoft.com/office/drawing/2015/9/8/chartex" xmlns:cx2="http://schemas.microsoft.com/office/drawing/2015/10/21/chartex" xmlns:cx3="http://schemas.microsoft.com/office/drawing/2016/5/9/chartex" xmlns:cx4="http://schemas.microsoft.com/office/drawing/2016/5/10/chartex" xmlns:cx5="http://schemas.microsoft.com/office/drawing/2016/5/11/chartex" xmlns:cx6="http://schemas.microsoft.com/office/drawing/2016/5/12/chartex" xmlns:cx7="http://schemas.microsoft.com/office/drawing/2016/5/13/chartex" xmlns:cx8="http://schemas.microsoft.com/office/drawing/2016/5/14/chartex" xmlns:mc="http://schemas.openxmlformats.org/markup-compatibility/2006" xmlns:aink="http://schemas.microsoft.com/office/drawing/2016/ink" xmlns:am3d="http://schemas.microsoft.com/office/drawing/2017/model3d" xmlns:o="urn:schemas-microsoft-com:office:office" xmlns:oel="http://schemas.microsoft.com/office/2019/extlst" xmlns:r="http://schemas.openxmlformats.org/officeDocument/2006/relationships" xmlns:m="http://schemas.openxmlformats.org/officeDocument/2006/math" xmlns:v="urn:schemas-microsoft-com:vml" xmlns:wp14="http://schemas.microsoft.com/office/word/2010/wordprocessingDrawing" xmlns:wp="http://schemas.openxmlformats.org/drawingml/2006/wordprocessingDrawing" xmlns:w10="urn:schemas-microsoft-com:office:word" xmlns:w="http://schemas.openxmlformats.org/wordprocessingml/2006/main" xmlns:w14="http://schemas.microsoft.com/office/word/2010/wordml" xmlns:w15="http://schemas.microsoft.com/office/word/2012/wordml" xmlns:w16cex="http://schemas.microsoft.com/office/word/2018/wordml/cex" xmlns:w16cid="http://schemas.microsoft.com/office/word/2016/wordml/cid" xmlns:w16="http://schemas.microsoft.com/office/word/2018/wordml" xmlns:w16du="http://schemas.microsoft.com/office/word/2023/wordml/word16du" xmlns:w16sdtdh="http://schemas.microsoft.com/office/word/2020/wordml/sdtdatahash" xmlns:w16sdtfl="http://schemas.microsoft.com/office/word/2024/wordml/sdtformatlock" xmlns:w16se="http://schemas.microsoft.com/office/word/2015/wordml/symex" xmlns:wpg="http://schemas.microsoft.com/office/word/2010/wordprocessingGroup" xmlns:wpi="http://schemas.microsoft.com/office/word/2010/wordprocessingInk" xmlns:wne="http://schemas.microsoft.com/office/word/2006/wordml" xmlns:wps="http://schemas.microsoft.com/office/word/2010/wordprocessingShape" mc:Ignorable="w14 w15 w16se w16cid w16 w16cex w16sdtdh w16sdtfl w16du wp14">
   <w:body>
     <w:p>
       <w:pPr>
@@ -1037,6 +1037,859 @@
       <w:r>
         <w:t>Team collected distance data does not match with league provided distance data</w:t>
       </w:r>
+    </w:p>
+    <w:p>
+      <w:pPr>
+        <w:tabs>
+          <w:tab w:val="left" w:pos="3390"/>
+        </w:tabs>
+      </w:pPr>
+      <w:r>
+        <w:lastRenderedPageBreak/>
+        <w:t>In the analytical process presented in class, which step follows data collection?</w:t>
+      </w:r>
+    </w:p>
+    <w:p>
+      <w:pPr>
+        <w:pStyle w:val="ListParagraph"/>
+        <w:numPr>
+          <w:ilvl w:val="0"/>
+          <w:numId w:val="13"/>
+        </w:numPr>
+        <w:tabs>
+          <w:tab w:val="left" w:pos="3390"/>
+        </w:tabs>
+      </w:pPr>
+      <w:r>
+        <w:t>Group of answer choices</w:t>
+      </w:r>
+    </w:p>
+    <w:p>
+      <w:pPr>
+        <w:pStyle w:val="ListParagraph"/>
+        <w:numPr>
+          <w:ilvl w:val="0"/>
+          <w:numId w:val="13"/>
+        </w:numPr>
+        <w:tabs>
+          <w:tab w:val="left" w:pos="3390"/>
+        </w:tabs>
+      </w:pPr>
+      <w:r>
+        <w:t>Interpretation</w:t>
+      </w:r>
+    </w:p>
+    <w:p>
+      <w:pPr>
+        <w:pStyle w:val="ListParagraph"/>
+        <w:numPr>
+          <w:ilvl w:val="0"/>
+          <w:numId w:val="13"/>
+        </w:numPr>
+        <w:tabs>
+          <w:tab w:val="left" w:pos="3390"/>
+        </w:tabs>
+      </w:pPr>
+      <w:r>
+        <w:t>Visualization</w:t>
+      </w:r>
+    </w:p>
+    <w:p>
+      <w:pPr>
+        <w:pStyle w:val="ListParagraph"/>
+        <w:numPr>
+          <w:ilvl w:val="0"/>
+          <w:numId w:val="13"/>
+        </w:numPr>
+        <w:tabs>
+          <w:tab w:val="left" w:pos="3390"/>
+        </w:tabs>
+      </w:pPr>
+      <w:r>
+        <w:t>Data preparation</w:t>
+      </w:r>
+    </w:p>
+    <w:p>
+      <w:pPr>
+        <w:pStyle w:val="ListParagraph"/>
+        <w:numPr>
+          <w:ilvl w:val="0"/>
+          <w:numId w:val="13"/>
+        </w:numPr>
+        <w:tabs>
+          <w:tab w:val="left" w:pos="3390"/>
+        </w:tabs>
+      </w:pPr>
+      <w:r>
+        <w:t>Program evaluation</w:t>
+      </w:r>
+    </w:p>
+    <w:p>
+      <w:pPr>
+        <w:spacing w:after="0" w:line="240" w:lineRule="auto"/>
+        <w:rPr>
+          <w:rFonts w:ascii="Times New Roman" w:eastAsia="Times New Roman" w:hAnsi="Times New Roman" w:cs="Times New Roman"/>
+          <w:kern w:val="0"/>
+          <w14:ligatures w14:val="none"/>
+        </w:rPr>
+      </w:pPr>
+      <w:r>
+        <w:rPr>
+          <w:rFonts w:ascii="Times New Roman" w:eastAsia="Times New Roman" w:hAnsi="Times New Roman" w:cs="Times New Roman"/>
+          <w:kern w:val="0"/>
+          <w14:ligatures w14:val="none"/>
+        </w:rPr>
+        <w:t xml:space="preserve">Which statement best reflects a data-preparation best practice emphasized in the slides? </w:t>
+      </w:r>
+    </w:p>
+    <w:p>
+      <w:pPr>
+        <w:pStyle w:val="ListParagraph"/>
+        <w:numPr>
+          <w:ilvl w:val="0"/>
+          <w:numId w:val="13"/>
+        </w:numPr>
+        <w:spacing w:after="0" w:line="240" w:lineRule="auto"/>
+        <w:rPr>
+          <w:rFonts w:ascii="Times New Roman" w:eastAsia="Times New Roman" w:hAnsi="Times New Roman" w:cs="Times New Roman"/>
+          <w:kern w:val="0"/>
+          <w14:ligatures w14:val="none"/>
+        </w:rPr>
+      </w:pPr>
+      <w:r>
+        <w:rPr>
+          <w:rFonts w:ascii="Times New Roman" w:eastAsia="Times New Roman" w:hAnsi="Times New Roman" w:cs="Times New Roman"/>
+          <w:kern w:val="0"/>
+          <w14:ligatures w14:val="none"/>
+        </w:rPr>
+        <w:t xml:space="preserve">Group of answer choices </w:t>
+      </w:r>
+    </w:p>
+    <w:p>
+      <w:pPr>
+        <w:pStyle w:val="ListParagraph"/>
+        <w:numPr>
+          <w:ilvl w:val="0"/>
+          <w:numId w:val="13"/>
+        </w:numPr>
+        <w:spacing w:after="0" w:line="240" w:lineRule="auto"/>
+        <w:rPr>
+          <w:rFonts w:ascii="Times New Roman" w:eastAsia="Times New Roman" w:hAnsi="Times New Roman" w:cs="Times New Roman"/>
+          <w:kern w:val="0"/>
+          <w14:ligatures w14:val="none"/>
+        </w:rPr>
+      </w:pPr>
+      <w:r>
+        <w:rPr>
+          <w:rFonts w:ascii="Times New Roman" w:eastAsia="Times New Roman" w:hAnsi="Times New Roman" w:cs="Times New Roman"/>
+          <w:kern w:val="0"/>
+          <w14:ligatures w14:val="none"/>
+        </w:rPr>
+        <w:t xml:space="preserve">Always overwrite incorrect raw data </w:t>
+      </w:r>
+    </w:p>
+    <w:p>
+      <w:pPr>
+        <w:pStyle w:val="ListParagraph"/>
+        <w:numPr>
+          <w:ilvl w:val="0"/>
+          <w:numId w:val="13"/>
+        </w:numPr>
+        <w:spacing w:after="0" w:line="240" w:lineRule="auto"/>
+        <w:rPr>
+          <w:rFonts w:ascii="Times New Roman" w:eastAsia="Times New Roman" w:hAnsi="Times New Roman" w:cs="Times New Roman"/>
+          <w:kern w:val="0"/>
+          <w14:ligatures w14:val="none"/>
+        </w:rPr>
+      </w:pPr>
+      <w:r>
+        <w:rPr>
+          <w:rFonts w:ascii="Times New Roman" w:eastAsia="Times New Roman" w:hAnsi="Times New Roman" w:cs="Times New Roman"/>
+          <w:kern w:val="0"/>
+          <w14:ligatures w14:val="none"/>
+        </w:rPr>
+        <w:t xml:space="preserve">Document decisions as you clean and transform </w:t>
+      </w:r>
+    </w:p>
+    <w:p>
+      <w:pPr>
+        <w:pStyle w:val="ListParagraph"/>
+        <w:numPr>
+          <w:ilvl w:val="0"/>
+          <w:numId w:val="13"/>
+        </w:numPr>
+        <w:spacing w:after="0" w:line="240" w:lineRule="auto"/>
+        <w:rPr>
+          <w:rFonts w:ascii="Times New Roman" w:eastAsia="Times New Roman" w:hAnsi="Times New Roman" w:cs="Times New Roman"/>
+          <w:kern w:val="0"/>
+          <w14:ligatures w14:val="none"/>
+        </w:rPr>
+      </w:pPr>
+      <w:r>
+        <w:rPr>
+          <w:rFonts w:ascii="Times New Roman" w:eastAsia="Times New Roman" w:hAnsi="Times New Roman" w:cs="Times New Roman"/>
+          <w:kern w:val="0"/>
+          <w14:ligatures w14:val="none"/>
+        </w:rPr>
+        <w:t xml:space="preserve">Only validate data at the end </w:t>
+      </w:r>
+    </w:p>
+    <w:p>
+      <w:pPr>
+        <w:pStyle w:val="ListParagraph"/>
+        <w:numPr>
+          <w:ilvl w:val="0"/>
+          <w:numId w:val="13"/>
+        </w:numPr>
+        <w:spacing w:after="0" w:line="240" w:lineRule="auto"/>
+        <w:rPr>
+          <w:rFonts w:ascii="Times New Roman" w:eastAsia="Times New Roman" w:hAnsi="Times New Roman" w:cs="Times New Roman"/>
+          <w:kern w:val="0"/>
+          <w14:ligatures w14:val="none"/>
+        </w:rPr>
+      </w:pPr>
+      <w:r>
+        <w:rPr>
+          <w:rFonts w:ascii="Times New Roman" w:eastAsia="Times New Roman" w:hAnsi="Times New Roman" w:cs="Times New Roman"/>
+          <w:kern w:val="0"/>
+          <w14:ligatures w14:val="none"/>
+        </w:rPr>
+        <w:t xml:space="preserve">Rename variables only after analysis </w:t>
+      </w:r>
+    </w:p>
+    <w:p>
+      <w:pPr>
+        <w:spacing w:after="0" w:line="240" w:lineRule="auto"/>
+        <w:rPr>
+          <w:rFonts w:ascii="Times New Roman" w:eastAsia="Times New Roman" w:hAnsi="Times New Roman" w:cs="Times New Roman"/>
+          <w:kern w:val="0"/>
+          <w14:ligatures w14:val="none"/>
+        </w:rPr>
+      </w:pPr>
+      <w:r>
+        <w:rPr>
+          <w:rFonts w:ascii="Times New Roman" w:eastAsia="Times New Roman" w:hAnsi="Times New Roman" w:cs="Times New Roman"/>
+          <w:kern w:val="0"/>
+          <w14:ligatures w14:val="none"/>
+        </w:rPr>
+        <w:t xml:space="preserve">In </w:t>
+      </w:r>
+      <w:r>
+        <w:rPr>
+          <w:rFonts w:ascii="Times New Roman" w:eastAsia="Times New Roman" w:hAnsi="Times New Roman" w:cs="Times New Roman"/>
+          <w:i/>
+          <w:iCs/>
+          <w:kern w:val="0"/>
+          <w14:ligatures w14:val="none"/>
+        </w:rPr>
+        <w:t>long</w:t>
+      </w:r>
+      <w:r>
+        <w:rPr>
+          <w:rFonts w:ascii="Times New Roman" w:eastAsia="Times New Roman" w:hAnsi="Times New Roman" w:cs="Times New Roman"/>
+          <w:kern w:val="0"/>
+          <w14:ligatures w14:val="none"/>
+        </w:rPr>
+        <w:t xml:space="preserve"> data format, each row represents: </w:t>
+      </w:r>
+    </w:p>
+    <w:p>
+      <w:pPr>
+        <w:pStyle w:val="ListParagraph"/>
+        <w:numPr>
+          <w:ilvl w:val="0"/>
+          <w:numId w:val="13"/>
+        </w:numPr>
+        <w:spacing w:after="0" w:line="240" w:lineRule="auto"/>
+        <w:rPr>
+          <w:rFonts w:ascii="Times New Roman" w:eastAsia="Times New Roman" w:hAnsi="Times New Roman" w:cs="Times New Roman"/>
+          <w:kern w:val="0"/>
+          <w14:ligatures w14:val="none"/>
+        </w:rPr>
+      </w:pPr>
+      <w:r>
+        <w:rPr>
+          <w:rFonts w:ascii="Times New Roman" w:eastAsia="Times New Roman" w:hAnsi="Times New Roman" w:cs="Times New Roman"/>
+          <w:kern w:val="0"/>
+          <w14:ligatures w14:val="none"/>
+        </w:rPr>
+        <w:t xml:space="preserve">Group of answer choices </w:t>
+      </w:r>
+    </w:p>
+    <w:p>
+      <w:pPr>
+        <w:pStyle w:val="ListParagraph"/>
+        <w:numPr>
+          <w:ilvl w:val="0"/>
+          <w:numId w:val="13"/>
+        </w:numPr>
+        <w:spacing w:after="0" w:line="240" w:lineRule="auto"/>
+        <w:rPr>
+          <w:rFonts w:ascii="Times New Roman" w:eastAsia="Times New Roman" w:hAnsi="Times New Roman" w:cs="Times New Roman"/>
+          <w:kern w:val="0"/>
+          <w14:ligatures w14:val="none"/>
+        </w:rPr>
+      </w:pPr>
+      <w:r>
+        <w:rPr>
+          <w:rFonts w:ascii="Times New Roman" w:eastAsia="Times New Roman" w:hAnsi="Times New Roman" w:cs="Times New Roman"/>
+          <w:kern w:val="0"/>
+          <w14:ligatures w14:val="none"/>
+        </w:rPr>
+        <w:t xml:space="preserve">One subject </w:t>
+      </w:r>
+    </w:p>
+    <w:p>
+      <w:pPr>
+        <w:pStyle w:val="ListParagraph"/>
+        <w:numPr>
+          <w:ilvl w:val="0"/>
+          <w:numId w:val="13"/>
+        </w:numPr>
+        <w:spacing w:after="0" w:line="240" w:lineRule="auto"/>
+        <w:rPr>
+          <w:rFonts w:ascii="Times New Roman" w:eastAsia="Times New Roman" w:hAnsi="Times New Roman" w:cs="Times New Roman"/>
+          <w:kern w:val="0"/>
+          <w14:ligatures w14:val="none"/>
+        </w:rPr>
+      </w:pPr>
+      <w:r>
+        <w:rPr>
+          <w:rFonts w:ascii="Times New Roman" w:eastAsia="Times New Roman" w:hAnsi="Times New Roman" w:cs="Times New Roman"/>
+          <w:kern w:val="0"/>
+          <w14:ligatures w14:val="none"/>
+        </w:rPr>
+        <w:t xml:space="preserve">One variable </w:t>
+      </w:r>
+    </w:p>
+    <w:p>
+      <w:pPr>
+        <w:pStyle w:val="ListParagraph"/>
+        <w:numPr>
+          <w:ilvl w:val="0"/>
+          <w:numId w:val="13"/>
+        </w:numPr>
+        <w:spacing w:after="0" w:line="240" w:lineRule="auto"/>
+        <w:rPr>
+          <w:rFonts w:ascii="Times New Roman" w:eastAsia="Times New Roman" w:hAnsi="Times New Roman" w:cs="Times New Roman"/>
+          <w:kern w:val="0"/>
+          <w14:ligatures w14:val="none"/>
+        </w:rPr>
+      </w:pPr>
+      <w:r>
+        <w:rPr>
+          <w:rFonts w:ascii="Times New Roman" w:eastAsia="Times New Roman" w:hAnsi="Times New Roman" w:cs="Times New Roman"/>
+          <w:kern w:val="0"/>
+          <w14:ligatures w14:val="none"/>
+        </w:rPr>
+        <w:t xml:space="preserve">One observation at </w:t>
+      </w:r>
+      <w:proofErr w:type="gramStart"/>
+      <w:r>
+        <w:rPr>
+          <w:rFonts w:ascii="Times New Roman" w:eastAsia="Times New Roman" w:hAnsi="Times New Roman" w:cs="Times New Roman"/>
+          <w:kern w:val="0"/>
+          <w14:ligatures w14:val="none"/>
+        </w:rPr>
+        <w:t>one time</w:t>
+      </w:r>
+      <w:proofErr w:type="gramEnd"/>
+      <w:r>
+        <w:rPr>
+          <w:rFonts w:ascii="Times New Roman" w:eastAsia="Times New Roman" w:hAnsi="Times New Roman" w:cs="Times New Roman"/>
+          <w:kern w:val="0"/>
+          <w14:ligatures w14:val="none"/>
+        </w:rPr>
+        <w:t xml:space="preserve"> point </w:t>
+      </w:r>
+    </w:p>
+    <w:p>
+      <w:pPr>
+        <w:pStyle w:val="ListParagraph"/>
+        <w:numPr>
+          <w:ilvl w:val="0"/>
+          <w:numId w:val="13"/>
+        </w:numPr>
+        <w:spacing w:after="0" w:line="240" w:lineRule="auto"/>
+        <w:rPr>
+          <w:rFonts w:ascii="Times New Roman" w:eastAsia="Times New Roman" w:hAnsi="Times New Roman" w:cs="Times New Roman"/>
+          <w:kern w:val="0"/>
+          <w14:ligatures w14:val="none"/>
+        </w:rPr>
+      </w:pPr>
+      <w:r>
+        <w:rPr>
+          <w:rFonts w:ascii="Times New Roman" w:eastAsia="Times New Roman" w:hAnsi="Times New Roman" w:cs="Times New Roman"/>
+          <w:kern w:val="0"/>
+          <w14:ligatures w14:val="none"/>
+        </w:rPr>
+        <w:t xml:space="preserve">One summary statistic </w:t>
+      </w:r>
+    </w:p>
+    <w:p>
+      <w:pPr>
+        <w:spacing w:after="0" w:line="240" w:lineRule="auto"/>
+        <w:rPr>
+          <w:rFonts w:ascii="Times New Roman" w:eastAsia="Times New Roman" w:hAnsi="Times New Roman" w:cs="Times New Roman"/>
+          <w:kern w:val="0"/>
+          <w14:ligatures w14:val="none"/>
+        </w:rPr>
+      </w:pPr>
+      <w:r>
+        <w:rPr>
+          <w:rFonts w:ascii="Times New Roman" w:eastAsia="Times New Roman" w:hAnsi="Times New Roman" w:cs="Times New Roman"/>
+          <w:kern w:val="0"/>
+          <w14:ligatures w14:val="none"/>
+        </w:rPr>
+        <w:t xml:space="preserve">Joining jump data with athlete metadata (athlete's age, height and position) using player ID is an example of: </w:t>
+      </w:r>
+    </w:p>
+    <w:p>
+      <w:pPr>
+        <w:pStyle w:val="ListParagraph"/>
+        <w:numPr>
+          <w:ilvl w:val="0"/>
+          <w:numId w:val="13"/>
+        </w:numPr>
+        <w:spacing w:after="0" w:line="240" w:lineRule="auto"/>
+        <w:rPr>
+          <w:rFonts w:ascii="Times New Roman" w:eastAsia="Times New Roman" w:hAnsi="Times New Roman" w:cs="Times New Roman"/>
+          <w:kern w:val="0"/>
+          <w14:ligatures w14:val="none"/>
+        </w:rPr>
+      </w:pPr>
+      <w:r>
+        <w:rPr>
+          <w:rFonts w:ascii="Times New Roman" w:eastAsia="Times New Roman" w:hAnsi="Times New Roman" w:cs="Times New Roman"/>
+          <w:kern w:val="0"/>
+          <w14:ligatures w14:val="none"/>
+        </w:rPr>
+        <w:t xml:space="preserve">Transformation </w:t>
+      </w:r>
+    </w:p>
+    <w:p>
+      <w:pPr>
+        <w:pStyle w:val="ListParagraph"/>
+        <w:numPr>
+          <w:ilvl w:val="0"/>
+          <w:numId w:val="13"/>
+        </w:numPr>
+        <w:spacing w:after="0" w:line="240" w:lineRule="auto"/>
+        <w:rPr>
+          <w:rFonts w:ascii="Times New Roman" w:eastAsia="Times New Roman" w:hAnsi="Times New Roman" w:cs="Times New Roman"/>
+          <w:kern w:val="0"/>
+          <w14:ligatures w14:val="none"/>
+        </w:rPr>
+      </w:pPr>
+      <w:r>
+        <w:rPr>
+          <w:rFonts w:ascii="Times New Roman" w:eastAsia="Times New Roman" w:hAnsi="Times New Roman" w:cs="Times New Roman"/>
+          <w:kern w:val="0"/>
+          <w14:ligatures w14:val="none"/>
+        </w:rPr>
+        <w:t xml:space="preserve">Assessment </w:t>
+      </w:r>
+    </w:p>
+    <w:p>
+      <w:pPr>
+        <w:pStyle w:val="ListParagraph"/>
+        <w:numPr>
+          <w:ilvl w:val="0"/>
+          <w:numId w:val="13"/>
+        </w:numPr>
+        <w:spacing w:after="0" w:line="240" w:lineRule="auto"/>
+        <w:rPr>
+          <w:rFonts w:ascii="Times New Roman" w:eastAsia="Times New Roman" w:hAnsi="Times New Roman" w:cs="Times New Roman"/>
+          <w:kern w:val="0"/>
+          <w14:ligatures w14:val="none"/>
+        </w:rPr>
+      </w:pPr>
+      <w:r>
+        <w:rPr>
+          <w:rFonts w:ascii="Times New Roman" w:eastAsia="Times New Roman" w:hAnsi="Times New Roman" w:cs="Times New Roman"/>
+          <w:kern w:val="0"/>
+          <w14:ligatures w14:val="none"/>
+        </w:rPr>
+        <w:t xml:space="preserve">Integration </w:t>
+      </w:r>
+    </w:p>
+    <w:p>
+      <w:pPr>
+        <w:pStyle w:val="ListParagraph"/>
+        <w:numPr>
+          <w:ilvl w:val="0"/>
+          <w:numId w:val="13"/>
+        </w:numPr>
+        <w:spacing w:after="0" w:line="240" w:lineRule="auto"/>
+        <w:rPr>
+          <w:rFonts w:ascii="Times New Roman" w:eastAsia="Times New Roman" w:hAnsi="Times New Roman" w:cs="Times New Roman"/>
+          <w:kern w:val="0"/>
+          <w14:ligatures w14:val="none"/>
+        </w:rPr>
+      </w:pPr>
+      <w:r>
+        <w:rPr>
+          <w:rFonts w:ascii="Times New Roman" w:eastAsia="Times New Roman" w:hAnsi="Times New Roman" w:cs="Times New Roman"/>
+          <w:kern w:val="0"/>
+          <w14:ligatures w14:val="none"/>
+        </w:rPr>
+        <w:t xml:space="preserve">Validation </w:t>
+      </w:r>
+    </w:p>
+    <w:p>
+      <w:pPr>
+        <w:spacing w:after="0" w:line="240" w:lineRule="auto"/>
+        <w:rPr>
+          <w:rFonts w:ascii="Times New Roman" w:eastAsia="Times New Roman" w:hAnsi="Times New Roman" w:cs="Times New Roman"/>
+          <w:kern w:val="0"/>
+          <w14:ligatures w14:val="none"/>
+        </w:rPr>
+      </w:pPr>
+      <w:r>
+        <w:rPr>
+          <w:rFonts w:ascii="Times New Roman" w:eastAsia="Times New Roman" w:hAnsi="Times New Roman" w:cs="Times New Roman"/>
+          <w:kern w:val="0"/>
+          <w14:ligatures w14:val="none"/>
+        </w:rPr>
+        <w:t xml:space="preserve">Which measure of central tendency is most sensitive to outliers? </w:t>
+      </w:r>
+    </w:p>
+    <w:p>
+      <w:pPr>
+        <w:pStyle w:val="ListParagraph"/>
+        <w:numPr>
+          <w:ilvl w:val="0"/>
+          <w:numId w:val="13"/>
+        </w:numPr>
+        <w:spacing w:after="0" w:line="240" w:lineRule="auto"/>
+        <w:rPr>
+          <w:rFonts w:ascii="Times New Roman" w:eastAsia="Times New Roman" w:hAnsi="Times New Roman" w:cs="Times New Roman"/>
+          <w:kern w:val="0"/>
+          <w14:ligatures w14:val="none"/>
+        </w:rPr>
+      </w:pPr>
+      <w:r>
+        <w:rPr>
+          <w:rFonts w:ascii="Times New Roman" w:eastAsia="Times New Roman" w:hAnsi="Times New Roman" w:cs="Times New Roman"/>
+          <w:kern w:val="0"/>
+          <w14:ligatures w14:val="none"/>
+        </w:rPr>
+        <w:t xml:space="preserve">Median </w:t>
+      </w:r>
+    </w:p>
+    <w:p>
+      <w:pPr>
+        <w:pStyle w:val="ListParagraph"/>
+        <w:numPr>
+          <w:ilvl w:val="0"/>
+          <w:numId w:val="13"/>
+        </w:numPr>
+        <w:spacing w:after="0" w:line="240" w:lineRule="auto"/>
+        <w:rPr>
+          <w:rFonts w:ascii="Times New Roman" w:eastAsia="Times New Roman" w:hAnsi="Times New Roman" w:cs="Times New Roman"/>
+          <w:kern w:val="0"/>
+          <w14:ligatures w14:val="none"/>
+        </w:rPr>
+      </w:pPr>
+      <w:r>
+        <w:rPr>
+          <w:rFonts w:ascii="Times New Roman" w:eastAsia="Times New Roman" w:hAnsi="Times New Roman" w:cs="Times New Roman"/>
+          <w:kern w:val="0"/>
+          <w14:ligatures w14:val="none"/>
+        </w:rPr>
+        <w:t xml:space="preserve">Mode </w:t>
+      </w:r>
+    </w:p>
+    <w:p>
+      <w:pPr>
+        <w:pStyle w:val="ListParagraph"/>
+        <w:numPr>
+          <w:ilvl w:val="0"/>
+          <w:numId w:val="13"/>
+        </w:numPr>
+        <w:spacing w:after="0" w:line="240" w:lineRule="auto"/>
+        <w:rPr>
+          <w:rFonts w:ascii="Times New Roman" w:eastAsia="Times New Roman" w:hAnsi="Times New Roman" w:cs="Times New Roman"/>
+          <w:kern w:val="0"/>
+          <w14:ligatures w14:val="none"/>
+        </w:rPr>
+      </w:pPr>
+      <w:r>
+        <w:rPr>
+          <w:rFonts w:ascii="Times New Roman" w:eastAsia="Times New Roman" w:hAnsi="Times New Roman" w:cs="Times New Roman"/>
+          <w:kern w:val="0"/>
+          <w14:ligatures w14:val="none"/>
+        </w:rPr>
+        <w:t xml:space="preserve">Mean </w:t>
+      </w:r>
+    </w:p>
+    <w:p>
+      <w:pPr>
+        <w:pStyle w:val="ListParagraph"/>
+        <w:numPr>
+          <w:ilvl w:val="0"/>
+          <w:numId w:val="13"/>
+        </w:numPr>
+        <w:spacing w:after="0" w:line="240" w:lineRule="auto"/>
+        <w:rPr>
+          <w:rFonts w:ascii="Times New Roman" w:eastAsia="Times New Roman" w:hAnsi="Times New Roman" w:cs="Times New Roman"/>
+          <w:kern w:val="0"/>
+          <w14:ligatures w14:val="none"/>
+        </w:rPr>
+      </w:pPr>
+      <w:r>
+        <w:rPr>
+          <w:rFonts w:ascii="Times New Roman" w:eastAsia="Times New Roman" w:hAnsi="Times New Roman" w:cs="Times New Roman"/>
+          <w:kern w:val="0"/>
+          <w14:ligatures w14:val="none"/>
+        </w:rPr>
+        <w:t xml:space="preserve">Range </w:t>
+      </w:r>
+    </w:p>
+    <w:p>
+      <w:pPr>
+        <w:spacing w:after="0" w:line="240" w:lineRule="auto"/>
+        <w:rPr>
+          <w:rFonts w:ascii="Times New Roman" w:eastAsia="Times New Roman" w:hAnsi="Times New Roman" w:cs="Times New Roman"/>
+          <w:kern w:val="0"/>
+          <w14:ligatures w14:val="none"/>
+        </w:rPr>
+      </w:pPr>
+      <w:r>
+        <w:rPr>
+          <w:rFonts w:ascii="Times New Roman" w:eastAsia="Times New Roman" w:hAnsi="Times New Roman" w:cs="Times New Roman"/>
+          <w:kern w:val="0"/>
+          <w14:ligatures w14:val="none"/>
+        </w:rPr>
+        <w:t xml:space="preserve">Which visualization is most appropriate for examining the </w:t>
+      </w:r>
+      <w:r>
+        <w:rPr>
+          <w:rFonts w:ascii="Times New Roman" w:eastAsia="Times New Roman" w:hAnsi="Times New Roman" w:cs="Times New Roman"/>
+          <w:i/>
+          <w:iCs/>
+          <w:kern w:val="0"/>
+          <w14:ligatures w14:val="none"/>
+        </w:rPr>
+        <w:t>shape</w:t>
+      </w:r>
+      <w:r>
+        <w:rPr>
+          <w:rFonts w:ascii="Times New Roman" w:eastAsia="Times New Roman" w:hAnsi="Times New Roman" w:cs="Times New Roman"/>
+          <w:kern w:val="0"/>
+          <w14:ligatures w14:val="none"/>
+        </w:rPr>
+        <w:t xml:space="preserve"> of a distribution? </w:t>
+      </w:r>
+    </w:p>
+    <w:p>
+      <w:pPr>
+        <w:pStyle w:val="ListParagraph"/>
+        <w:numPr>
+          <w:ilvl w:val="0"/>
+          <w:numId w:val="13"/>
+        </w:numPr>
+        <w:spacing w:after="0" w:line="240" w:lineRule="auto"/>
+        <w:rPr>
+          <w:rFonts w:ascii="Times New Roman" w:eastAsia="Times New Roman" w:hAnsi="Times New Roman" w:cs="Times New Roman"/>
+          <w:kern w:val="0"/>
+          <w14:ligatures w14:val="none"/>
+        </w:rPr>
+      </w:pPr>
+      <w:r>
+        <w:rPr>
+          <w:rFonts w:ascii="Times New Roman" w:eastAsia="Times New Roman" w:hAnsi="Times New Roman" w:cs="Times New Roman"/>
+          <w:kern w:val="0"/>
+          <w14:ligatures w14:val="none"/>
+        </w:rPr>
+        <w:t xml:space="preserve">Line plot </w:t>
+      </w:r>
+    </w:p>
+    <w:p>
+      <w:pPr>
+        <w:pStyle w:val="ListParagraph"/>
+        <w:numPr>
+          <w:ilvl w:val="0"/>
+          <w:numId w:val="13"/>
+        </w:numPr>
+        <w:spacing w:after="0" w:line="240" w:lineRule="auto"/>
+        <w:rPr>
+          <w:rFonts w:ascii="Times New Roman" w:eastAsia="Times New Roman" w:hAnsi="Times New Roman" w:cs="Times New Roman"/>
+          <w:kern w:val="0"/>
+          <w14:ligatures w14:val="none"/>
+        </w:rPr>
+      </w:pPr>
+      <w:r>
+        <w:rPr>
+          <w:rFonts w:ascii="Times New Roman" w:eastAsia="Times New Roman" w:hAnsi="Times New Roman" w:cs="Times New Roman"/>
+          <w:kern w:val="0"/>
+          <w14:ligatures w14:val="none"/>
+        </w:rPr>
+        <w:t xml:space="preserve">Scatter plot </w:t>
+      </w:r>
+    </w:p>
+    <w:p>
+      <w:pPr>
+        <w:pStyle w:val="ListParagraph"/>
+        <w:numPr>
+          <w:ilvl w:val="0"/>
+          <w:numId w:val="13"/>
+        </w:numPr>
+        <w:spacing w:after="0" w:line="240" w:lineRule="auto"/>
+        <w:rPr>
+          <w:rFonts w:ascii="Times New Roman" w:eastAsia="Times New Roman" w:hAnsi="Times New Roman" w:cs="Times New Roman"/>
+          <w:kern w:val="0"/>
+          <w14:ligatures w14:val="none"/>
+        </w:rPr>
+      </w:pPr>
+      <w:r>
+        <w:rPr>
+          <w:rFonts w:ascii="Times New Roman" w:eastAsia="Times New Roman" w:hAnsi="Times New Roman" w:cs="Times New Roman"/>
+          <w:kern w:val="0"/>
+          <w14:ligatures w14:val="none"/>
+        </w:rPr>
+        <w:t xml:space="preserve">Histogram </w:t>
+      </w:r>
+    </w:p>
+    <w:p>
+      <w:pPr>
+        <w:pStyle w:val="ListParagraph"/>
+        <w:numPr>
+          <w:ilvl w:val="0"/>
+          <w:numId w:val="13"/>
+        </w:numPr>
+        <w:spacing w:after="0" w:line="240" w:lineRule="auto"/>
+        <w:rPr>
+          <w:rFonts w:ascii="Times New Roman" w:eastAsia="Times New Roman" w:hAnsi="Times New Roman" w:cs="Times New Roman"/>
+          <w:kern w:val="0"/>
+          <w14:ligatures w14:val="none"/>
+        </w:rPr>
+      </w:pPr>
+      <w:r>
+        <w:rPr>
+          <w:rFonts w:ascii="Times New Roman" w:eastAsia="Times New Roman" w:hAnsi="Times New Roman" w:cs="Times New Roman"/>
+          <w:kern w:val="0"/>
+          <w14:ligatures w14:val="none"/>
+        </w:rPr>
+        <w:t xml:space="preserve">Bar chart </w:t>
+      </w:r>
+    </w:p>
+    <w:p>
+      <w:pPr>
+        <w:spacing w:after="0" w:line="240" w:lineRule="auto"/>
+        <w:rPr>
+          <w:rFonts w:ascii="Times New Roman" w:eastAsia="Times New Roman" w:hAnsi="Times New Roman" w:cs="Times New Roman"/>
+          <w:kern w:val="0"/>
+          <w14:ligatures w14:val="none"/>
+        </w:rPr>
+      </w:pPr>
+      <w:r>
+        <w:rPr>
+          <w:rFonts w:ascii="Times New Roman" w:eastAsia="Times New Roman" w:hAnsi="Times New Roman" w:cs="Times New Roman"/>
+          <w:kern w:val="0"/>
+          <w14:ligatures w14:val="none"/>
+        </w:rPr>
+        <w:t xml:space="preserve">Simpson’s paradox demonstrates that: </w:t>
+      </w:r>
+    </w:p>
+    <w:p>
+      <w:pPr>
+        <w:pStyle w:val="ListParagraph"/>
+        <w:numPr>
+          <w:ilvl w:val="0"/>
+          <w:numId w:val="13"/>
+        </w:numPr>
+        <w:spacing w:after="0" w:line="240" w:lineRule="auto"/>
+        <w:rPr>
+          <w:rFonts w:ascii="Times New Roman" w:eastAsia="Times New Roman" w:hAnsi="Times New Roman" w:cs="Times New Roman"/>
+          <w:kern w:val="0"/>
+          <w14:ligatures w14:val="none"/>
+        </w:rPr>
+      </w:pPr>
+      <w:r>
+        <w:rPr>
+          <w:rFonts w:ascii="Times New Roman" w:eastAsia="Times New Roman" w:hAnsi="Times New Roman" w:cs="Times New Roman"/>
+          <w:kern w:val="0"/>
+          <w14:ligatures w14:val="none"/>
+        </w:rPr>
+        <w:t xml:space="preserve">Summary statistics are always misleading </w:t>
+      </w:r>
+    </w:p>
+    <w:p>
+      <w:pPr>
+        <w:pStyle w:val="ListParagraph"/>
+        <w:numPr>
+          <w:ilvl w:val="0"/>
+          <w:numId w:val="13"/>
+        </w:numPr>
+        <w:spacing w:after="0" w:line="240" w:lineRule="auto"/>
+        <w:rPr>
+          <w:rFonts w:ascii="Times New Roman" w:eastAsia="Times New Roman" w:hAnsi="Times New Roman" w:cs="Times New Roman"/>
+          <w:kern w:val="0"/>
+          <w14:ligatures w14:val="none"/>
+        </w:rPr>
+      </w:pPr>
+      <w:r>
+        <w:rPr>
+          <w:rFonts w:ascii="Times New Roman" w:eastAsia="Times New Roman" w:hAnsi="Times New Roman" w:cs="Times New Roman"/>
+          <w:kern w:val="0"/>
+          <w14:ligatures w14:val="none"/>
+        </w:rPr>
+        <w:t xml:space="preserve">Visualizations are unnecessary </w:t>
+      </w:r>
+    </w:p>
+    <w:p>
+      <w:pPr>
+        <w:pStyle w:val="ListParagraph"/>
+        <w:numPr>
+          <w:ilvl w:val="0"/>
+          <w:numId w:val="13"/>
+        </w:numPr>
+        <w:spacing w:after="0" w:line="240" w:lineRule="auto"/>
+        <w:rPr>
+          <w:rFonts w:ascii="Times New Roman" w:eastAsia="Times New Roman" w:hAnsi="Times New Roman" w:cs="Times New Roman"/>
+          <w:kern w:val="0"/>
+          <w14:ligatures w14:val="none"/>
+        </w:rPr>
+      </w:pPr>
+      <w:r>
+        <w:rPr>
+          <w:rFonts w:ascii="Times New Roman" w:eastAsia="Times New Roman" w:hAnsi="Times New Roman" w:cs="Times New Roman"/>
+          <w:kern w:val="0"/>
+          <w14:ligatures w14:val="none"/>
+        </w:rPr>
+        <w:t xml:space="preserve">Reggie Miller sucks </w:t>
+      </w:r>
+    </w:p>
+    <w:p>
+      <w:pPr>
+        <w:pStyle w:val="ListParagraph"/>
+        <w:numPr>
+          <w:ilvl w:val="0"/>
+          <w:numId w:val="13"/>
+        </w:numPr>
+        <w:spacing w:after="0" w:line="240" w:lineRule="auto"/>
+        <w:rPr>
+          <w:rFonts w:ascii="Times New Roman" w:eastAsia="Times New Roman" w:hAnsi="Times New Roman" w:cs="Times New Roman"/>
+          <w:kern w:val="0"/>
+          <w14:ligatures w14:val="none"/>
+        </w:rPr>
+      </w:pPr>
+      <w:r>
+        <w:rPr>
+          <w:rFonts w:ascii="Times New Roman" w:eastAsia="Times New Roman" w:hAnsi="Times New Roman" w:cs="Times New Roman"/>
+          <w:kern w:val="0"/>
+          <w14:ligatures w14:val="none"/>
+        </w:rPr>
+        <w:t xml:space="preserve">Group-level patterns do not always reflect individual-level trends </w:t>
+      </w:r>
+    </w:p>
+    <w:p>
+      <w:pPr>
+        <w:tabs>
+          <w:tab w:val="left" w:pos="3390"/>
+        </w:tabs>
+      </w:pPr>
     </w:p>
     <w:sectPr>
       <w:pgSz w:w="12240" w:h="15840"/>
@@ -1049,8 +1902,121 @@
 </file>
 
 <file path=word/numbering.xml><?xml version="1.0" encoding="utf-8"?>
-<w:numbering xmlns:wpc="http://schemas.microsoft.com/office/word/2010/wordprocessingCanvas" xmlns:cx="http://schemas.microsoft.com/office/drawing/2014/chartex" xmlns:cx1="http://schemas.microsoft.com/office/drawing/2015/9/8/chartex" xmlns:cx2="http://schemas.microsoft.com/office/drawing/2015/10/21/chartex" xmlns:cx3="http://schemas.microsoft.com/office/drawing/2016/5/9/chartex" xmlns:cx4="http://schemas.microsoft.com/office/drawing/2016/5/10/chartex" xmlns:cx5="http://schemas.microsoft.com/office/drawing/2016/5/11/chartex" xmlns:cx6="http://schemas.microsoft.com/office/drawing/2016/5/12/chartex" xmlns:cx7="http://schemas.microsoft.com/office/drawing/2016/5/13/chartex" xmlns:cx8="http://schemas.microsoft.com/office/drawing/2016/5/14/chartex" xmlns:mc="http://schemas.openxmlformats.org/markup-compatibility/2006" xmlns:m="http://schemas.openxmlformats.org/officeDocument/2006/math" xmlns:aink="http://schemas.microsoft.com/office/drawing/2016/ink" xmlns:am3d="http://schemas.microsoft.com/office/drawing/2017/model3d" xmlns:oel="http://schemas.microsoft.com/office/2019/extlst" xmlns:r="http://schemas.openxmlformats.org/officeDocument/2006/relationships" xmlns:wp14="http://schemas.microsoft.com/office/word/2010/wordprocessingDrawing" xmlns:wp="http://schemas.openxmlformats.org/drawingml/2006/wordprocessingDrawing" xmlns:wpg="http://schemas.microsoft.com/office/word/2010/wordprocessingGroup" xmlns:wpi="http://schemas.microsoft.com/office/word/2010/wordprocessingInk" xmlns:wps="http://schemas.microsoft.com/office/word/2010/wordprocessingShape" xmlns:o="urn:schemas-microsoft-com:office:office" xmlns:v="urn:schemas-microsoft-com:vml" xmlns:w10="urn:schemas-microsoft-com:office:word" xmlns:w="http://schemas.openxmlformats.org/wordprocessingml/2006/main" xmlns:w14="http://schemas.microsoft.com/office/word/2010/wordml" xmlns:w15="http://schemas.microsoft.com/office/word/2012/wordml" xmlns:w16cei="http://schemas.microsoft.com/office/word/2026/wordml/cei" xmlns:w16cex="http://schemas.microsoft.com/office/word/2018/wordml/cex" xmlns:w16cid="http://schemas.microsoft.com/office/word/2016/wordml/cid" xmlns:w16="http://schemas.microsoft.com/office/word/2018/wordml" xmlns:w16sdtdh="http://schemas.microsoft.com/office/word/2020/wordml/sdtdatahash" xmlns:w16sdtfl="http://schemas.microsoft.com/office/word/2024/wordml/sdtformatlock" xmlns:w16se="http://schemas.microsoft.com/office/word/2015/wordml/symex" xmlns:w16du="http://schemas.microsoft.com/office/word/2023/wordml/word16du" xmlns:wne="http://schemas.microsoft.com/office/word/2006/wordml" mc:Ignorable="w14 w15 w16se w16cid w16 w16cex w16sdtdh w16sdtfl w16du wp14">
+<w:numbering xmlns:wpc="http://schemas.microsoft.com/office/word/2010/wordprocessingCanvas" xmlns:cx="http://schemas.microsoft.com/office/drawing/2014/chartex" xmlns:cx1="http://schemas.microsoft.com/office/drawing/2015/9/8/chartex" xmlns:cx2="http://schemas.microsoft.com/office/drawing/2015/10/21/chartex" xmlns:cx3="http://schemas.microsoft.com/office/drawing/2016/5/9/chartex" xmlns:cx4="http://schemas.microsoft.com/office/drawing/2016/5/10/chartex" xmlns:cx5="http://schemas.microsoft.com/office/drawing/2016/5/11/chartex" xmlns:cx6="http://schemas.microsoft.com/office/drawing/2016/5/12/chartex" xmlns:cx7="http://schemas.microsoft.com/office/drawing/2016/5/13/chartex" xmlns:cx8="http://schemas.microsoft.com/office/drawing/2016/5/14/chartex" xmlns:mc="http://schemas.openxmlformats.org/markup-compatibility/2006" xmlns:aink="http://schemas.microsoft.com/office/drawing/2016/ink" xmlns:am3d="http://schemas.microsoft.com/office/drawing/2017/model3d" xmlns:o="urn:schemas-microsoft-com:office:office" xmlns:oel="http://schemas.microsoft.com/office/2019/extlst" xmlns:r="http://schemas.openxmlformats.org/officeDocument/2006/relationships" xmlns:m="http://schemas.openxmlformats.org/officeDocument/2006/math" xmlns:v="urn:schemas-microsoft-com:vml" xmlns:wp14="http://schemas.microsoft.com/office/word/2010/wordprocessingDrawing" xmlns:wp="http://schemas.openxmlformats.org/drawingml/2006/wordprocessingDrawing" xmlns:w10="urn:schemas-microsoft-com:office:word" xmlns:w="http://schemas.openxmlformats.org/wordprocessingml/2006/main" xmlns:w14="http://schemas.microsoft.com/office/word/2010/wordml" xmlns:w15="http://schemas.microsoft.com/office/word/2012/wordml" xmlns:w16cex="http://schemas.microsoft.com/office/word/2018/wordml/cex" xmlns:w16cid="http://schemas.microsoft.com/office/word/2016/wordml/cid" xmlns:w16="http://schemas.microsoft.com/office/word/2018/wordml" xmlns:w16du="http://schemas.microsoft.com/office/word/2023/wordml/word16du" xmlns:w16sdtdh="http://schemas.microsoft.com/office/word/2020/wordml/sdtdatahash" xmlns:w16sdtfl="http://schemas.microsoft.com/office/word/2024/wordml/sdtformatlock" xmlns:w16se="http://schemas.microsoft.com/office/word/2015/wordml/symex" xmlns:wpg="http://schemas.microsoft.com/office/word/2010/wordprocessingGroup" xmlns:wpi="http://schemas.microsoft.com/office/word/2010/wordprocessingInk" xmlns:wne="http://schemas.microsoft.com/office/word/2006/wordml" xmlns:wps="http://schemas.microsoft.com/office/word/2010/wordprocessingShape" mc:Ignorable="w14 w15 w16se w16cid w16 w16cex w16sdtdh w16sdtfl w16du wp14">
   <w:abstractNum w:abstractNumId="0" w15:restartNumberingAfterBreak="0">
+    <w:nsid w:val="015127B5"/>
+    <w:multiLevelType w:val="hybridMultilevel"/>
+    <w:tmpl w:val="F314DCEA"/>
+    <w:lvl w:ilvl="0" w:tplc="04090001">
+      <w:start w:val="1"/>
+      <w:numFmt w:val="bullet"/>
+      <w:lvlText w:val=""/>
+      <w:lvlJc w:val="left"/>
+      <w:pPr>
+        <w:ind w:left="720" w:hanging="360"/>
+      </w:pPr>
+      <w:rPr>
+        <w:rFonts w:ascii="Symbol" w:hAnsi="Symbol" w:hint="default"/>
+      </w:rPr>
+    </w:lvl>
+    <w:lvl w:ilvl="1" w:tplc="04090003" w:tentative="1">
+      <w:start w:val="1"/>
+      <w:numFmt w:val="bullet"/>
+      <w:lvlText w:val="o"/>
+      <w:lvlJc w:val="left"/>
+      <w:pPr>
+        <w:ind w:left="1440" w:hanging="360"/>
+      </w:pPr>
+      <w:rPr>
+        <w:rFonts w:ascii="Courier New" w:hAnsi="Courier New" w:cs="Courier New" w:hint="default"/>
+      </w:rPr>
+    </w:lvl>
+    <w:lvl w:ilvl="2" w:tplc="04090005" w:tentative="1">
+      <w:start w:val="1"/>
+      <w:numFmt w:val="bullet"/>
+      <w:lvlText w:val=""/>
+      <w:lvlJc w:val="left"/>
+      <w:pPr>
+        <w:ind w:left="2160" w:hanging="360"/>
+      </w:pPr>
+      <w:rPr>
+        <w:rFonts w:ascii="Wingdings" w:hAnsi="Wingdings" w:hint="default"/>
+      </w:rPr>
+    </w:lvl>
+    <w:lvl w:ilvl="3" w:tplc="04090001" w:tentative="1">
+      <w:start w:val="1"/>
+      <w:numFmt w:val="bullet"/>
+      <w:lvlText w:val=""/>
+      <w:lvlJc w:val="left"/>
+      <w:pPr>
+        <w:ind w:left="2880" w:hanging="360"/>
+      </w:pPr>
+      <w:rPr>
+        <w:rFonts w:ascii="Symbol" w:hAnsi="Symbol" w:hint="default"/>
+      </w:rPr>
+    </w:lvl>
+    <w:lvl w:ilvl="4" w:tplc="04090003" w:tentative="1">
+      <w:start w:val="1"/>
+      <w:numFmt w:val="bullet"/>
+      <w:lvlText w:val="o"/>
+      <w:lvlJc w:val="left"/>
+      <w:pPr>
+        <w:ind w:left="3600" w:hanging="360"/>
+      </w:pPr>
+      <w:rPr>
+        <w:rFonts w:ascii="Courier New" w:hAnsi="Courier New" w:cs="Courier New" w:hint="default"/>
+      </w:rPr>
+    </w:lvl>
+    <w:lvl w:ilvl="5" w:tplc="04090005" w:tentative="1">
+      <w:start w:val="1"/>
+      <w:numFmt w:val="bullet"/>
+      <w:lvlText w:val=""/>
+      <w:lvlJc w:val="left"/>
+      <w:pPr>
+        <w:ind w:left="4320" w:hanging="360"/>
+      </w:pPr>
+      <w:rPr>
+        <w:rFonts w:ascii="Wingdings" w:hAnsi="Wingdings" w:hint="default"/>
+      </w:rPr>
+    </w:lvl>
+    <w:lvl w:ilvl="6" w:tplc="04090001" w:tentative="1">
+      <w:start w:val="1"/>
+      <w:numFmt w:val="bullet"/>
+      <w:lvlText w:val=""/>
+      <w:lvlJc w:val="left"/>
+      <w:pPr>
+        <w:ind w:left="5040" w:hanging="360"/>
+      </w:pPr>
+      <w:rPr>
+        <w:rFonts w:ascii="Symbol" w:hAnsi="Symbol" w:hint="default"/>
+      </w:rPr>
+    </w:lvl>
+    <w:lvl w:ilvl="7" w:tplc="04090003" w:tentative="1">
+      <w:start w:val="1"/>
+      <w:numFmt w:val="bullet"/>
+      <w:lvlText w:val="o"/>
+      <w:lvlJc w:val="left"/>
+      <w:pPr>
+        <w:ind w:left="5760" w:hanging="360"/>
+      </w:pPr>
+      <w:rPr>
+        <w:rFonts w:ascii="Courier New" w:hAnsi="Courier New" w:cs="Courier New" w:hint="default"/>
+      </w:rPr>
+    </w:lvl>
+    <w:lvl w:ilvl="8" w:tplc="04090005" w:tentative="1">
+      <w:start w:val="1"/>
+      <w:numFmt w:val="bullet"/>
+      <w:lvlText w:val=""/>
+      <w:lvlJc w:val="left"/>
+      <w:pPr>
+        <w:ind w:left="6480" w:hanging="360"/>
+      </w:pPr>
+      <w:rPr>
+        <w:rFonts w:ascii="Wingdings" w:hAnsi="Wingdings" w:hint="default"/>
+      </w:rPr>
+    </w:lvl>
+  </w:abstractNum>
+  <w:abstractNum w:abstractNumId="1" w15:restartNumberingAfterBreak="0">
     <w:nsid w:val="0C584890"/>
     <w:multiLevelType w:val="hybridMultilevel"/>
     <w:tmpl w:val="E324806A"/>
@@ -1163,7 +2129,7 @@
       </w:rPr>
     </w:lvl>
   </w:abstractNum>
-  <w:abstractNum w:abstractNumId="1" w15:restartNumberingAfterBreak="0">
+  <w:abstractNum w:abstractNumId="2" w15:restartNumberingAfterBreak="0">
     <w:nsid w:val="106819C0"/>
     <w:multiLevelType w:val="hybridMultilevel"/>
     <w:tmpl w:val="3C48264E"/>
@@ -1276,7 +2242,7 @@
       </w:rPr>
     </w:lvl>
   </w:abstractNum>
-  <w:abstractNum w:abstractNumId="2" w15:restartNumberingAfterBreak="0">
+  <w:abstractNum w:abstractNumId="3" w15:restartNumberingAfterBreak="0">
     <w:nsid w:val="31C175E9"/>
     <w:multiLevelType w:val="hybridMultilevel"/>
     <w:tmpl w:val="66EC096C"/>
@@ -1389,7 +2355,7 @@
       </w:rPr>
     </w:lvl>
   </w:abstractNum>
-  <w:abstractNum w:abstractNumId="3" w15:restartNumberingAfterBreak="0">
+  <w:abstractNum w:abstractNumId="4" w15:restartNumberingAfterBreak="0">
     <w:nsid w:val="376729C7"/>
     <w:multiLevelType w:val="hybridMultilevel"/>
     <w:tmpl w:val="C77EE58C"/>
@@ -1502,7 +2468,7 @@
       </w:rPr>
     </w:lvl>
   </w:abstractNum>
-  <w:abstractNum w:abstractNumId="4" w15:restartNumberingAfterBreak="0">
+  <w:abstractNum w:abstractNumId="5" w15:restartNumberingAfterBreak="0">
     <w:nsid w:val="3F1D0E21"/>
     <w:multiLevelType w:val="hybridMultilevel"/>
     <w:tmpl w:val="67E08308"/>
@@ -1615,7 +2581,7 @@
       </w:rPr>
     </w:lvl>
   </w:abstractNum>
-  <w:abstractNum w:abstractNumId="5" w15:restartNumberingAfterBreak="0">
+  <w:abstractNum w:abstractNumId="6" w15:restartNumberingAfterBreak="0">
     <w:nsid w:val="43D634BF"/>
     <w:multiLevelType w:val="hybridMultilevel"/>
     <w:tmpl w:val="9E72FDD0"/>
@@ -1728,7 +2694,7 @@
       </w:rPr>
     </w:lvl>
   </w:abstractNum>
-  <w:abstractNum w:abstractNumId="6" w15:restartNumberingAfterBreak="0">
+  <w:abstractNum w:abstractNumId="7" w15:restartNumberingAfterBreak="0">
     <w:nsid w:val="44AF2D22"/>
     <w:multiLevelType w:val="hybridMultilevel"/>
     <w:tmpl w:val="3ED032E4"/>
@@ -1841,7 +2807,7 @@
       </w:rPr>
     </w:lvl>
   </w:abstractNum>
-  <w:abstractNum w:abstractNumId="7" w15:restartNumberingAfterBreak="0">
+  <w:abstractNum w:abstractNumId="8" w15:restartNumberingAfterBreak="0">
     <w:nsid w:val="46B83172"/>
     <w:multiLevelType w:val="hybridMultilevel"/>
     <w:tmpl w:val="50AE7584"/>
@@ -1954,7 +2920,7 @@
       </w:rPr>
     </w:lvl>
   </w:abstractNum>
-  <w:abstractNum w:abstractNumId="8" w15:restartNumberingAfterBreak="0">
+  <w:abstractNum w:abstractNumId="9" w15:restartNumberingAfterBreak="0">
     <w:nsid w:val="4F140173"/>
     <w:multiLevelType w:val="hybridMultilevel"/>
     <w:tmpl w:val="750CAB32"/>
@@ -2067,7 +3033,7 @@
       </w:rPr>
     </w:lvl>
   </w:abstractNum>
-  <w:abstractNum w:abstractNumId="9" w15:restartNumberingAfterBreak="0">
+  <w:abstractNum w:abstractNumId="10" w15:restartNumberingAfterBreak="0">
     <w:nsid w:val="679C1D50"/>
     <w:multiLevelType w:val="hybridMultilevel"/>
     <w:tmpl w:val="9280A9DC"/>
@@ -2180,7 +3146,7 @@
       </w:rPr>
     </w:lvl>
   </w:abstractNum>
-  <w:abstractNum w:abstractNumId="10" w15:restartNumberingAfterBreak="0">
+  <w:abstractNum w:abstractNumId="11" w15:restartNumberingAfterBreak="0">
     <w:nsid w:val="74AE0AF1"/>
     <w:multiLevelType w:val="hybridMultilevel"/>
     <w:tmpl w:val="F6106076"/>
@@ -2293,7 +3259,7 @@
       </w:rPr>
     </w:lvl>
   </w:abstractNum>
-  <w:abstractNum w:abstractNumId="11" w15:restartNumberingAfterBreak="0">
+  <w:abstractNum w:abstractNumId="12" w15:restartNumberingAfterBreak="0">
     <w:nsid w:val="7C5069E1"/>
     <w:multiLevelType w:val="hybridMultilevel"/>
     <w:tmpl w:val="6E5AEABC"/>
@@ -2407,46 +3373,49 @@
     </w:lvl>
   </w:abstractNum>
   <w:num w:numId="1" w16cid:durableId="2106807027">
+    <w:abstractNumId w:val="11"/>
+  </w:num>
+  <w:num w:numId="2" w16cid:durableId="755247853">
+    <w:abstractNumId w:val="12"/>
+  </w:num>
+  <w:num w:numId="3" w16cid:durableId="1576279590">
+    <w:abstractNumId w:val="5"/>
+  </w:num>
+  <w:num w:numId="4" w16cid:durableId="329143743">
+    <w:abstractNumId w:val="4"/>
+  </w:num>
+  <w:num w:numId="5" w16cid:durableId="1949504376">
+    <w:abstractNumId w:val="1"/>
+  </w:num>
+  <w:num w:numId="6" w16cid:durableId="2031297475">
+    <w:abstractNumId w:val="3"/>
+  </w:num>
+  <w:num w:numId="7" w16cid:durableId="596057434">
+    <w:abstractNumId w:val="8"/>
+  </w:num>
+  <w:num w:numId="8" w16cid:durableId="1842507683">
+    <w:abstractNumId w:val="2"/>
+  </w:num>
+  <w:num w:numId="9" w16cid:durableId="1191838314">
+    <w:abstractNumId w:val="9"/>
+  </w:num>
+  <w:num w:numId="10" w16cid:durableId="445779266">
+    <w:abstractNumId w:val="7"/>
+  </w:num>
+  <w:num w:numId="11" w16cid:durableId="1620143139">
+    <w:abstractNumId w:val="6"/>
+  </w:num>
+  <w:num w:numId="12" w16cid:durableId="1802991729">
     <w:abstractNumId w:val="10"/>
   </w:num>
-  <w:num w:numId="2" w16cid:durableId="755247853">
-    <w:abstractNumId w:val="11"/>
-  </w:num>
-  <w:num w:numId="3" w16cid:durableId="1576279590">
-    <w:abstractNumId w:val="4"/>
-  </w:num>
-  <w:num w:numId="4" w16cid:durableId="329143743">
-    <w:abstractNumId w:val="3"/>
-  </w:num>
-  <w:num w:numId="5" w16cid:durableId="1949504376">
+  <w:num w:numId="13" w16cid:durableId="1973242220">
     <w:abstractNumId w:val="0"/>
-  </w:num>
-  <w:num w:numId="6" w16cid:durableId="2031297475">
-    <w:abstractNumId w:val="2"/>
-  </w:num>
-  <w:num w:numId="7" w16cid:durableId="596057434">
-    <w:abstractNumId w:val="7"/>
-  </w:num>
-  <w:num w:numId="8" w16cid:durableId="1842507683">
-    <w:abstractNumId w:val="1"/>
-  </w:num>
-  <w:num w:numId="9" w16cid:durableId="1191838314">
-    <w:abstractNumId w:val="8"/>
-  </w:num>
-  <w:num w:numId="10" w16cid:durableId="445779266">
-    <w:abstractNumId w:val="6"/>
-  </w:num>
-  <w:num w:numId="11" w16cid:durableId="1620143139">
-    <w:abstractNumId w:val="5"/>
-  </w:num>
-  <w:num w:numId="12" w16cid:durableId="1802991729">
-    <w:abstractNumId w:val="9"/>
   </w:num>
 </w:numbering>
 </file>
 
 <file path=word/styles.xml><?xml version="1.0" encoding="utf-8"?>
-<w:styles xmlns:mc="http://schemas.openxmlformats.org/markup-compatibility/2006" xmlns:r="http://schemas.openxmlformats.org/officeDocument/2006/relationships" xmlns:w="http://schemas.openxmlformats.org/wordprocessingml/2006/main" xmlns:w14="http://schemas.microsoft.com/office/word/2010/wordml" xmlns:w15="http://schemas.microsoft.com/office/word/2012/wordml" xmlns:w16cex="http://schemas.microsoft.com/office/word/2018/wordml/cex" xmlns:w16cid="http://schemas.microsoft.com/office/word/2016/wordml/cid" xmlns:w16="http://schemas.microsoft.com/office/word/2018/wordml" xmlns:w16sdtdh="http://schemas.microsoft.com/office/word/2020/wordml/sdtdatahash" xmlns:w16sdtfl="http://schemas.microsoft.com/office/word/2024/wordml/sdtformatlock" xmlns:w16se="http://schemas.microsoft.com/office/word/2015/wordml/symex" xmlns:w16du="http://schemas.microsoft.com/office/word/2023/wordml/word16du" mc:Ignorable="w14 w15 w16se w16cid w16 w16cex w16sdtdh w16sdtfl w16du">
+<w:styles xmlns:mc="http://schemas.openxmlformats.org/markup-compatibility/2006" xmlns:r="http://schemas.openxmlformats.org/officeDocument/2006/relationships" xmlns:w="http://schemas.openxmlformats.org/wordprocessingml/2006/main" xmlns:w14="http://schemas.microsoft.com/office/word/2010/wordml" xmlns:w15="http://schemas.microsoft.com/office/word/2012/wordml" xmlns:w16cex="http://schemas.microsoft.com/office/word/2018/wordml/cex" xmlns:w16cid="http://schemas.microsoft.com/office/word/2016/wordml/cid" xmlns:w16="http://schemas.microsoft.com/office/word/2018/wordml" xmlns:w16du="http://schemas.microsoft.com/office/word/2023/wordml/word16du" xmlns:w16sdtdh="http://schemas.microsoft.com/office/word/2020/wordml/sdtdatahash" xmlns:w16sdtfl="http://schemas.microsoft.com/office/word/2024/wordml/sdtformatlock" xmlns:w16se="http://schemas.microsoft.com/office/word/2015/wordml/symex" mc:Ignorable="w14 w15 w16se w16cid w16 w16cex w16sdtdh w16sdtfl w16du">
   <w:docDefaults>
     <w:rPrDefault>
       <w:rPr>
@@ -3373,6 +4342,17 @@
       <w:bCs/>
     </w:rPr>
   </w:style>
+  <w:style w:type="character" w:styleId="Emphasis">
+    <w:name w:val="Emphasis"/>
+    <w:basedOn w:val="DefaultParagraphFont"/>
+    <w:uiPriority w:val="20"/>
+    <w:qFormat/>
+    <w:rsid w:val="002D582B"/>
+    <w:rPr>
+      <w:i/>
+      <w:iCs/>
+    </w:rPr>
+  </w:style>
 </w:styles>
 </file>
 

--- a/question bank/question bank.docx
+++ b/question bank/question bank.docx
@@ -1882,6 +1882,1038 @@
           <w14:ligatures w14:val="none"/>
         </w:rPr>
         <w:t xml:space="preserve">Group-level patterns do not always reflect individual-level trends </w:t>
+      </w:r>
+    </w:p>
+    <w:p>
+      <w:pPr>
+        <w:tabs>
+          <w:tab w:val="left" w:pos="3390"/>
+        </w:tabs>
+      </w:pPr>
+      <w:r>
+        <w:t>Stratifying by position helps primarily because it:</w:t>
+      </w:r>
+    </w:p>
+    <w:p>
+      <w:pPr>
+        <w:pStyle w:val="ListParagraph"/>
+        <w:numPr>
+          <w:ilvl w:val="0"/>
+          <w:numId w:val="14"/>
+        </w:numPr>
+        <w:tabs>
+          <w:tab w:val="left" w:pos="3390"/>
+        </w:tabs>
+      </w:pPr>
+      <w:r>
+        <w:t>Increases statistical power automatically</w:t>
+      </w:r>
+    </w:p>
+    <w:p>
+      <w:pPr>
+        <w:pStyle w:val="ListParagraph"/>
+        <w:numPr>
+          <w:ilvl w:val="0"/>
+          <w:numId w:val="14"/>
+        </w:numPr>
+        <w:tabs>
+          <w:tab w:val="left" w:pos="3390"/>
+        </w:tabs>
+      </w:pPr>
+      <w:r>
+        <w:lastRenderedPageBreak/>
+        <w:t>Ensures normal distributions</w:t>
+      </w:r>
+    </w:p>
+    <w:p>
+      <w:pPr>
+        <w:pStyle w:val="ListParagraph"/>
+        <w:numPr>
+          <w:ilvl w:val="0"/>
+          <w:numId w:val="14"/>
+        </w:numPr>
+        <w:tabs>
+          <w:tab w:val="left" w:pos="3390"/>
+        </w:tabs>
+      </w:pPr>
+      <w:r>
+        <w:t>Reduces missing data</w:t>
+      </w:r>
+    </w:p>
+    <w:p>
+      <w:pPr>
+        <w:pStyle w:val="ListParagraph"/>
+        <w:numPr>
+          <w:ilvl w:val="0"/>
+          <w:numId w:val="14"/>
+        </w:numPr>
+        <w:tabs>
+          <w:tab w:val="left" w:pos="3390"/>
+        </w:tabs>
+      </w:pPr>
+      <w:r>
+        <w:t>Adds contextual structure to comparisons</w:t>
+      </w:r>
+    </w:p>
+    <w:p>
+      <w:pPr>
+        <w:tabs>
+          <w:tab w:val="left" w:pos="3390"/>
+        </w:tabs>
+      </w:pPr>
+      <w:r>
+        <w:t>A correlation matrix should be interpreted as:</w:t>
+      </w:r>
+    </w:p>
+    <w:p>
+      <w:pPr>
+        <w:pStyle w:val="ListParagraph"/>
+        <w:numPr>
+          <w:ilvl w:val="0"/>
+          <w:numId w:val="15"/>
+        </w:numPr>
+        <w:tabs>
+          <w:tab w:val="left" w:pos="3390"/>
+        </w:tabs>
+      </w:pPr>
+      <w:r>
+        <w:t>Evidence of causal relationships</w:t>
+      </w:r>
+    </w:p>
+    <w:p>
+      <w:pPr>
+        <w:pStyle w:val="ListParagraph"/>
+        <w:numPr>
+          <w:ilvl w:val="0"/>
+          <w:numId w:val="15"/>
+        </w:numPr>
+        <w:tabs>
+          <w:tab w:val="left" w:pos="3390"/>
+        </w:tabs>
+      </w:pPr>
+      <w:r>
+        <w:t>A tool for examining relationships among multiple variables</w:t>
+      </w:r>
+    </w:p>
+    <w:p>
+      <w:pPr>
+        <w:pStyle w:val="ListParagraph"/>
+        <w:numPr>
+          <w:ilvl w:val="0"/>
+          <w:numId w:val="15"/>
+        </w:numPr>
+        <w:tabs>
+          <w:tab w:val="left" w:pos="3390"/>
+        </w:tabs>
+      </w:pPr>
+      <w:r>
+        <w:t>A predictive model</w:t>
+      </w:r>
+    </w:p>
+    <w:p>
+      <w:pPr>
+        <w:pStyle w:val="ListParagraph"/>
+        <w:numPr>
+          <w:ilvl w:val="0"/>
+          <w:numId w:val="15"/>
+        </w:numPr>
+        <w:tabs>
+          <w:tab w:val="left" w:pos="3390"/>
+        </w:tabs>
+      </w:pPr>
+      <w:r>
+        <w:t>A replacement for hypothesis testing</w:t>
+      </w:r>
+    </w:p>
+    <w:p>
+      <w:pPr>
+        <w:tabs>
+          <w:tab w:val="left" w:pos="3390"/>
+        </w:tabs>
+      </w:pPr>
+      <w:proofErr w:type="gramStart"/>
+      <w:r>
+        <w:t>A t</w:t>
+      </w:r>
+      <w:proofErr w:type="gramEnd"/>
+      <w:r>
+        <w:t>-test is appropriate when you want to:</w:t>
+      </w:r>
+    </w:p>
+    <w:p>
+      <w:pPr>
+        <w:pStyle w:val="ListParagraph"/>
+        <w:numPr>
+          <w:ilvl w:val="0"/>
+          <w:numId w:val="16"/>
+        </w:numPr>
+        <w:tabs>
+          <w:tab w:val="left" w:pos="3390"/>
+        </w:tabs>
+      </w:pPr>
+      <w:r>
+        <w:t>Compare two group means</w:t>
+      </w:r>
+    </w:p>
+    <w:p>
+      <w:pPr>
+        <w:pStyle w:val="ListParagraph"/>
+        <w:numPr>
+          <w:ilvl w:val="0"/>
+          <w:numId w:val="16"/>
+        </w:numPr>
+        <w:tabs>
+          <w:tab w:val="left" w:pos="3390"/>
+        </w:tabs>
+      </w:pPr>
+      <w:r>
+        <w:t>Predict a binary outcome</w:t>
+      </w:r>
+    </w:p>
+    <w:p>
+      <w:pPr>
+        <w:pStyle w:val="ListParagraph"/>
+        <w:numPr>
+          <w:ilvl w:val="0"/>
+          <w:numId w:val="16"/>
+        </w:numPr>
+        <w:tabs>
+          <w:tab w:val="left" w:pos="3390"/>
+        </w:tabs>
+      </w:pPr>
+      <w:r>
+        <w:t>Estimate correlations among 10 variables</w:t>
+      </w:r>
+    </w:p>
+    <w:p>
+      <w:pPr>
+        <w:pStyle w:val="ListParagraph"/>
+        <w:numPr>
+          <w:ilvl w:val="0"/>
+          <w:numId w:val="16"/>
+        </w:numPr>
+        <w:tabs>
+          <w:tab w:val="left" w:pos="3390"/>
+        </w:tabs>
+      </w:pPr>
+      <w:r>
+        <w:t>Optimize a roster</w:t>
+      </w:r>
+    </w:p>
+    <w:p>
+      <w:pPr>
+        <w:tabs>
+          <w:tab w:val="left" w:pos="3390"/>
+        </w:tabs>
+      </w:pPr>
+      <w:r>
+        <w:t>A key principle in predictive modeling is that performance should be evaluated on:</w:t>
+      </w:r>
+    </w:p>
+    <w:p>
+      <w:pPr>
+        <w:pStyle w:val="ListParagraph"/>
+        <w:numPr>
+          <w:ilvl w:val="0"/>
+          <w:numId w:val="17"/>
+        </w:numPr>
+        <w:tabs>
+          <w:tab w:val="left" w:pos="3390"/>
+        </w:tabs>
+      </w:pPr>
+      <w:r>
+        <w:t>The same data used to train the model</w:t>
+      </w:r>
+    </w:p>
+    <w:p>
+      <w:pPr>
+        <w:pStyle w:val="ListParagraph"/>
+        <w:numPr>
+          <w:ilvl w:val="0"/>
+          <w:numId w:val="17"/>
+        </w:numPr>
+        <w:tabs>
+          <w:tab w:val="left" w:pos="3390"/>
+        </w:tabs>
+      </w:pPr>
+      <w:r>
+        <w:t>New or "test" data</w:t>
+      </w:r>
+    </w:p>
+    <w:p>
+      <w:pPr>
+        <w:pStyle w:val="ListParagraph"/>
+        <w:numPr>
+          <w:ilvl w:val="0"/>
+          <w:numId w:val="17"/>
+        </w:numPr>
+        <w:tabs>
+          <w:tab w:val="left" w:pos="3390"/>
+        </w:tabs>
+      </w:pPr>
+      <w:r>
+        <w:t>Only statistically significant predictors</w:t>
+      </w:r>
+    </w:p>
+    <w:p>
+      <w:pPr>
+        <w:pStyle w:val="ListParagraph"/>
+        <w:numPr>
+          <w:ilvl w:val="0"/>
+          <w:numId w:val="17"/>
+        </w:numPr>
+        <w:tabs>
+          <w:tab w:val="left" w:pos="3390"/>
+        </w:tabs>
+      </w:pPr>
+      <w:r>
+        <w:t>The variable with highest correlation</w:t>
+      </w:r>
+    </w:p>
+    <w:p>
+      <w:pPr>
+        <w:tabs>
+          <w:tab w:val="left" w:pos="3390"/>
+        </w:tabs>
+      </w:pPr>
+      <w:r>
+        <w:t>The most appropriate method of predicting a binary (win/loss) outcome is:</w:t>
+      </w:r>
+    </w:p>
+    <w:p>
+      <w:pPr>
+        <w:pStyle w:val="ListParagraph"/>
+        <w:numPr>
+          <w:ilvl w:val="0"/>
+          <w:numId w:val="18"/>
+        </w:numPr>
+        <w:tabs>
+          <w:tab w:val="left" w:pos="3390"/>
+        </w:tabs>
+      </w:pPr>
+      <w:r>
+        <w:t>Simple regression</w:t>
+      </w:r>
+    </w:p>
+    <w:p>
+      <w:pPr>
+        <w:pStyle w:val="ListParagraph"/>
+        <w:numPr>
+          <w:ilvl w:val="0"/>
+          <w:numId w:val="18"/>
+        </w:numPr>
+        <w:tabs>
+          <w:tab w:val="left" w:pos="3390"/>
+        </w:tabs>
+      </w:pPr>
+      <w:r>
+        <w:t>Multiple regression</w:t>
+      </w:r>
+    </w:p>
+    <w:p>
+      <w:pPr>
+        <w:pStyle w:val="ListParagraph"/>
+        <w:numPr>
+          <w:ilvl w:val="0"/>
+          <w:numId w:val="18"/>
+        </w:numPr>
+        <w:tabs>
+          <w:tab w:val="left" w:pos="3390"/>
+        </w:tabs>
+      </w:pPr>
+      <w:r>
+        <w:t>Logistic regression</w:t>
+      </w:r>
+    </w:p>
+    <w:p>
+      <w:pPr>
+        <w:pStyle w:val="ListParagraph"/>
+        <w:numPr>
+          <w:ilvl w:val="0"/>
+          <w:numId w:val="18"/>
+        </w:numPr>
+        <w:tabs>
+          <w:tab w:val="left" w:pos="3390"/>
+        </w:tabs>
+      </w:pPr>
+      <w:r>
+        <w:t>Cluster analysis</w:t>
+      </w:r>
+    </w:p>
+    <w:p>
+      <w:pPr>
+        <w:tabs>
+          <w:tab w:val="left" w:pos="3390"/>
+        </w:tabs>
+      </w:pPr>
+      <w:r>
+        <w:t>Optimization algorithms in prescriptive analytics are used to</w:t>
+      </w:r>
+    </w:p>
+    <w:p>
+      <w:pPr>
+        <w:pStyle w:val="ListParagraph"/>
+        <w:numPr>
+          <w:ilvl w:val="0"/>
+          <w:numId w:val="19"/>
+        </w:numPr>
+        <w:tabs>
+          <w:tab w:val="left" w:pos="3390"/>
+        </w:tabs>
+      </w:pPr>
+      <w:r>
+        <w:t>Estimate correlations</w:t>
+      </w:r>
+    </w:p>
+    <w:p>
+      <w:pPr>
+        <w:pStyle w:val="ListParagraph"/>
+        <w:numPr>
+          <w:ilvl w:val="0"/>
+          <w:numId w:val="19"/>
+        </w:numPr>
+        <w:tabs>
+          <w:tab w:val="left" w:pos="3390"/>
+        </w:tabs>
+      </w:pPr>
+      <w:r>
+        <w:t>Test hypotheses</w:t>
+      </w:r>
+    </w:p>
+    <w:p>
+      <w:pPr>
+        <w:pStyle w:val="ListParagraph"/>
+        <w:numPr>
+          <w:ilvl w:val="0"/>
+          <w:numId w:val="19"/>
+        </w:numPr>
+        <w:tabs>
+          <w:tab w:val="left" w:pos="3390"/>
+        </w:tabs>
+      </w:pPr>
+      <w:r>
+        <w:t>Identify the best decision under constraints</w:t>
+      </w:r>
+    </w:p>
+    <w:p>
+      <w:pPr>
+        <w:pStyle w:val="ListParagraph"/>
+        <w:numPr>
+          <w:ilvl w:val="0"/>
+          <w:numId w:val="19"/>
+        </w:numPr>
+        <w:tabs>
+          <w:tab w:val="left" w:pos="3390"/>
+        </w:tabs>
+      </w:pPr>
+      <w:proofErr w:type="gramStart"/>
+      <w:r>
+        <w:t>Detect</w:t>
+      </w:r>
+      <w:proofErr w:type="gramEnd"/>
+      <w:r>
+        <w:t xml:space="preserve"> </w:t>
+      </w:r>
+      <w:proofErr w:type="gramStart"/>
+      <w:r>
+        <w:t>anomalies</w:t>
+      </w:r>
+      <w:proofErr w:type="gramEnd"/>
+    </w:p>
+    <w:p>
+      <w:r>
+        <w:br w:type="page"/>
+      </w:r>
+    </w:p>
+    <w:p>
+      <w:pPr>
+        <w:tabs>
+          <w:tab w:val="left" w:pos="3390"/>
+        </w:tabs>
+      </w:pPr>
+      <w:r>
+        <w:rPr>
+          <w:b/>
+          <w:bCs/>
+        </w:rPr>
+        <w:lastRenderedPageBreak/>
+        <w:t>1. What does measurement reliability describe?</w:t>
+      </w:r>
+    </w:p>
+    <w:p>
+      <w:pPr>
+        <w:tabs>
+          <w:tab w:val="left" w:pos="3390"/>
+        </w:tabs>
+      </w:pPr>
+      <w:r>
+        <w:t>A. Whether a measurement predicts future performance</w:t>
+      </w:r>
+      <w:r>
+        <w:br/>
+        <w:t>B. Whether a measurement produces consistent results</w:t>
+      </w:r>
+      <w:r>
+        <w:br/>
+        <w:t>C. Whether athletes understand the measurement</w:t>
+      </w:r>
+      <w:r>
+        <w:br/>
+        <w:t>D. Whether the measurement is collected electronically</w:t>
+      </w:r>
+    </w:p>
+    <w:p>
+      <w:pPr>
+        <w:tabs>
+          <w:tab w:val="left" w:pos="3390"/>
+        </w:tabs>
+      </w:pPr>
+    </w:p>
+    <w:p>
+      <w:pPr>
+        <w:tabs>
+          <w:tab w:val="left" w:pos="3390"/>
+        </w:tabs>
+      </w:pPr>
+      <w:r>
+        <w:rPr>
+          <w:b/>
+          <w:bCs/>
+        </w:rPr>
+        <w:t>2. An athlete records jump heights of 19.2, 19.5, and 19.4 inches during three trials. What can you reasonably conclude?</w:t>
+      </w:r>
+    </w:p>
+    <w:p>
+      <w:pPr>
+        <w:tabs>
+          <w:tab w:val="left" w:pos="3390"/>
+        </w:tabs>
+      </w:pPr>
+      <w:r>
+        <w:t>A. The measurements appear reliable</w:t>
+      </w:r>
+      <w:r>
+        <w:br/>
+        <w:t xml:space="preserve">B. The measurements are </w:t>
+      </w:r>
+      <w:proofErr w:type="gramStart"/>
+      <w:r>
+        <w:t>definitely valid</w:t>
+      </w:r>
+      <w:proofErr w:type="gramEnd"/>
+      <w:r>
+        <w:br/>
+        <w:t>C. The athlete’s true jump height is 19.4 inches</w:t>
+      </w:r>
+      <w:r>
+        <w:br/>
+        <w:t xml:space="preserve">D. The </w:t>
+      </w:r>
+      <w:proofErr w:type="gramStart"/>
+      <w:r>
+        <w:t>athlete</w:t>
+      </w:r>
+      <w:proofErr w:type="gramEnd"/>
+      <w:r>
+        <w:t xml:space="preserve"> improved during the test</w:t>
+      </w:r>
+    </w:p>
+    <w:p>
+      <w:pPr>
+        <w:tabs>
+          <w:tab w:val="left" w:pos="3390"/>
+        </w:tabs>
+      </w:pPr>
+      <w:r>
+        <w:rPr>
+          <w:b/>
+          <w:bCs/>
+        </w:rPr>
+        <w:t xml:space="preserve">3. A scale consistently reports an athlete’s </w:t>
+      </w:r>
+      <w:proofErr w:type="gramStart"/>
+      <w:r>
+        <w:rPr>
+          <w:b/>
+          <w:bCs/>
+        </w:rPr>
+        <w:t>weight</w:t>
+      </w:r>
+      <w:proofErr w:type="gramEnd"/>
+      <w:r>
+        <w:rPr>
+          <w:b/>
+          <w:bCs/>
+        </w:rPr>
+        <w:t xml:space="preserve"> 5 kg too high. The scale is:</w:t>
+      </w:r>
+    </w:p>
+    <w:p>
+      <w:pPr>
+        <w:tabs>
+          <w:tab w:val="left" w:pos="3390"/>
+        </w:tabs>
+      </w:pPr>
+      <w:r>
+        <w:t>A. Valid but unreliable</w:t>
+      </w:r>
+      <w:r>
+        <w:br/>
+        <w:t>B. Reliable but not valid</w:t>
+      </w:r>
+      <w:r>
+        <w:br/>
+        <w:t>C. Both reliable and valid</w:t>
+      </w:r>
+      <w:r>
+        <w:br/>
+        <w:t>D. Neither reliable nor valid</w:t>
+      </w:r>
+    </w:p>
+    <w:p>
+      <w:pPr>
+        <w:tabs>
+          <w:tab w:val="left" w:pos="3390"/>
+        </w:tabs>
+      </w:pPr>
+      <w:r>
+        <w:rPr>
+          <w:b/>
+          <w:bCs/>
+        </w:rPr>
+        <w:t>4. Which question is primarily about validity?</w:t>
+      </w:r>
+    </w:p>
+    <w:p>
+      <w:pPr>
+        <w:tabs>
+          <w:tab w:val="left" w:pos="3390"/>
+        </w:tabs>
+      </w:pPr>
+      <w:r>
+        <w:t>A. Does the athlete receive a similar score when tested again?</w:t>
+      </w:r>
+      <w:r>
+        <w:br/>
+        <w:t>B. Do two analysts calculate the same value?</w:t>
+      </w:r>
+      <w:r>
+        <w:br/>
+        <w:t>C. Does player load represent overall physical stress?</w:t>
+      </w:r>
+      <w:r>
+        <w:br/>
+        <w:t>D. Was the same device used at every session?</w:t>
+      </w:r>
+    </w:p>
+    <w:p>
+      <w:pPr>
+        <w:tabs>
+          <w:tab w:val="left" w:pos="3390"/>
+        </w:tabs>
+      </w:pPr>
+      <w:r>
+        <w:rPr>
+          <w:b/>
+          <w:bCs/>
+        </w:rPr>
+        <w:t>5. Which situation is an example of test–retest reliability?</w:t>
+      </w:r>
+    </w:p>
+    <w:p>
+      <w:pPr>
+        <w:tabs>
+          <w:tab w:val="left" w:pos="3390"/>
+        </w:tabs>
+      </w:pPr>
+      <w:r>
+        <w:t>A. Two coaches independently classify the same plays</w:t>
+      </w:r>
+      <w:r>
+        <w:br/>
+        <w:t>B. An athlete repeats a 1RM test under similar conditions</w:t>
+      </w:r>
+      <w:r>
+        <w:br/>
+        <w:t>C. A GPS device is compared with a reference system</w:t>
+      </w:r>
+      <w:r>
+        <w:br/>
+        <w:t>D. A laboratory test is compared with competition performance</w:t>
+      </w:r>
+    </w:p>
+    <w:p>
+      <w:pPr>
+        <w:tabs>
+          <w:tab w:val="left" w:pos="3390"/>
+        </w:tabs>
+      </w:pPr>
+      <w:r>
+        <w:rPr>
+          <w:b/>
+          <w:bCs/>
+        </w:rPr>
+        <w:t>6. Two statisticians record different numbers of assists while watching the same game. This is primarily a problem with:</w:t>
+      </w:r>
+    </w:p>
+    <w:p>
+      <w:pPr>
+        <w:tabs>
+          <w:tab w:val="left" w:pos="3390"/>
+        </w:tabs>
+      </w:pPr>
+      <w:r>
+        <w:t>A. Test–retest reliability</w:t>
+      </w:r>
+      <w:r>
+        <w:br/>
+        <w:t>B. Ecological validity</w:t>
+      </w:r>
+      <w:r>
+        <w:br/>
+      </w:r>
+      <w:r>
+        <w:lastRenderedPageBreak/>
+        <w:t>C. Inter-rater reliability</w:t>
+      </w:r>
+      <w:r>
+        <w:br/>
+        <w:t>D. Construct validity</w:t>
+      </w:r>
+    </w:p>
+    <w:p>
+      <w:pPr>
+        <w:tabs>
+          <w:tab w:val="left" w:pos="3390"/>
+        </w:tabs>
+      </w:pPr>
+      <w:r>
+        <w:rPr>
+          <w:b/>
+          <w:bCs/>
+        </w:rPr>
+        <w:t>7. One analyst reviews the same game twice and records different results each time. This is primarily a problem with:</w:t>
+      </w:r>
+    </w:p>
+    <w:p>
+      <w:pPr>
+        <w:tabs>
+          <w:tab w:val="left" w:pos="3390"/>
+        </w:tabs>
+      </w:pPr>
+      <w:r>
+        <w:t>A. Intra-rater reliability</w:t>
+      </w:r>
+      <w:r>
+        <w:br/>
+        <w:t>B. Criterion validity</w:t>
+      </w:r>
+      <w:r>
+        <w:br/>
+        <w:t>C. Test–retest reliability</w:t>
+      </w:r>
+      <w:r>
+        <w:br/>
+        <w:t>D. Ecological validity</w:t>
+      </w:r>
+    </w:p>
+    <w:p>
+      <w:pPr>
+        <w:tabs>
+          <w:tab w:val="left" w:pos="3390"/>
+        </w:tabs>
+      </w:pPr>
+      <w:r>
+        <w:rPr>
+          <w:b/>
+          <w:bCs/>
+        </w:rPr>
+        <w:t>11. Which equation best represents an observed performance value?</w:t>
+      </w:r>
+    </w:p>
+    <w:p>
+      <w:pPr>
+        <w:tabs>
+          <w:tab w:val="left" w:pos="3390"/>
+        </w:tabs>
+      </w:pPr>
+      <w:r>
+        <w:t>A. Observed value = true performance only</w:t>
+      </w:r>
+      <w:r>
+        <w:br/>
+        <w:t>B. Observed value = measurement error − true performance</w:t>
+      </w:r>
+      <w:r>
+        <w:br/>
+        <w:t>C. Observed value = true performance + measurement error + normal variation</w:t>
+      </w:r>
+      <w:r>
+        <w:br/>
+        <w:t>D. Observed value = normal variation ÷ measurement error</w:t>
+      </w:r>
+    </w:p>
+    <w:p>
+      <w:pPr>
+        <w:tabs>
+          <w:tab w:val="left" w:pos="3390"/>
+        </w:tabs>
+      </w:pPr>
+      <w:r>
+        <w:rPr>
+          <w:b/>
+          <w:bCs/>
+        </w:rPr>
+        <w:t>13. A heart-rate monitor produces several sudden, physiologically unlikely spikes. What is the most appropriate first response?</w:t>
+      </w:r>
+    </w:p>
+    <w:p>
+      <w:pPr>
+        <w:tabs>
+          <w:tab w:val="left" w:pos="3390"/>
+        </w:tabs>
+      </w:pPr>
+      <w:r>
+        <w:t>A. Assume the athlete experienced extreme exertion</w:t>
+      </w:r>
+      <w:r>
+        <w:br/>
+        <w:t>B. Average the values with the rest of the session</w:t>
+      </w:r>
+      <w:r>
+        <w:br/>
+        <w:t>C. Investigate device contact, placement, and collection conditions</w:t>
+      </w:r>
+      <w:r>
+        <w:br/>
+        <w:t>D. Remove the entire athlete from the dataset</w:t>
+      </w:r>
+    </w:p>
+    <w:p>
+      <w:pPr>
+        <w:tabs>
+          <w:tab w:val="left" w:pos="3390"/>
+        </w:tabs>
+      </w:pPr>
+      <w:r>
+        <w:rPr>
+          <w:b/>
+          <w:bCs/>
+        </w:rPr>
+        <w:t>15. Why does “garbage in, garbage out” matter in sports analytics?</w:t>
+      </w:r>
+    </w:p>
+    <w:p>
+      <w:pPr>
+        <w:tabs>
+          <w:tab w:val="left" w:pos="3390"/>
+        </w:tabs>
+      </w:pPr>
+      <w:r>
+        <w:t>A. Statistical models automatically remove measurement errors</w:t>
+      </w:r>
+      <w:r>
+        <w:br/>
+        <w:t>B. Large datasets do not require quality checks</w:t>
+      </w:r>
+      <w:r>
+        <w:br/>
+        <w:t>C. Sophisticated analyses cannot fully compensate for flawed input data</w:t>
+      </w:r>
+      <w:r>
+        <w:br/>
+        <w:t>D. Only manually entered data contain errors</w:t>
+      </w:r>
+    </w:p>
+    <w:p>
+      <w:pPr>
+        <w:tabs>
+          <w:tab w:val="left" w:pos="3390"/>
+        </w:tabs>
+      </w:pPr>
+      <w:r>
+        <w:rPr>
+          <w:b/>
+          <w:bCs/>
+        </w:rPr>
+        <w:t>16. Which situation best demonstrates the weaponization of athlete data?</w:t>
+      </w:r>
+    </w:p>
+    <w:p>
+      <w:pPr>
+        <w:tabs>
+          <w:tab w:val="left" w:pos="3390"/>
+        </w:tabs>
+      </w:pPr>
+      <w:r>
+        <w:t>A. Coaches use workload data to adjust a training session</w:t>
+      </w:r>
+      <w:r>
+        <w:br/>
+        <w:t xml:space="preserve">B. Analysts correct a malfunctioning </w:t>
+      </w:r>
+      <w:proofErr w:type="gramStart"/>
+      <w:r>
+        <w:t>heart-rate</w:t>
+      </w:r>
+      <w:proofErr w:type="gramEnd"/>
+      <w:r>
+        <w:t xml:space="preserve"> monitor</w:t>
+      </w:r>
+      <w:r>
+        <w:br/>
+        <w:t>C. Staff punish an athlete for honestly reporting fatigue</w:t>
+      </w:r>
+      <w:r>
+        <w:br/>
+        <w:t>D. Athletes receive an explanation of the monitoring system</w:t>
+      </w:r>
+    </w:p>
+    <w:p>
+      <w:pPr>
+        <w:tabs>
+          <w:tab w:val="left" w:pos="3390"/>
+        </w:tabs>
+      </w:pPr>
+      <w:r>
+        <w:rPr>
+          <w:b/>
+          <w:bCs/>
+        </w:rPr>
+        <w:t>17. Why can punishing athletes for reporting fatigue create a data-quality problem?</w:t>
+      </w:r>
+    </w:p>
+    <w:p>
+      <w:pPr>
+        <w:tabs>
+          <w:tab w:val="left" w:pos="3390"/>
+        </w:tabs>
+      </w:pPr>
+      <w:r>
+        <w:t>A. Athletes may begin providing dishonest responses</w:t>
+      </w:r>
+      <w:r>
+        <w:br/>
+        <w:t>B. Fatigue cannot be measured numerically</w:t>
+      </w:r>
+      <w:r>
+        <w:br/>
+      </w:r>
+      <w:r>
+        <w:lastRenderedPageBreak/>
+        <w:t>C. Wellness questionnaires become more reliable</w:t>
+      </w:r>
+      <w:r>
+        <w:br/>
+        <w:t>D. Coaches receive too much information</w:t>
+      </w:r>
+    </w:p>
+    <w:p>
+      <w:pPr>
+        <w:tabs>
+          <w:tab w:val="left" w:pos="3390"/>
+        </w:tabs>
+      </w:pPr>
+      <w:r>
+        <w:rPr>
+          <w:b/>
+          <w:bCs/>
+        </w:rPr>
+        <w:t>18. Which practice would be most likely to build trust in an athlete-monitoring program?</w:t>
+      </w:r>
+    </w:p>
+    <w:p>
+      <w:pPr>
+        <w:tabs>
+          <w:tab w:val="left" w:pos="3390"/>
+        </w:tabs>
+      </w:pPr>
+      <w:r>
+        <w:t>A. Allowing all staff members to access the data</w:t>
+      </w:r>
+      <w:r>
+        <w:br/>
+        <w:t>B. Defining acceptable uses before collecting data</w:t>
+      </w:r>
+      <w:r>
+        <w:br/>
+        <w:t>C. Collecting as many variables as possible</w:t>
+      </w:r>
+      <w:r>
+        <w:br/>
+        <w:t>D. Avoiding discussions about how the data will be used</w:t>
+      </w:r>
+    </w:p>
+    <w:p>
+      <w:pPr>
+        <w:tabs>
+          <w:tab w:val="left" w:pos="3390"/>
+        </w:tabs>
+      </w:pPr>
+      <w:r>
+        <w:rPr>
+          <w:b/>
+          <w:bCs/>
+        </w:rPr>
+        <w:t>21. A scouting model is trained mostly on athletes from major competitions and highly funded programs. What might the model learn?</w:t>
+      </w:r>
+    </w:p>
+    <w:p>
+      <w:pPr>
+        <w:tabs>
+          <w:tab w:val="left" w:pos="3390"/>
+        </w:tabs>
+      </w:pPr>
+      <w:r>
+        <w:t>A. Which athletes have the greatest unmeasured potential</w:t>
+      </w:r>
+      <w:r>
+        <w:br/>
+        <w:t>B. Which athletes traditionally receive visibility and opportunities</w:t>
+      </w:r>
+      <w:r>
+        <w:br/>
+        <w:t>C. How all athletes would perform with equal resources</w:t>
+      </w:r>
+      <w:r>
+        <w:br/>
+        <w:t>D. Which measurements are perfectly reliable</w:t>
+      </w:r>
+    </w:p>
+    <w:p>
+      <w:pPr>
+        <w:tabs>
+          <w:tab w:val="left" w:pos="3390"/>
+        </w:tabs>
+      </w:pPr>
+      <w:r>
+        <w:rPr>
+          <w:b/>
+          <w:bCs/>
+        </w:rPr>
+        <w:t>25. What is the unit of observation in a dataset?</w:t>
+      </w:r>
+    </w:p>
+    <w:p>
+      <w:pPr>
+        <w:tabs>
+          <w:tab w:val="left" w:pos="3390"/>
+        </w:tabs>
+      </w:pPr>
+      <w:r>
+        <w:t>A. The software used to analyze the data</w:t>
+      </w:r>
+      <w:r>
+        <w:br/>
+        <w:t>B. The number of variables in the dataset</w:t>
+      </w:r>
+      <w:r>
+        <w:br/>
+        <w:t>C. What one row represents</w:t>
+      </w:r>
+      <w:r>
+        <w:br/>
+        <w:t>D. The unit used to measure a numerical variable</w:t>
       </w:r>
     </w:p>
     <w:p>
@@ -2017,6 +3049,119 @@
     </w:lvl>
   </w:abstractNum>
   <w:abstractNum w:abstractNumId="1" w15:restartNumberingAfterBreak="0">
+    <w:nsid w:val="019555B2"/>
+    <w:multiLevelType w:val="hybridMultilevel"/>
+    <w:tmpl w:val="B33A3BE6"/>
+    <w:lvl w:ilvl="0" w:tplc="04090001">
+      <w:start w:val="1"/>
+      <w:numFmt w:val="bullet"/>
+      <w:lvlText w:val=""/>
+      <w:lvlJc w:val="left"/>
+      <w:pPr>
+        <w:ind w:left="720" w:hanging="360"/>
+      </w:pPr>
+      <w:rPr>
+        <w:rFonts w:ascii="Symbol" w:hAnsi="Symbol" w:hint="default"/>
+      </w:rPr>
+    </w:lvl>
+    <w:lvl w:ilvl="1" w:tplc="04090003" w:tentative="1">
+      <w:start w:val="1"/>
+      <w:numFmt w:val="bullet"/>
+      <w:lvlText w:val="o"/>
+      <w:lvlJc w:val="left"/>
+      <w:pPr>
+        <w:ind w:left="1440" w:hanging="360"/>
+      </w:pPr>
+      <w:rPr>
+        <w:rFonts w:ascii="Courier New" w:hAnsi="Courier New" w:cs="Courier New" w:hint="default"/>
+      </w:rPr>
+    </w:lvl>
+    <w:lvl w:ilvl="2" w:tplc="04090005" w:tentative="1">
+      <w:start w:val="1"/>
+      <w:numFmt w:val="bullet"/>
+      <w:lvlText w:val=""/>
+      <w:lvlJc w:val="left"/>
+      <w:pPr>
+        <w:ind w:left="2160" w:hanging="360"/>
+      </w:pPr>
+      <w:rPr>
+        <w:rFonts w:ascii="Wingdings" w:hAnsi="Wingdings" w:hint="default"/>
+      </w:rPr>
+    </w:lvl>
+    <w:lvl w:ilvl="3" w:tplc="04090001" w:tentative="1">
+      <w:start w:val="1"/>
+      <w:numFmt w:val="bullet"/>
+      <w:lvlText w:val=""/>
+      <w:lvlJc w:val="left"/>
+      <w:pPr>
+        <w:ind w:left="2880" w:hanging="360"/>
+      </w:pPr>
+      <w:rPr>
+        <w:rFonts w:ascii="Symbol" w:hAnsi="Symbol" w:hint="default"/>
+      </w:rPr>
+    </w:lvl>
+    <w:lvl w:ilvl="4" w:tplc="04090003" w:tentative="1">
+      <w:start w:val="1"/>
+      <w:numFmt w:val="bullet"/>
+      <w:lvlText w:val="o"/>
+      <w:lvlJc w:val="left"/>
+      <w:pPr>
+        <w:ind w:left="3600" w:hanging="360"/>
+      </w:pPr>
+      <w:rPr>
+        <w:rFonts w:ascii="Courier New" w:hAnsi="Courier New" w:cs="Courier New" w:hint="default"/>
+      </w:rPr>
+    </w:lvl>
+    <w:lvl w:ilvl="5" w:tplc="04090005" w:tentative="1">
+      <w:start w:val="1"/>
+      <w:numFmt w:val="bullet"/>
+      <w:lvlText w:val=""/>
+      <w:lvlJc w:val="left"/>
+      <w:pPr>
+        <w:ind w:left="4320" w:hanging="360"/>
+      </w:pPr>
+      <w:rPr>
+        <w:rFonts w:ascii="Wingdings" w:hAnsi="Wingdings" w:hint="default"/>
+      </w:rPr>
+    </w:lvl>
+    <w:lvl w:ilvl="6" w:tplc="04090001" w:tentative="1">
+      <w:start w:val="1"/>
+      <w:numFmt w:val="bullet"/>
+      <w:lvlText w:val=""/>
+      <w:lvlJc w:val="left"/>
+      <w:pPr>
+        <w:ind w:left="5040" w:hanging="360"/>
+      </w:pPr>
+      <w:rPr>
+        <w:rFonts w:ascii="Symbol" w:hAnsi="Symbol" w:hint="default"/>
+      </w:rPr>
+    </w:lvl>
+    <w:lvl w:ilvl="7" w:tplc="04090003" w:tentative="1">
+      <w:start w:val="1"/>
+      <w:numFmt w:val="bullet"/>
+      <w:lvlText w:val="o"/>
+      <w:lvlJc w:val="left"/>
+      <w:pPr>
+        <w:ind w:left="5760" w:hanging="360"/>
+      </w:pPr>
+      <w:rPr>
+        <w:rFonts w:ascii="Courier New" w:hAnsi="Courier New" w:cs="Courier New" w:hint="default"/>
+      </w:rPr>
+    </w:lvl>
+    <w:lvl w:ilvl="8" w:tplc="04090005" w:tentative="1">
+      <w:start w:val="1"/>
+      <w:numFmt w:val="bullet"/>
+      <w:lvlText w:val=""/>
+      <w:lvlJc w:val="left"/>
+      <w:pPr>
+        <w:ind w:left="6480" w:hanging="360"/>
+      </w:pPr>
+      <w:rPr>
+        <w:rFonts w:ascii="Wingdings" w:hAnsi="Wingdings" w:hint="default"/>
+      </w:rPr>
+    </w:lvl>
+  </w:abstractNum>
+  <w:abstractNum w:abstractNumId="2" w15:restartNumberingAfterBreak="0">
     <w:nsid w:val="0C584890"/>
     <w:multiLevelType w:val="hybridMultilevel"/>
     <w:tmpl w:val="E324806A"/>
@@ -2129,7 +3274,7 @@
       </w:rPr>
     </w:lvl>
   </w:abstractNum>
-  <w:abstractNum w:abstractNumId="2" w15:restartNumberingAfterBreak="0">
+  <w:abstractNum w:abstractNumId="3" w15:restartNumberingAfterBreak="0">
     <w:nsid w:val="106819C0"/>
     <w:multiLevelType w:val="hybridMultilevel"/>
     <w:tmpl w:val="3C48264E"/>
@@ -2242,7 +3387,233 @@
       </w:rPr>
     </w:lvl>
   </w:abstractNum>
-  <w:abstractNum w:abstractNumId="3" w15:restartNumberingAfterBreak="0">
+  <w:abstractNum w:abstractNumId="4" w15:restartNumberingAfterBreak="0">
+    <w:nsid w:val="26455ED4"/>
+    <w:multiLevelType w:val="hybridMultilevel"/>
+    <w:tmpl w:val="903CC654"/>
+    <w:lvl w:ilvl="0" w:tplc="04090001">
+      <w:start w:val="1"/>
+      <w:numFmt w:val="bullet"/>
+      <w:lvlText w:val=""/>
+      <w:lvlJc w:val="left"/>
+      <w:pPr>
+        <w:ind w:left="720" w:hanging="360"/>
+      </w:pPr>
+      <w:rPr>
+        <w:rFonts w:ascii="Symbol" w:hAnsi="Symbol" w:hint="default"/>
+      </w:rPr>
+    </w:lvl>
+    <w:lvl w:ilvl="1" w:tplc="04090003" w:tentative="1">
+      <w:start w:val="1"/>
+      <w:numFmt w:val="bullet"/>
+      <w:lvlText w:val="o"/>
+      <w:lvlJc w:val="left"/>
+      <w:pPr>
+        <w:ind w:left="1440" w:hanging="360"/>
+      </w:pPr>
+      <w:rPr>
+        <w:rFonts w:ascii="Courier New" w:hAnsi="Courier New" w:cs="Courier New" w:hint="default"/>
+      </w:rPr>
+    </w:lvl>
+    <w:lvl w:ilvl="2" w:tplc="04090005" w:tentative="1">
+      <w:start w:val="1"/>
+      <w:numFmt w:val="bullet"/>
+      <w:lvlText w:val=""/>
+      <w:lvlJc w:val="left"/>
+      <w:pPr>
+        <w:ind w:left="2160" w:hanging="360"/>
+      </w:pPr>
+      <w:rPr>
+        <w:rFonts w:ascii="Wingdings" w:hAnsi="Wingdings" w:hint="default"/>
+      </w:rPr>
+    </w:lvl>
+    <w:lvl w:ilvl="3" w:tplc="04090001" w:tentative="1">
+      <w:start w:val="1"/>
+      <w:numFmt w:val="bullet"/>
+      <w:lvlText w:val=""/>
+      <w:lvlJc w:val="left"/>
+      <w:pPr>
+        <w:ind w:left="2880" w:hanging="360"/>
+      </w:pPr>
+      <w:rPr>
+        <w:rFonts w:ascii="Symbol" w:hAnsi="Symbol" w:hint="default"/>
+      </w:rPr>
+    </w:lvl>
+    <w:lvl w:ilvl="4" w:tplc="04090003" w:tentative="1">
+      <w:start w:val="1"/>
+      <w:numFmt w:val="bullet"/>
+      <w:lvlText w:val="o"/>
+      <w:lvlJc w:val="left"/>
+      <w:pPr>
+        <w:ind w:left="3600" w:hanging="360"/>
+      </w:pPr>
+      <w:rPr>
+        <w:rFonts w:ascii="Courier New" w:hAnsi="Courier New" w:cs="Courier New" w:hint="default"/>
+      </w:rPr>
+    </w:lvl>
+    <w:lvl w:ilvl="5" w:tplc="04090005" w:tentative="1">
+      <w:start w:val="1"/>
+      <w:numFmt w:val="bullet"/>
+      <w:lvlText w:val=""/>
+      <w:lvlJc w:val="left"/>
+      <w:pPr>
+        <w:ind w:left="4320" w:hanging="360"/>
+      </w:pPr>
+      <w:rPr>
+        <w:rFonts w:ascii="Wingdings" w:hAnsi="Wingdings" w:hint="default"/>
+      </w:rPr>
+    </w:lvl>
+    <w:lvl w:ilvl="6" w:tplc="04090001" w:tentative="1">
+      <w:start w:val="1"/>
+      <w:numFmt w:val="bullet"/>
+      <w:lvlText w:val=""/>
+      <w:lvlJc w:val="left"/>
+      <w:pPr>
+        <w:ind w:left="5040" w:hanging="360"/>
+      </w:pPr>
+      <w:rPr>
+        <w:rFonts w:ascii="Symbol" w:hAnsi="Symbol" w:hint="default"/>
+      </w:rPr>
+    </w:lvl>
+    <w:lvl w:ilvl="7" w:tplc="04090003" w:tentative="1">
+      <w:start w:val="1"/>
+      <w:numFmt w:val="bullet"/>
+      <w:lvlText w:val="o"/>
+      <w:lvlJc w:val="left"/>
+      <w:pPr>
+        <w:ind w:left="5760" w:hanging="360"/>
+      </w:pPr>
+      <w:rPr>
+        <w:rFonts w:ascii="Courier New" w:hAnsi="Courier New" w:cs="Courier New" w:hint="default"/>
+      </w:rPr>
+    </w:lvl>
+    <w:lvl w:ilvl="8" w:tplc="04090005" w:tentative="1">
+      <w:start w:val="1"/>
+      <w:numFmt w:val="bullet"/>
+      <w:lvlText w:val=""/>
+      <w:lvlJc w:val="left"/>
+      <w:pPr>
+        <w:ind w:left="6480" w:hanging="360"/>
+      </w:pPr>
+      <w:rPr>
+        <w:rFonts w:ascii="Wingdings" w:hAnsi="Wingdings" w:hint="default"/>
+      </w:rPr>
+    </w:lvl>
+  </w:abstractNum>
+  <w:abstractNum w:abstractNumId="5" w15:restartNumberingAfterBreak="0">
+    <w:nsid w:val="2CD93641"/>
+    <w:multiLevelType w:val="hybridMultilevel"/>
+    <w:tmpl w:val="34EE0C1E"/>
+    <w:lvl w:ilvl="0" w:tplc="04090001">
+      <w:start w:val="1"/>
+      <w:numFmt w:val="bullet"/>
+      <w:lvlText w:val=""/>
+      <w:lvlJc w:val="left"/>
+      <w:pPr>
+        <w:ind w:left="720" w:hanging="360"/>
+      </w:pPr>
+      <w:rPr>
+        <w:rFonts w:ascii="Symbol" w:hAnsi="Symbol" w:hint="default"/>
+      </w:rPr>
+    </w:lvl>
+    <w:lvl w:ilvl="1" w:tplc="04090003" w:tentative="1">
+      <w:start w:val="1"/>
+      <w:numFmt w:val="bullet"/>
+      <w:lvlText w:val="o"/>
+      <w:lvlJc w:val="left"/>
+      <w:pPr>
+        <w:ind w:left="1440" w:hanging="360"/>
+      </w:pPr>
+      <w:rPr>
+        <w:rFonts w:ascii="Courier New" w:hAnsi="Courier New" w:cs="Courier New" w:hint="default"/>
+      </w:rPr>
+    </w:lvl>
+    <w:lvl w:ilvl="2" w:tplc="04090005" w:tentative="1">
+      <w:start w:val="1"/>
+      <w:numFmt w:val="bullet"/>
+      <w:lvlText w:val=""/>
+      <w:lvlJc w:val="left"/>
+      <w:pPr>
+        <w:ind w:left="2160" w:hanging="360"/>
+      </w:pPr>
+      <w:rPr>
+        <w:rFonts w:ascii="Wingdings" w:hAnsi="Wingdings" w:hint="default"/>
+      </w:rPr>
+    </w:lvl>
+    <w:lvl w:ilvl="3" w:tplc="04090001" w:tentative="1">
+      <w:start w:val="1"/>
+      <w:numFmt w:val="bullet"/>
+      <w:lvlText w:val=""/>
+      <w:lvlJc w:val="left"/>
+      <w:pPr>
+        <w:ind w:left="2880" w:hanging="360"/>
+      </w:pPr>
+      <w:rPr>
+        <w:rFonts w:ascii="Symbol" w:hAnsi="Symbol" w:hint="default"/>
+      </w:rPr>
+    </w:lvl>
+    <w:lvl w:ilvl="4" w:tplc="04090003" w:tentative="1">
+      <w:start w:val="1"/>
+      <w:numFmt w:val="bullet"/>
+      <w:lvlText w:val="o"/>
+      <w:lvlJc w:val="left"/>
+      <w:pPr>
+        <w:ind w:left="3600" w:hanging="360"/>
+      </w:pPr>
+      <w:rPr>
+        <w:rFonts w:ascii="Courier New" w:hAnsi="Courier New" w:cs="Courier New" w:hint="default"/>
+      </w:rPr>
+    </w:lvl>
+    <w:lvl w:ilvl="5" w:tplc="04090005" w:tentative="1">
+      <w:start w:val="1"/>
+      <w:numFmt w:val="bullet"/>
+      <w:lvlText w:val=""/>
+      <w:lvlJc w:val="left"/>
+      <w:pPr>
+        <w:ind w:left="4320" w:hanging="360"/>
+      </w:pPr>
+      <w:rPr>
+        <w:rFonts w:ascii="Wingdings" w:hAnsi="Wingdings" w:hint="default"/>
+      </w:rPr>
+    </w:lvl>
+    <w:lvl w:ilvl="6" w:tplc="04090001" w:tentative="1">
+      <w:start w:val="1"/>
+      <w:numFmt w:val="bullet"/>
+      <w:lvlText w:val=""/>
+      <w:lvlJc w:val="left"/>
+      <w:pPr>
+        <w:ind w:left="5040" w:hanging="360"/>
+      </w:pPr>
+      <w:rPr>
+        <w:rFonts w:ascii="Symbol" w:hAnsi="Symbol" w:hint="default"/>
+      </w:rPr>
+    </w:lvl>
+    <w:lvl w:ilvl="7" w:tplc="04090003" w:tentative="1">
+      <w:start w:val="1"/>
+      <w:numFmt w:val="bullet"/>
+      <w:lvlText w:val="o"/>
+      <w:lvlJc w:val="left"/>
+      <w:pPr>
+        <w:ind w:left="5760" w:hanging="360"/>
+      </w:pPr>
+      <w:rPr>
+        <w:rFonts w:ascii="Courier New" w:hAnsi="Courier New" w:cs="Courier New" w:hint="default"/>
+      </w:rPr>
+    </w:lvl>
+    <w:lvl w:ilvl="8" w:tplc="04090005" w:tentative="1">
+      <w:start w:val="1"/>
+      <w:numFmt w:val="bullet"/>
+      <w:lvlText w:val=""/>
+      <w:lvlJc w:val="left"/>
+      <w:pPr>
+        <w:ind w:left="6480" w:hanging="360"/>
+      </w:pPr>
+      <w:rPr>
+        <w:rFonts w:ascii="Wingdings" w:hAnsi="Wingdings" w:hint="default"/>
+      </w:rPr>
+    </w:lvl>
+  </w:abstractNum>
+  <w:abstractNum w:abstractNumId="6" w15:restartNumberingAfterBreak="0">
     <w:nsid w:val="31C175E9"/>
     <w:multiLevelType w:val="hybridMultilevel"/>
     <w:tmpl w:val="66EC096C"/>
@@ -2355,7 +3726,7 @@
       </w:rPr>
     </w:lvl>
   </w:abstractNum>
-  <w:abstractNum w:abstractNumId="4" w15:restartNumberingAfterBreak="0">
+  <w:abstractNum w:abstractNumId="7" w15:restartNumberingAfterBreak="0">
     <w:nsid w:val="376729C7"/>
     <w:multiLevelType w:val="hybridMultilevel"/>
     <w:tmpl w:val="C77EE58C"/>
@@ -2468,7 +3839,7 @@
       </w:rPr>
     </w:lvl>
   </w:abstractNum>
-  <w:abstractNum w:abstractNumId="5" w15:restartNumberingAfterBreak="0">
+  <w:abstractNum w:abstractNumId="8" w15:restartNumberingAfterBreak="0">
     <w:nsid w:val="3F1D0E21"/>
     <w:multiLevelType w:val="hybridMultilevel"/>
     <w:tmpl w:val="67E08308"/>
@@ -2581,7 +3952,7 @@
       </w:rPr>
     </w:lvl>
   </w:abstractNum>
-  <w:abstractNum w:abstractNumId="6" w15:restartNumberingAfterBreak="0">
+  <w:abstractNum w:abstractNumId="9" w15:restartNumberingAfterBreak="0">
     <w:nsid w:val="43D634BF"/>
     <w:multiLevelType w:val="hybridMultilevel"/>
     <w:tmpl w:val="9E72FDD0"/>
@@ -2694,7 +4065,7 @@
       </w:rPr>
     </w:lvl>
   </w:abstractNum>
-  <w:abstractNum w:abstractNumId="7" w15:restartNumberingAfterBreak="0">
+  <w:abstractNum w:abstractNumId="10" w15:restartNumberingAfterBreak="0">
     <w:nsid w:val="44AF2D22"/>
     <w:multiLevelType w:val="hybridMultilevel"/>
     <w:tmpl w:val="3ED032E4"/>
@@ -2807,7 +4178,120 @@
       </w:rPr>
     </w:lvl>
   </w:abstractNum>
-  <w:abstractNum w:abstractNumId="8" w15:restartNumberingAfterBreak="0">
+  <w:abstractNum w:abstractNumId="11" w15:restartNumberingAfterBreak="0">
+    <w:nsid w:val="46A902E1"/>
+    <w:multiLevelType w:val="hybridMultilevel"/>
+    <w:tmpl w:val="63288CA6"/>
+    <w:lvl w:ilvl="0" w:tplc="04090001">
+      <w:start w:val="1"/>
+      <w:numFmt w:val="bullet"/>
+      <w:lvlText w:val=""/>
+      <w:lvlJc w:val="left"/>
+      <w:pPr>
+        <w:ind w:left="720" w:hanging="360"/>
+      </w:pPr>
+      <w:rPr>
+        <w:rFonts w:ascii="Symbol" w:hAnsi="Symbol" w:hint="default"/>
+      </w:rPr>
+    </w:lvl>
+    <w:lvl w:ilvl="1" w:tplc="04090003" w:tentative="1">
+      <w:start w:val="1"/>
+      <w:numFmt w:val="bullet"/>
+      <w:lvlText w:val="o"/>
+      <w:lvlJc w:val="left"/>
+      <w:pPr>
+        <w:ind w:left="1440" w:hanging="360"/>
+      </w:pPr>
+      <w:rPr>
+        <w:rFonts w:ascii="Courier New" w:hAnsi="Courier New" w:cs="Courier New" w:hint="default"/>
+      </w:rPr>
+    </w:lvl>
+    <w:lvl w:ilvl="2" w:tplc="04090005" w:tentative="1">
+      <w:start w:val="1"/>
+      <w:numFmt w:val="bullet"/>
+      <w:lvlText w:val=""/>
+      <w:lvlJc w:val="left"/>
+      <w:pPr>
+        <w:ind w:left="2160" w:hanging="360"/>
+      </w:pPr>
+      <w:rPr>
+        <w:rFonts w:ascii="Wingdings" w:hAnsi="Wingdings" w:hint="default"/>
+      </w:rPr>
+    </w:lvl>
+    <w:lvl w:ilvl="3" w:tplc="04090001" w:tentative="1">
+      <w:start w:val="1"/>
+      <w:numFmt w:val="bullet"/>
+      <w:lvlText w:val=""/>
+      <w:lvlJc w:val="left"/>
+      <w:pPr>
+        <w:ind w:left="2880" w:hanging="360"/>
+      </w:pPr>
+      <w:rPr>
+        <w:rFonts w:ascii="Symbol" w:hAnsi="Symbol" w:hint="default"/>
+      </w:rPr>
+    </w:lvl>
+    <w:lvl w:ilvl="4" w:tplc="04090003" w:tentative="1">
+      <w:start w:val="1"/>
+      <w:numFmt w:val="bullet"/>
+      <w:lvlText w:val="o"/>
+      <w:lvlJc w:val="left"/>
+      <w:pPr>
+        <w:ind w:left="3600" w:hanging="360"/>
+      </w:pPr>
+      <w:rPr>
+        <w:rFonts w:ascii="Courier New" w:hAnsi="Courier New" w:cs="Courier New" w:hint="default"/>
+      </w:rPr>
+    </w:lvl>
+    <w:lvl w:ilvl="5" w:tplc="04090005" w:tentative="1">
+      <w:start w:val="1"/>
+      <w:numFmt w:val="bullet"/>
+      <w:lvlText w:val=""/>
+      <w:lvlJc w:val="left"/>
+      <w:pPr>
+        <w:ind w:left="4320" w:hanging="360"/>
+      </w:pPr>
+      <w:rPr>
+        <w:rFonts w:ascii="Wingdings" w:hAnsi="Wingdings" w:hint="default"/>
+      </w:rPr>
+    </w:lvl>
+    <w:lvl w:ilvl="6" w:tplc="04090001" w:tentative="1">
+      <w:start w:val="1"/>
+      <w:numFmt w:val="bullet"/>
+      <w:lvlText w:val=""/>
+      <w:lvlJc w:val="left"/>
+      <w:pPr>
+        <w:ind w:left="5040" w:hanging="360"/>
+      </w:pPr>
+      <w:rPr>
+        <w:rFonts w:ascii="Symbol" w:hAnsi="Symbol" w:hint="default"/>
+      </w:rPr>
+    </w:lvl>
+    <w:lvl w:ilvl="7" w:tplc="04090003" w:tentative="1">
+      <w:start w:val="1"/>
+      <w:numFmt w:val="bullet"/>
+      <w:lvlText w:val="o"/>
+      <w:lvlJc w:val="left"/>
+      <w:pPr>
+        <w:ind w:left="5760" w:hanging="360"/>
+      </w:pPr>
+      <w:rPr>
+        <w:rFonts w:ascii="Courier New" w:hAnsi="Courier New" w:cs="Courier New" w:hint="default"/>
+      </w:rPr>
+    </w:lvl>
+    <w:lvl w:ilvl="8" w:tplc="04090005" w:tentative="1">
+      <w:start w:val="1"/>
+      <w:numFmt w:val="bullet"/>
+      <w:lvlText w:val=""/>
+      <w:lvlJc w:val="left"/>
+      <w:pPr>
+        <w:ind w:left="6480" w:hanging="360"/>
+      </w:pPr>
+      <w:rPr>
+        <w:rFonts w:ascii="Wingdings" w:hAnsi="Wingdings" w:hint="default"/>
+      </w:rPr>
+    </w:lvl>
+  </w:abstractNum>
+  <w:abstractNum w:abstractNumId="12" w15:restartNumberingAfterBreak="0">
     <w:nsid w:val="46B83172"/>
     <w:multiLevelType w:val="hybridMultilevel"/>
     <w:tmpl w:val="50AE7584"/>
@@ -2920,7 +4404,7 @@
       </w:rPr>
     </w:lvl>
   </w:abstractNum>
-  <w:abstractNum w:abstractNumId="9" w15:restartNumberingAfterBreak="0">
+  <w:abstractNum w:abstractNumId="13" w15:restartNumberingAfterBreak="0">
     <w:nsid w:val="4F140173"/>
     <w:multiLevelType w:val="hybridMultilevel"/>
     <w:tmpl w:val="750CAB32"/>
@@ -3033,7 +4517,120 @@
       </w:rPr>
     </w:lvl>
   </w:abstractNum>
-  <w:abstractNum w:abstractNumId="10" w15:restartNumberingAfterBreak="0">
+  <w:abstractNum w:abstractNumId="14" w15:restartNumberingAfterBreak="0">
+    <w:nsid w:val="55806100"/>
+    <w:multiLevelType w:val="hybridMultilevel"/>
+    <w:tmpl w:val="0680B0F0"/>
+    <w:lvl w:ilvl="0" w:tplc="04090001">
+      <w:start w:val="1"/>
+      <w:numFmt w:val="bullet"/>
+      <w:lvlText w:val=""/>
+      <w:lvlJc w:val="left"/>
+      <w:pPr>
+        <w:ind w:left="720" w:hanging="360"/>
+      </w:pPr>
+      <w:rPr>
+        <w:rFonts w:ascii="Symbol" w:hAnsi="Symbol" w:hint="default"/>
+      </w:rPr>
+    </w:lvl>
+    <w:lvl w:ilvl="1" w:tplc="04090003" w:tentative="1">
+      <w:start w:val="1"/>
+      <w:numFmt w:val="bullet"/>
+      <w:lvlText w:val="o"/>
+      <w:lvlJc w:val="left"/>
+      <w:pPr>
+        <w:ind w:left="1440" w:hanging="360"/>
+      </w:pPr>
+      <w:rPr>
+        <w:rFonts w:ascii="Courier New" w:hAnsi="Courier New" w:cs="Courier New" w:hint="default"/>
+      </w:rPr>
+    </w:lvl>
+    <w:lvl w:ilvl="2" w:tplc="04090005" w:tentative="1">
+      <w:start w:val="1"/>
+      <w:numFmt w:val="bullet"/>
+      <w:lvlText w:val=""/>
+      <w:lvlJc w:val="left"/>
+      <w:pPr>
+        <w:ind w:left="2160" w:hanging="360"/>
+      </w:pPr>
+      <w:rPr>
+        <w:rFonts w:ascii="Wingdings" w:hAnsi="Wingdings" w:hint="default"/>
+      </w:rPr>
+    </w:lvl>
+    <w:lvl w:ilvl="3" w:tplc="04090001" w:tentative="1">
+      <w:start w:val="1"/>
+      <w:numFmt w:val="bullet"/>
+      <w:lvlText w:val=""/>
+      <w:lvlJc w:val="left"/>
+      <w:pPr>
+        <w:ind w:left="2880" w:hanging="360"/>
+      </w:pPr>
+      <w:rPr>
+        <w:rFonts w:ascii="Symbol" w:hAnsi="Symbol" w:hint="default"/>
+      </w:rPr>
+    </w:lvl>
+    <w:lvl w:ilvl="4" w:tplc="04090003" w:tentative="1">
+      <w:start w:val="1"/>
+      <w:numFmt w:val="bullet"/>
+      <w:lvlText w:val="o"/>
+      <w:lvlJc w:val="left"/>
+      <w:pPr>
+        <w:ind w:left="3600" w:hanging="360"/>
+      </w:pPr>
+      <w:rPr>
+        <w:rFonts w:ascii="Courier New" w:hAnsi="Courier New" w:cs="Courier New" w:hint="default"/>
+      </w:rPr>
+    </w:lvl>
+    <w:lvl w:ilvl="5" w:tplc="04090005" w:tentative="1">
+      <w:start w:val="1"/>
+      <w:numFmt w:val="bullet"/>
+      <w:lvlText w:val=""/>
+      <w:lvlJc w:val="left"/>
+      <w:pPr>
+        <w:ind w:left="4320" w:hanging="360"/>
+      </w:pPr>
+      <w:rPr>
+        <w:rFonts w:ascii="Wingdings" w:hAnsi="Wingdings" w:hint="default"/>
+      </w:rPr>
+    </w:lvl>
+    <w:lvl w:ilvl="6" w:tplc="04090001" w:tentative="1">
+      <w:start w:val="1"/>
+      <w:numFmt w:val="bullet"/>
+      <w:lvlText w:val=""/>
+      <w:lvlJc w:val="left"/>
+      <w:pPr>
+        <w:ind w:left="5040" w:hanging="360"/>
+      </w:pPr>
+      <w:rPr>
+        <w:rFonts w:ascii="Symbol" w:hAnsi="Symbol" w:hint="default"/>
+      </w:rPr>
+    </w:lvl>
+    <w:lvl w:ilvl="7" w:tplc="04090003" w:tentative="1">
+      <w:start w:val="1"/>
+      <w:numFmt w:val="bullet"/>
+      <w:lvlText w:val="o"/>
+      <w:lvlJc w:val="left"/>
+      <w:pPr>
+        <w:ind w:left="5760" w:hanging="360"/>
+      </w:pPr>
+      <w:rPr>
+        <w:rFonts w:ascii="Courier New" w:hAnsi="Courier New" w:cs="Courier New" w:hint="default"/>
+      </w:rPr>
+    </w:lvl>
+    <w:lvl w:ilvl="8" w:tplc="04090005" w:tentative="1">
+      <w:start w:val="1"/>
+      <w:numFmt w:val="bullet"/>
+      <w:lvlText w:val=""/>
+      <w:lvlJc w:val="left"/>
+      <w:pPr>
+        <w:ind w:left="6480" w:hanging="360"/>
+      </w:pPr>
+      <w:rPr>
+        <w:rFonts w:ascii="Wingdings" w:hAnsi="Wingdings" w:hint="default"/>
+      </w:rPr>
+    </w:lvl>
+  </w:abstractNum>
+  <w:abstractNum w:abstractNumId="15" w15:restartNumberingAfterBreak="0">
     <w:nsid w:val="679C1D50"/>
     <w:multiLevelType w:val="hybridMultilevel"/>
     <w:tmpl w:val="9280A9DC"/>
@@ -3146,7 +4743,120 @@
       </w:rPr>
     </w:lvl>
   </w:abstractNum>
-  <w:abstractNum w:abstractNumId="11" w15:restartNumberingAfterBreak="0">
+  <w:abstractNum w:abstractNumId="16" w15:restartNumberingAfterBreak="0">
+    <w:nsid w:val="690533BF"/>
+    <w:multiLevelType w:val="hybridMultilevel"/>
+    <w:tmpl w:val="B4304CC8"/>
+    <w:lvl w:ilvl="0" w:tplc="04090001">
+      <w:start w:val="1"/>
+      <w:numFmt w:val="bullet"/>
+      <w:lvlText w:val=""/>
+      <w:lvlJc w:val="left"/>
+      <w:pPr>
+        <w:ind w:left="720" w:hanging="360"/>
+      </w:pPr>
+      <w:rPr>
+        <w:rFonts w:ascii="Symbol" w:hAnsi="Symbol" w:hint="default"/>
+      </w:rPr>
+    </w:lvl>
+    <w:lvl w:ilvl="1" w:tplc="04090003" w:tentative="1">
+      <w:start w:val="1"/>
+      <w:numFmt w:val="bullet"/>
+      <w:lvlText w:val="o"/>
+      <w:lvlJc w:val="left"/>
+      <w:pPr>
+        <w:ind w:left="1440" w:hanging="360"/>
+      </w:pPr>
+      <w:rPr>
+        <w:rFonts w:ascii="Courier New" w:hAnsi="Courier New" w:cs="Courier New" w:hint="default"/>
+      </w:rPr>
+    </w:lvl>
+    <w:lvl w:ilvl="2" w:tplc="04090005" w:tentative="1">
+      <w:start w:val="1"/>
+      <w:numFmt w:val="bullet"/>
+      <w:lvlText w:val=""/>
+      <w:lvlJc w:val="left"/>
+      <w:pPr>
+        <w:ind w:left="2160" w:hanging="360"/>
+      </w:pPr>
+      <w:rPr>
+        <w:rFonts w:ascii="Wingdings" w:hAnsi="Wingdings" w:hint="default"/>
+      </w:rPr>
+    </w:lvl>
+    <w:lvl w:ilvl="3" w:tplc="04090001" w:tentative="1">
+      <w:start w:val="1"/>
+      <w:numFmt w:val="bullet"/>
+      <w:lvlText w:val=""/>
+      <w:lvlJc w:val="left"/>
+      <w:pPr>
+        <w:ind w:left="2880" w:hanging="360"/>
+      </w:pPr>
+      <w:rPr>
+        <w:rFonts w:ascii="Symbol" w:hAnsi="Symbol" w:hint="default"/>
+      </w:rPr>
+    </w:lvl>
+    <w:lvl w:ilvl="4" w:tplc="04090003" w:tentative="1">
+      <w:start w:val="1"/>
+      <w:numFmt w:val="bullet"/>
+      <w:lvlText w:val="o"/>
+      <w:lvlJc w:val="left"/>
+      <w:pPr>
+        <w:ind w:left="3600" w:hanging="360"/>
+      </w:pPr>
+      <w:rPr>
+        <w:rFonts w:ascii="Courier New" w:hAnsi="Courier New" w:cs="Courier New" w:hint="default"/>
+      </w:rPr>
+    </w:lvl>
+    <w:lvl w:ilvl="5" w:tplc="04090005" w:tentative="1">
+      <w:start w:val="1"/>
+      <w:numFmt w:val="bullet"/>
+      <w:lvlText w:val=""/>
+      <w:lvlJc w:val="left"/>
+      <w:pPr>
+        <w:ind w:left="4320" w:hanging="360"/>
+      </w:pPr>
+      <w:rPr>
+        <w:rFonts w:ascii="Wingdings" w:hAnsi="Wingdings" w:hint="default"/>
+      </w:rPr>
+    </w:lvl>
+    <w:lvl w:ilvl="6" w:tplc="04090001" w:tentative="1">
+      <w:start w:val="1"/>
+      <w:numFmt w:val="bullet"/>
+      <w:lvlText w:val=""/>
+      <w:lvlJc w:val="left"/>
+      <w:pPr>
+        <w:ind w:left="5040" w:hanging="360"/>
+      </w:pPr>
+      <w:rPr>
+        <w:rFonts w:ascii="Symbol" w:hAnsi="Symbol" w:hint="default"/>
+      </w:rPr>
+    </w:lvl>
+    <w:lvl w:ilvl="7" w:tplc="04090003" w:tentative="1">
+      <w:start w:val="1"/>
+      <w:numFmt w:val="bullet"/>
+      <w:lvlText w:val="o"/>
+      <w:lvlJc w:val="left"/>
+      <w:pPr>
+        <w:ind w:left="5760" w:hanging="360"/>
+      </w:pPr>
+      <w:rPr>
+        <w:rFonts w:ascii="Courier New" w:hAnsi="Courier New" w:cs="Courier New" w:hint="default"/>
+      </w:rPr>
+    </w:lvl>
+    <w:lvl w:ilvl="8" w:tplc="04090005" w:tentative="1">
+      <w:start w:val="1"/>
+      <w:numFmt w:val="bullet"/>
+      <w:lvlText w:val=""/>
+      <w:lvlJc w:val="left"/>
+      <w:pPr>
+        <w:ind w:left="6480" w:hanging="360"/>
+      </w:pPr>
+      <w:rPr>
+        <w:rFonts w:ascii="Wingdings" w:hAnsi="Wingdings" w:hint="default"/>
+      </w:rPr>
+    </w:lvl>
+  </w:abstractNum>
+  <w:abstractNum w:abstractNumId="17" w15:restartNumberingAfterBreak="0">
     <w:nsid w:val="74AE0AF1"/>
     <w:multiLevelType w:val="hybridMultilevel"/>
     <w:tmpl w:val="F6106076"/>
@@ -3259,7 +4969,7 @@
       </w:rPr>
     </w:lvl>
   </w:abstractNum>
-  <w:abstractNum w:abstractNumId="12" w15:restartNumberingAfterBreak="0">
+  <w:abstractNum w:abstractNumId="18" w15:restartNumberingAfterBreak="0">
     <w:nsid w:val="7C5069E1"/>
     <w:multiLevelType w:val="hybridMultilevel"/>
     <w:tmpl w:val="6E5AEABC"/>
@@ -3373,43 +5083,61 @@
     </w:lvl>
   </w:abstractNum>
   <w:num w:numId="1" w16cid:durableId="2106807027">
-    <w:abstractNumId w:val="11"/>
+    <w:abstractNumId w:val="17"/>
   </w:num>
   <w:num w:numId="2" w16cid:durableId="755247853">
+    <w:abstractNumId w:val="18"/>
+  </w:num>
+  <w:num w:numId="3" w16cid:durableId="1576279590">
+    <w:abstractNumId w:val="8"/>
+  </w:num>
+  <w:num w:numId="4" w16cid:durableId="329143743">
+    <w:abstractNumId w:val="7"/>
+  </w:num>
+  <w:num w:numId="5" w16cid:durableId="1949504376">
+    <w:abstractNumId w:val="2"/>
+  </w:num>
+  <w:num w:numId="6" w16cid:durableId="2031297475">
+    <w:abstractNumId w:val="6"/>
+  </w:num>
+  <w:num w:numId="7" w16cid:durableId="596057434">
     <w:abstractNumId w:val="12"/>
   </w:num>
-  <w:num w:numId="3" w16cid:durableId="1576279590">
-    <w:abstractNumId w:val="5"/>
-  </w:num>
-  <w:num w:numId="4" w16cid:durableId="329143743">
-    <w:abstractNumId w:val="4"/>
-  </w:num>
-  <w:num w:numId="5" w16cid:durableId="1949504376">
-    <w:abstractNumId w:val="1"/>
-  </w:num>
-  <w:num w:numId="6" w16cid:durableId="2031297475">
+  <w:num w:numId="8" w16cid:durableId="1842507683">
     <w:abstractNumId w:val="3"/>
   </w:num>
-  <w:num w:numId="7" w16cid:durableId="596057434">
-    <w:abstractNumId w:val="8"/>
+  <w:num w:numId="9" w16cid:durableId="1191838314">
+    <w:abstractNumId w:val="13"/>
   </w:num>
-  <w:num w:numId="8" w16cid:durableId="1842507683">
-    <w:abstractNumId w:val="2"/>
+  <w:num w:numId="10" w16cid:durableId="445779266">
+    <w:abstractNumId w:val="10"/>
   </w:num>
-  <w:num w:numId="9" w16cid:durableId="1191838314">
+  <w:num w:numId="11" w16cid:durableId="1620143139">
     <w:abstractNumId w:val="9"/>
   </w:num>
-  <w:num w:numId="10" w16cid:durableId="445779266">
-    <w:abstractNumId w:val="7"/>
-  </w:num>
-  <w:num w:numId="11" w16cid:durableId="1620143139">
-    <w:abstractNumId w:val="6"/>
-  </w:num>
   <w:num w:numId="12" w16cid:durableId="1802991729">
-    <w:abstractNumId w:val="10"/>
+    <w:abstractNumId w:val="15"/>
   </w:num>
   <w:num w:numId="13" w16cid:durableId="1973242220">
     <w:abstractNumId w:val="0"/>
+  </w:num>
+  <w:num w:numId="14" w16cid:durableId="1899703306">
+    <w:abstractNumId w:val="11"/>
+  </w:num>
+  <w:num w:numId="15" w16cid:durableId="1209604454">
+    <w:abstractNumId w:val="1"/>
+  </w:num>
+  <w:num w:numId="16" w16cid:durableId="1003706855">
+    <w:abstractNumId w:val="5"/>
+  </w:num>
+  <w:num w:numId="17" w16cid:durableId="1657880949">
+    <w:abstractNumId w:val="14"/>
+  </w:num>
+  <w:num w:numId="18" w16cid:durableId="1655450729">
+    <w:abstractNumId w:val="16"/>
+  </w:num>
+  <w:num w:numId="19" w16cid:durableId="883063159">
+    <w:abstractNumId w:val="4"/>
   </w:num>
 </w:numbering>
 </file>
@@ -4017,7 +5745,6 @@
   <w:style w:type="character" w:default="1" w:styleId="DefaultParagraphFont">
     <w:name w:val="Default Paragraph Font"/>
     <w:uiPriority w:val="1"/>
-    <w:semiHidden/>
     <w:unhideWhenUsed/>
   </w:style>
   <w:style w:type="table" w:default="1" w:styleId="TableNormal">

--- a/question bank/question bank.docx
+++ b/question bank/question bank.docx
@@ -12,21 +12,7 @@
         <w:rPr>
           <w:strike/>
         </w:rPr>
-        <w:t xml:space="preserve">A coach </w:t>
-      </w:r>
-      <w:proofErr w:type="gramStart"/>
-      <w:r>
-        <w:rPr>
-          <w:strike/>
-        </w:rPr>
-        <w:t>asks</w:t>
-      </w:r>
-      <w:proofErr w:type="gramEnd"/>
-      <w:r>
-        <w:rPr>
-          <w:strike/>
-        </w:rPr>
-        <w:t xml:space="preserve"> “Why did our defensive efficiency drop in the fourth quarter?”</w:t>
+        <w:t>A coach asks “Why did our defensive efficiency drop in the fourth quarter?”</w:t>
       </w:r>
       <w:r>
         <w:rPr>
@@ -1382,25 +1368,7 @@
           <w:kern w:val="0"/>
           <w14:ligatures w14:val="none"/>
         </w:rPr>
-        <w:t xml:space="preserve">One observation at </w:t>
-      </w:r>
-      <w:proofErr w:type="gramStart"/>
-      <w:r>
-        <w:rPr>
-          <w:rFonts w:ascii="Times New Roman" w:eastAsia="Times New Roman" w:hAnsi="Times New Roman" w:cs="Times New Roman"/>
-          <w:kern w:val="0"/>
-          <w14:ligatures w14:val="none"/>
-        </w:rPr>
-        <w:t>one time</w:t>
-      </w:r>
-      <w:proofErr w:type="gramEnd"/>
-      <w:r>
-        <w:rPr>
-          <w:rFonts w:ascii="Times New Roman" w:eastAsia="Times New Roman" w:hAnsi="Times New Roman" w:cs="Times New Roman"/>
-          <w:kern w:val="0"/>
-          <w14:ligatures w14:val="none"/>
-        </w:rPr>
-        <w:t xml:space="preserve"> point </w:t>
+        <w:t xml:space="preserve">One observation at one time point </w:t>
       </w:r>
     </w:p>
     <w:p>
@@ -2031,13 +1999,8 @@
           <w:tab w:val="left" w:pos="3390"/>
         </w:tabs>
       </w:pPr>
-      <w:proofErr w:type="gramStart"/>
-      <w:r>
-        <w:t>A t</w:t>
-      </w:r>
-      <w:proofErr w:type="gramEnd"/>
-      <w:r>
-        <w:t>-test is appropriate when you want to:</w:t>
+      <w:r>
+        <w:t>A t-test is appropriate when you want to:</w:t>
       </w:r>
     </w:p>
     <w:p>
@@ -2306,19 +2269,189 @@
           <w:tab w:val="left" w:pos="3390"/>
         </w:tabs>
       </w:pPr>
-      <w:proofErr w:type="gramStart"/>
-      <w:r>
-        <w:t>Detect</w:t>
-      </w:r>
-      <w:proofErr w:type="gramEnd"/>
-      <w:r>
-        <w:t xml:space="preserve"> </w:t>
-      </w:r>
-      <w:proofErr w:type="gramStart"/>
-      <w:r>
-        <w:t>anomalies</w:t>
-      </w:r>
-      <w:proofErr w:type="gramEnd"/>
+      <w:r>
+        <w:t>Detect anomalies</w:t>
+      </w:r>
+    </w:p>
+    <w:p>
+      <w:pPr>
+        <w:spacing w:before="100" w:beforeAutospacing="1" w:after="100" w:afterAutospacing="1" w:line="240" w:lineRule="auto"/>
+        <w:rPr>
+          <w:rFonts w:ascii="Times New Roman" w:eastAsia="Times New Roman" w:hAnsi="Times New Roman" w:cs="Times New Roman"/>
+          <w:kern w:val="0"/>
+          <w14:ligatures w14:val="none"/>
+        </w:rPr>
+      </w:pPr>
+      <w:r>
+        <w:rPr>
+          <w:rFonts w:ascii="Times New Roman" w:eastAsia="Times New Roman" w:hAnsi="Times New Roman" w:cs="Times New Roman"/>
+          <w:kern w:val="0"/>
+          <w14:ligatures w14:val="none"/>
+        </w:rPr>
+        <w:t>Place the following steps in the correct order within the sports performance analytics pipeline:</w:t>
+      </w:r>
+    </w:p>
+    <w:p>
+      <w:pPr>
+        <w:spacing w:before="100" w:beforeAutospacing="1" w:after="100" w:afterAutospacing="1" w:line="240" w:lineRule="auto"/>
+        <w:ind w:left="360"/>
+        <w:rPr>
+          <w:rFonts w:ascii="Times New Roman" w:eastAsia="Times New Roman" w:hAnsi="Times New Roman" w:cs="Times New Roman"/>
+          <w:kern w:val="0"/>
+          <w14:ligatures w14:val="none"/>
+        </w:rPr>
+      </w:pPr>
+      <w:r>
+        <w:rPr>
+          <w:rFonts w:ascii="Times New Roman" w:eastAsia="Times New Roman" w:hAnsi="Times New Roman" w:cs="Times New Roman"/>
+          <w:kern w:val="0"/>
+          <w14:ligatures w14:val="none"/>
+        </w:rPr>
+        <w:t>A. Communicating analysis to coaches</w:t>
+      </w:r>
+      <w:r>
+        <w:rPr>
+          <w:rFonts w:ascii="Times New Roman" w:eastAsia="Times New Roman" w:hAnsi="Times New Roman" w:cs="Times New Roman"/>
+          <w:kern w:val="0"/>
+          <w14:ligatures w14:val="none"/>
+        </w:rPr>
+        <w:br/>
+        <w:t>B. Data preparation (cleaning, transforming, integration, etc.)</w:t>
+      </w:r>
+      <w:r>
+        <w:rPr>
+          <w:rFonts w:ascii="Times New Roman" w:eastAsia="Times New Roman" w:hAnsi="Times New Roman" w:cs="Times New Roman"/>
+          <w:kern w:val="0"/>
+          <w14:ligatures w14:val="none"/>
+        </w:rPr>
+        <w:br/>
+      </w:r>
+      <w:r>
+        <w:rPr>
+          <w:rFonts w:ascii="Times New Roman" w:eastAsia="Times New Roman" w:hAnsi="Times New Roman" w:cs="Times New Roman"/>
+          <w:kern w:val="0"/>
+          <w14:ligatures w14:val="none"/>
+        </w:rPr>
+        <w:lastRenderedPageBreak/>
+        <w:t>C. Formulating the question</w:t>
+      </w:r>
+      <w:r>
+        <w:rPr>
+          <w:rFonts w:ascii="Times New Roman" w:eastAsia="Times New Roman" w:hAnsi="Times New Roman" w:cs="Times New Roman"/>
+          <w:kern w:val="0"/>
+          <w14:ligatures w14:val="none"/>
+        </w:rPr>
+        <w:br/>
+        <w:t>D. Applying statistical or analytical methods</w:t>
+      </w:r>
+      <w:r>
+        <w:rPr>
+          <w:rFonts w:ascii="Times New Roman" w:eastAsia="Times New Roman" w:hAnsi="Times New Roman" w:cs="Times New Roman"/>
+          <w:kern w:val="0"/>
+          <w14:ligatures w14:val="none"/>
+        </w:rPr>
+        <w:br/>
+        <w:t>E. Data collection</w:t>
+      </w:r>
+    </w:p>
+    <w:p>
+      <w:pPr>
+        <w:pStyle w:val="ListParagraph"/>
+        <w:numPr>
+          <w:ilvl w:val="0"/>
+          <w:numId w:val="19"/>
+        </w:numPr>
+        <w:spacing w:after="0" w:line="240" w:lineRule="auto"/>
+        <w:rPr>
+          <w:rFonts w:ascii="Times New Roman" w:eastAsia="Times New Roman" w:hAnsi="Times New Roman" w:cs="Times New Roman"/>
+          <w:kern w:val="0"/>
+          <w14:ligatures w14:val="none"/>
+        </w:rPr>
+      </w:pPr>
+      <w:r>
+        <w:rPr>
+          <w:rFonts w:ascii="Times New Roman" w:eastAsia="Times New Roman" w:hAnsi="Times New Roman" w:cs="Times New Roman"/>
+          <w:kern w:val="0"/>
+          <w14:ligatures w14:val="none"/>
+        </w:rPr>
+        <w:t>C → E → B → D → A</w:t>
+      </w:r>
+    </w:p>
+    <w:p>
+      <w:pPr>
+        <w:pStyle w:val="ListParagraph"/>
+        <w:numPr>
+          <w:ilvl w:val="0"/>
+          <w:numId w:val="19"/>
+        </w:numPr>
+        <w:spacing w:after="0" w:line="240" w:lineRule="auto"/>
+        <w:rPr>
+          <w:rFonts w:ascii="Times New Roman" w:eastAsia="Times New Roman" w:hAnsi="Times New Roman" w:cs="Times New Roman"/>
+          <w:kern w:val="0"/>
+          <w14:ligatures w14:val="none"/>
+        </w:rPr>
+      </w:pPr>
+      <w:r>
+        <w:rPr>
+          <w:rFonts w:ascii="Times New Roman" w:eastAsia="Times New Roman" w:hAnsi="Times New Roman" w:cs="Times New Roman"/>
+          <w:kern w:val="0"/>
+          <w14:ligatures w14:val="none"/>
+        </w:rPr>
+        <w:t>A → B → C → D → E</w:t>
+      </w:r>
+    </w:p>
+    <w:p>
+      <w:pPr>
+        <w:pStyle w:val="ListParagraph"/>
+        <w:numPr>
+          <w:ilvl w:val="0"/>
+          <w:numId w:val="19"/>
+        </w:numPr>
+        <w:spacing w:after="0" w:line="240" w:lineRule="auto"/>
+        <w:rPr>
+          <w:rFonts w:ascii="Times New Roman" w:eastAsia="Times New Roman" w:hAnsi="Times New Roman" w:cs="Times New Roman"/>
+          <w:kern w:val="0"/>
+          <w14:ligatures w14:val="none"/>
+        </w:rPr>
+      </w:pPr>
+      <w:r>
+        <w:rPr>
+          <w:rFonts w:ascii="Times New Roman" w:eastAsia="Times New Roman" w:hAnsi="Times New Roman" w:cs="Times New Roman"/>
+          <w:kern w:val="0"/>
+          <w14:ligatures w14:val="none"/>
+        </w:rPr>
+        <w:t>E → D → C → B → A</w:t>
+      </w:r>
+    </w:p>
+    <w:p>
+      <w:pPr>
+        <w:pStyle w:val="ListParagraph"/>
+        <w:numPr>
+          <w:ilvl w:val="0"/>
+          <w:numId w:val="19"/>
+        </w:numPr>
+        <w:spacing w:after="0" w:line="240" w:lineRule="auto"/>
+        <w:rPr>
+          <w:rFonts w:ascii="Times New Roman" w:eastAsia="Times New Roman" w:hAnsi="Times New Roman" w:cs="Times New Roman"/>
+          <w:kern w:val="0"/>
+          <w14:ligatures w14:val="none"/>
+        </w:rPr>
+      </w:pPr>
+      <w:r>
+        <w:rPr>
+          <w:rFonts w:ascii="Times New Roman" w:eastAsia="Times New Roman" w:hAnsi="Times New Roman" w:cs="Times New Roman"/>
+          <w:kern w:val="0"/>
+          <w14:ligatures w14:val="none"/>
+        </w:rPr>
+        <w:t>C → B → D → E → A</w:t>
+      </w:r>
+    </w:p>
+    <w:p>
+      <w:pPr>
+        <w:tabs>
+          <w:tab w:val="left" w:pos="3390"/>
+        </w:tabs>
+      </w:pPr>
     </w:p>
     <w:p>
       <w:r>
@@ -2394,28 +2527,15 @@
       </w:r>
       <w:r>
         <w:br/>
-        <w:t xml:space="preserve">B. The measurements are </w:t>
-      </w:r>
-      <w:proofErr w:type="gramStart"/>
-      <w:r>
-        <w:t>definitely valid</w:t>
-      </w:r>
-      <w:proofErr w:type="gramEnd"/>
+        <w:t>B. The measurements are definitely valid</w:t>
+      </w:r>
       <w:r>
         <w:br/>
         <w:t>C. The athlete’s true jump height is 19.4 inches</w:t>
       </w:r>
       <w:r>
         <w:br/>
-        <w:t xml:space="preserve">D. The </w:t>
-      </w:r>
-      <w:proofErr w:type="gramStart"/>
-      <w:r>
-        <w:t>athlete</w:t>
-      </w:r>
-      <w:proofErr w:type="gramEnd"/>
-      <w:r>
-        <w:t xml:space="preserve"> improved during the test</w:t>
+        <w:t>D. The athlete improved during the test</w:t>
       </w:r>
     </w:p>
     <w:p>
@@ -2429,45 +2549,101 @@
           <w:b/>
           <w:bCs/>
         </w:rPr>
-        <w:t xml:space="preserve">3. A scale consistently reports an athlete’s </w:t>
-      </w:r>
-      <w:proofErr w:type="gramStart"/>
+        <w:t>3. A scale consistently reports an athlete’s weight 5 kg too high. The scale is:</w:t>
+      </w:r>
+    </w:p>
+    <w:p>
+      <w:pPr>
+        <w:tabs>
+          <w:tab w:val="left" w:pos="3390"/>
+        </w:tabs>
+      </w:pPr>
+      <w:r>
+        <w:t>A. Valid but unreliable</w:t>
+      </w:r>
+      <w:r>
+        <w:br/>
+        <w:t>B. Reliable but not valid</w:t>
+      </w:r>
+      <w:r>
+        <w:br/>
+        <w:t>C. Both reliable and valid</w:t>
+      </w:r>
+      <w:r>
+        <w:br/>
+        <w:t>D. Neither reliable nor valid</w:t>
+      </w:r>
+    </w:p>
+    <w:p>
+      <w:pPr>
+        <w:tabs>
+          <w:tab w:val="left" w:pos="3390"/>
+        </w:tabs>
+      </w:pPr>
       <w:r>
         <w:rPr>
           <w:b/>
           <w:bCs/>
         </w:rPr>
-        <w:t>weight</w:t>
-      </w:r>
-      <w:proofErr w:type="gramEnd"/>
+        <w:t>4. Which question is primarily about validity?</w:t>
+      </w:r>
+    </w:p>
+    <w:p>
+      <w:pPr>
+        <w:tabs>
+          <w:tab w:val="left" w:pos="3390"/>
+        </w:tabs>
+      </w:pPr>
+      <w:r>
+        <w:t>A. Does the athlete receive a similar score when tested again?</w:t>
+      </w:r>
+      <w:r>
+        <w:br/>
+        <w:t>B. Do two analysts calculate the same value?</w:t>
+      </w:r>
+      <w:r>
+        <w:br/>
+        <w:t>C. Does player load represent overall physical stress?</w:t>
+      </w:r>
+      <w:r>
+        <w:br/>
+        <w:t>D. Was the same device used at every session?</w:t>
+      </w:r>
+    </w:p>
+    <w:p>
+      <w:pPr>
+        <w:tabs>
+          <w:tab w:val="left" w:pos="3390"/>
+        </w:tabs>
+      </w:pPr>
       <w:r>
         <w:rPr>
           <w:b/>
           <w:bCs/>
         </w:rPr>
-        <w:t xml:space="preserve"> 5 kg too high. The scale is:</w:t>
-      </w:r>
-    </w:p>
-    <w:p>
-      <w:pPr>
-        <w:tabs>
-          <w:tab w:val="left" w:pos="3390"/>
-        </w:tabs>
-      </w:pPr>
-      <w:r>
-        <w:t>A. Valid but unreliable</w:t>
+        <w:t>5. Which situation is an example of test–retest reliability?</w:t>
+      </w:r>
+    </w:p>
+    <w:p>
+      <w:pPr>
+        <w:tabs>
+          <w:tab w:val="left" w:pos="3390"/>
+        </w:tabs>
+      </w:pPr>
+      <w:r>
+        <w:t>A. Two coaches independently classify the same plays</w:t>
       </w:r>
       <w:r>
         <w:br/>
-        <w:t>B. Reliable but not valid</w:t>
+        <w:t>B. An athlete repeats a 1RM test under similar conditions</w:t>
       </w:r>
       <w:r>
         <w:br/>
-        <w:t>C. Both reliable and valid</w:t>
+        <w:t>C. A GPS device is compared with a reference system</w:t>
       </w:r>
       <w:r>
         <w:br/>
-        <w:t>D. Neither reliable nor valid</w:t>
+        <w:t>D. A laboratory test is compared with competition performance</w:t>
       </w:r>
     </w:p>
     <w:p>
@@ -2481,29 +2657,32 @@
           <w:b/>
           <w:bCs/>
         </w:rPr>
-        <w:t>4. Which question is primarily about validity?</w:t>
-      </w:r>
-    </w:p>
-    <w:p>
-      <w:pPr>
-        <w:tabs>
-          <w:tab w:val="left" w:pos="3390"/>
-        </w:tabs>
-      </w:pPr>
-      <w:r>
-        <w:t>A. Does the athlete receive a similar score when tested again?</w:t>
+        <w:t>6. Two statisticians record different numbers of assists while watching the same game. This is primarily a problem with:</w:t>
+      </w:r>
+    </w:p>
+    <w:p>
+      <w:pPr>
+        <w:tabs>
+          <w:tab w:val="left" w:pos="3390"/>
+        </w:tabs>
+      </w:pPr>
+      <w:r>
+        <w:t>A. Test–retest reliability</w:t>
       </w:r>
       <w:r>
         <w:br/>
-        <w:t>B. Do two analysts calculate the same value?</w:t>
+        <w:t>B. Ecological validity</w:t>
       </w:r>
       <w:r>
         <w:br/>
-        <w:t>C. Does player load represent overall physical stress?</w:t>
+      </w:r>
+      <w:r>
+        <w:lastRenderedPageBreak/>
+        <w:t>C. Inter-rater reliability</w:t>
       </w:r>
       <w:r>
         <w:br/>
-        <w:t>D. Was the same device used at every session?</w:t>
+        <w:t>D. Construct validity</w:t>
       </w:r>
     </w:p>
     <w:p>
@@ -2517,29 +2696,29 @@
           <w:b/>
           <w:bCs/>
         </w:rPr>
-        <w:t>5. Which situation is an example of test–retest reliability?</w:t>
-      </w:r>
-    </w:p>
-    <w:p>
-      <w:pPr>
-        <w:tabs>
-          <w:tab w:val="left" w:pos="3390"/>
-        </w:tabs>
-      </w:pPr>
-      <w:r>
-        <w:t>A. Two coaches independently classify the same plays</w:t>
+        <w:t>7. One analyst reviews the same game twice and records different results each time. This is primarily a problem with:</w:t>
+      </w:r>
+    </w:p>
+    <w:p>
+      <w:pPr>
+        <w:tabs>
+          <w:tab w:val="left" w:pos="3390"/>
+        </w:tabs>
+      </w:pPr>
+      <w:r>
+        <w:t>A. Intra-rater reliability</w:t>
       </w:r>
       <w:r>
         <w:br/>
-        <w:t>B. An athlete repeats a 1RM test under similar conditions</w:t>
+        <w:t>B. Criterion validity</w:t>
       </w:r>
       <w:r>
         <w:br/>
-        <w:t>C. A GPS device is compared with a reference system</w:t>
+        <w:t>C. Test–retest reliability</w:t>
       </w:r>
       <w:r>
         <w:br/>
-        <w:t>D. A laboratory test is compared with competition performance</w:t>
+        <w:t>D. Ecological validity</w:t>
       </w:r>
     </w:p>
     <w:p>
@@ -2553,32 +2732,29 @@
           <w:b/>
           <w:bCs/>
         </w:rPr>
-        <w:t>6. Two statisticians record different numbers of assists while watching the same game. This is primarily a problem with:</w:t>
-      </w:r>
-    </w:p>
-    <w:p>
-      <w:pPr>
-        <w:tabs>
-          <w:tab w:val="left" w:pos="3390"/>
-        </w:tabs>
-      </w:pPr>
-      <w:r>
-        <w:t>A. Test–retest reliability</w:t>
+        <w:t>11. Which equation best represents an observed performance value?</w:t>
+      </w:r>
+    </w:p>
+    <w:p>
+      <w:pPr>
+        <w:tabs>
+          <w:tab w:val="left" w:pos="3390"/>
+        </w:tabs>
+      </w:pPr>
+      <w:r>
+        <w:t>A. Observed value = true performance only</w:t>
       </w:r>
       <w:r>
         <w:br/>
-        <w:t>B. Ecological validity</w:t>
+        <w:t>B. Observed value = measurement error − true performance</w:t>
       </w:r>
       <w:r>
         <w:br/>
-      </w:r>
-      <w:r>
-        <w:lastRenderedPageBreak/>
-        <w:t>C. Inter-rater reliability</w:t>
+        <w:t>C. Observed value = true performance + measurement error + normal variation</w:t>
       </w:r>
       <w:r>
         <w:br/>
-        <w:t>D. Construct validity</w:t>
+        <w:t>D. Observed value = normal variation ÷ measurement error</w:t>
       </w:r>
     </w:p>
     <w:p>
@@ -2592,29 +2768,29 @@
           <w:b/>
           <w:bCs/>
         </w:rPr>
-        <w:t>7. One analyst reviews the same game twice and records different results each time. This is primarily a problem with:</w:t>
-      </w:r>
-    </w:p>
-    <w:p>
-      <w:pPr>
-        <w:tabs>
-          <w:tab w:val="left" w:pos="3390"/>
-        </w:tabs>
-      </w:pPr>
-      <w:r>
-        <w:t>A. Intra-rater reliability</w:t>
+        <w:t>13. A heart-rate monitor produces several sudden, physiologically unlikely spikes. What is the most appropriate first response?</w:t>
+      </w:r>
+    </w:p>
+    <w:p>
+      <w:pPr>
+        <w:tabs>
+          <w:tab w:val="left" w:pos="3390"/>
+        </w:tabs>
+      </w:pPr>
+      <w:r>
+        <w:t>A. Assume the athlete experienced extreme exertion</w:t>
       </w:r>
       <w:r>
         <w:br/>
-        <w:t>B. Criterion validity</w:t>
+        <w:t>B. Average the values with the rest of the session</w:t>
       </w:r>
       <w:r>
         <w:br/>
-        <w:t>C. Test–retest reliability</w:t>
+        <w:t>C. Investigate device contact, placement, and collection conditions</w:t>
       </w:r>
       <w:r>
         <w:br/>
-        <w:t>D. Ecological validity</w:t>
+        <w:t>D. Remove the entire athlete from the dataset</w:t>
       </w:r>
     </w:p>
     <w:p>
@@ -2628,29 +2804,29 @@
           <w:b/>
           <w:bCs/>
         </w:rPr>
-        <w:t>11. Which equation best represents an observed performance value?</w:t>
-      </w:r>
-    </w:p>
-    <w:p>
-      <w:pPr>
-        <w:tabs>
-          <w:tab w:val="left" w:pos="3390"/>
-        </w:tabs>
-      </w:pPr>
-      <w:r>
-        <w:t>A. Observed value = true performance only</w:t>
+        <w:t>15. Why does “garbage in, garbage out” matter in sports analytics?</w:t>
+      </w:r>
+    </w:p>
+    <w:p>
+      <w:pPr>
+        <w:tabs>
+          <w:tab w:val="left" w:pos="3390"/>
+        </w:tabs>
+      </w:pPr>
+      <w:r>
+        <w:t>A. Statistical models automatically remove measurement errors</w:t>
       </w:r>
       <w:r>
         <w:br/>
-        <w:t>B. Observed value = measurement error − true performance</w:t>
+        <w:t>B. Large datasets do not require quality checks</w:t>
       </w:r>
       <w:r>
         <w:br/>
-        <w:t>C. Observed value = true performance + measurement error + normal variation</w:t>
+        <w:t>C. Sophisticated analyses cannot fully compensate for flawed input data</w:t>
       </w:r>
       <w:r>
         <w:br/>
-        <w:t>D. Observed value = normal variation ÷ measurement error</w:t>
+        <w:t>D. Only manually entered data contain errors</w:t>
       </w:r>
     </w:p>
     <w:p>
@@ -2664,101 +2840,21 @@
           <w:b/>
           <w:bCs/>
         </w:rPr>
-        <w:t>13. A heart-rate monitor produces several sudden, physiologically unlikely spikes. What is the most appropriate first response?</w:t>
-      </w:r>
-    </w:p>
-    <w:p>
-      <w:pPr>
-        <w:tabs>
-          <w:tab w:val="left" w:pos="3390"/>
-        </w:tabs>
-      </w:pPr>
-      <w:r>
-        <w:t>A. Assume the athlete experienced extreme exertion</w:t>
+        <w:t>16. Which situation best demonstrates the weaponization of athlete data?</w:t>
+      </w:r>
+    </w:p>
+    <w:p>
+      <w:pPr>
+        <w:tabs>
+          <w:tab w:val="left" w:pos="3390"/>
+        </w:tabs>
+      </w:pPr>
+      <w:r>
+        <w:t>A. Coaches use workload data to adjust a training session</w:t>
       </w:r>
       <w:r>
         <w:br/>
-        <w:t>B. Average the values with the rest of the session</w:t>
-      </w:r>
-      <w:r>
-        <w:br/>
-        <w:t>C. Investigate device contact, placement, and collection conditions</w:t>
-      </w:r>
-      <w:r>
-        <w:br/>
-        <w:t>D. Remove the entire athlete from the dataset</w:t>
-      </w:r>
-    </w:p>
-    <w:p>
-      <w:pPr>
-        <w:tabs>
-          <w:tab w:val="left" w:pos="3390"/>
-        </w:tabs>
-      </w:pPr>
-      <w:r>
-        <w:rPr>
-          <w:b/>
-          <w:bCs/>
-        </w:rPr>
-        <w:t>15. Why does “garbage in, garbage out” matter in sports analytics?</w:t>
-      </w:r>
-    </w:p>
-    <w:p>
-      <w:pPr>
-        <w:tabs>
-          <w:tab w:val="left" w:pos="3390"/>
-        </w:tabs>
-      </w:pPr>
-      <w:r>
-        <w:t>A. Statistical models automatically remove measurement errors</w:t>
-      </w:r>
-      <w:r>
-        <w:br/>
-        <w:t>B. Large datasets do not require quality checks</w:t>
-      </w:r>
-      <w:r>
-        <w:br/>
-        <w:t>C. Sophisticated analyses cannot fully compensate for flawed input data</w:t>
-      </w:r>
-      <w:r>
-        <w:br/>
-        <w:t>D. Only manually entered data contain errors</w:t>
-      </w:r>
-    </w:p>
-    <w:p>
-      <w:pPr>
-        <w:tabs>
-          <w:tab w:val="left" w:pos="3390"/>
-        </w:tabs>
-      </w:pPr>
-      <w:r>
-        <w:rPr>
-          <w:b/>
-          <w:bCs/>
-        </w:rPr>
-        <w:t>16. Which situation best demonstrates the weaponization of athlete data?</w:t>
-      </w:r>
-    </w:p>
-    <w:p>
-      <w:pPr>
-        <w:tabs>
-          <w:tab w:val="left" w:pos="3390"/>
-        </w:tabs>
-      </w:pPr>
-      <w:r>
-        <w:t>A. Coaches use workload data to adjust a training session</w:t>
-      </w:r>
-      <w:r>
-        <w:br/>
-        <w:t xml:space="preserve">B. Analysts correct a malfunctioning </w:t>
-      </w:r>
-      <w:proofErr w:type="gramStart"/>
-      <w:r>
-        <w:t>heart-rate</w:t>
-      </w:r>
-      <w:proofErr w:type="gramEnd"/>
-      <w:r>
-        <w:t xml:space="preserve"> monitor</w:t>
+        <w:t>B. Analysts correct a malfunctioning heart-rate monitor</w:t>
       </w:r>
       <w:r>
         <w:br/>
@@ -5745,6 +5841,7 @@
   <w:style w:type="character" w:default="1" w:styleId="DefaultParagraphFont">
     <w:name w:val="Default Paragraph Font"/>
     <w:uiPriority w:val="1"/>
+    <w:semiHidden/>
     <w:unhideWhenUsed/>
   </w:style>
   <w:style w:type="table" w:default="1" w:styleId="TableNormal">
@@ -6080,6 +6177,22 @@
       <w:iCs/>
     </w:rPr>
   </w:style>
+  <w:style w:type="paragraph" w:styleId="NormalWeb">
+    <w:name w:val="Normal (Web)"/>
+    <w:basedOn w:val="Normal"/>
+    <w:uiPriority w:val="99"/>
+    <w:semiHidden/>
+    <w:unhideWhenUsed/>
+    <w:rsid w:val="00F5013C"/>
+    <w:pPr>
+      <w:spacing w:before="100" w:beforeAutospacing="1" w:after="100" w:afterAutospacing="1" w:line="240" w:lineRule="auto"/>
+    </w:pPr>
+    <w:rPr>
+      <w:rFonts w:ascii="Times New Roman" w:eastAsia="Times New Roman" w:hAnsi="Times New Roman" w:cs="Times New Roman"/>
+      <w:kern w:val="0"/>
+      <w14:ligatures w14:val="none"/>
+    </w:rPr>
+  </w:style>
 </w:styles>
 </file>
 

--- a/question bank/question bank.docx
+++ b/question bank/question bank.docx
@@ -12,7 +12,21 @@
         <w:rPr>
           <w:strike/>
         </w:rPr>
-        <w:t>A coach asks “Why did our defensive efficiency drop in the fourth quarter?”</w:t>
+        <w:t xml:space="preserve">A coach </w:t>
+      </w:r>
+      <w:proofErr w:type="gramStart"/>
+      <w:r>
+        <w:rPr>
+          <w:strike/>
+        </w:rPr>
+        <w:t>asks</w:t>
+      </w:r>
+      <w:proofErr w:type="gramEnd"/>
+      <w:r>
+        <w:rPr>
+          <w:strike/>
+        </w:rPr>
+        <w:t xml:space="preserve"> “Why did our defensive efficiency drop in the fourth quarter?”</w:t>
       </w:r>
       <w:r>
         <w:rPr>
@@ -360,7 +374,15 @@
         </w:tabs>
       </w:pPr>
       <w:r>
-        <w:t>Ignoring stakeholder needs</w:t>
+        <w:t xml:space="preserve">Ignoring </w:t>
+      </w:r>
+      <w:proofErr w:type="gramStart"/>
+      <w:r>
+        <w:t>stakeholder</w:t>
+      </w:r>
+      <w:proofErr w:type="gramEnd"/>
+      <w:r>
+        <w:t xml:space="preserve"> needs</w:t>
       </w:r>
     </w:p>
     <w:p>
@@ -641,7 +663,15 @@
         </w:tabs>
       </w:pPr>
       <w:r>
-        <w:t>Ordinal data represent proportions</w:t>
+        <w:t xml:space="preserve">Ordinal data </w:t>
+      </w:r>
+      <w:proofErr w:type="gramStart"/>
+      <w:r>
+        <w:t>represent</w:t>
+      </w:r>
+      <w:proofErr w:type="gramEnd"/>
+      <w:r>
+        <w:t xml:space="preserve"> proportions</w:t>
       </w:r>
     </w:p>
     <w:p>
@@ -891,7 +921,15 @@
         </w:tabs>
       </w:pPr>
       <w:r>
-        <w:t>What is a primary advantage of league-provided data?</w:t>
+        <w:t xml:space="preserve">What is </w:t>
+      </w:r>
+      <w:proofErr w:type="gramStart"/>
+      <w:r>
+        <w:t>a primary</w:t>
+      </w:r>
+      <w:proofErr w:type="gramEnd"/>
+      <w:r>
+        <w:t xml:space="preserve"> advantage of league-provided data?</w:t>
       </w:r>
     </w:p>
     <w:p>
@@ -1368,7 +1406,25 @@
           <w:kern w:val="0"/>
           <w14:ligatures w14:val="none"/>
         </w:rPr>
-        <w:t xml:space="preserve">One observation at one time point </w:t>
+        <w:t xml:space="preserve">One observation at </w:t>
+      </w:r>
+      <w:proofErr w:type="gramStart"/>
+      <w:r>
+        <w:rPr>
+          <w:rFonts w:ascii="Times New Roman" w:eastAsia="Times New Roman" w:hAnsi="Times New Roman" w:cs="Times New Roman"/>
+          <w:kern w:val="0"/>
+          <w14:ligatures w14:val="none"/>
+        </w:rPr>
+        <w:t>one time</w:t>
+      </w:r>
+      <w:proofErr w:type="gramEnd"/>
+      <w:r>
+        <w:rPr>
+          <w:rFonts w:ascii="Times New Roman" w:eastAsia="Times New Roman" w:hAnsi="Times New Roman" w:cs="Times New Roman"/>
+          <w:kern w:val="0"/>
+          <w14:ligatures w14:val="none"/>
+        </w:rPr>
+        <w:t xml:space="preserve"> point </w:t>
       </w:r>
     </w:p>
     <w:p>
@@ -1999,8 +2055,13 @@
           <w:tab w:val="left" w:pos="3390"/>
         </w:tabs>
       </w:pPr>
-      <w:r>
-        <w:t>A t-test is appropriate when you want to:</w:t>
+      <w:proofErr w:type="gramStart"/>
+      <w:r>
+        <w:t>A t</w:t>
+      </w:r>
+      <w:proofErr w:type="gramEnd"/>
+      <w:r>
+        <w:t>-test is appropriate when you want to:</w:t>
       </w:r>
     </w:p>
     <w:p>
@@ -2269,9 +2330,19 @@
           <w:tab w:val="left" w:pos="3390"/>
         </w:tabs>
       </w:pPr>
-      <w:r>
-        <w:t>Detect anomalies</w:t>
-      </w:r>
+      <w:proofErr w:type="gramStart"/>
+      <w:r>
+        <w:t>Detect</w:t>
+      </w:r>
+      <w:proofErr w:type="gramEnd"/>
+      <w:r>
+        <w:t xml:space="preserve"> </w:t>
+      </w:r>
+      <w:proofErr w:type="gramStart"/>
+      <w:r>
+        <w:t>anomalies</w:t>
+      </w:r>
+      <w:proofErr w:type="gramEnd"/>
     </w:p>
     <w:p>
       <w:pPr>
@@ -2448,6 +2519,474 @@
     </w:p>
     <w:p>
       <w:pPr>
+        <w:spacing w:after="0" w:line="240" w:lineRule="auto"/>
+        <w:rPr>
+          <w:rFonts w:ascii="Times New Roman" w:eastAsia="Times New Roman" w:hAnsi="Times New Roman" w:cs="Times New Roman"/>
+          <w:kern w:val="0"/>
+          <w14:ligatures w14:val="none"/>
+        </w:rPr>
+      </w:pPr>
+      <w:r>
+        <w:rPr>
+          <w:rFonts w:ascii="Times New Roman" w:eastAsia="Times New Roman" w:hAnsi="Times New Roman" w:cs="Times New Roman"/>
+          <w:kern w:val="0"/>
+          <w14:ligatures w14:val="none"/>
+        </w:rPr>
+        <w:t xml:space="preserve">A college basketball scout consistently ranks players who had strong performances in the most recent tournament higher than players with better season-long statistics. Which bias best explains this pattern? </w:t>
+      </w:r>
+    </w:p>
+    <w:p>
+      <w:pPr>
+        <w:pStyle w:val="ListParagraph"/>
+        <w:numPr>
+          <w:ilvl w:val="0"/>
+          <w:numId w:val="19"/>
+        </w:numPr>
+        <w:spacing w:after="0" w:line="240" w:lineRule="auto"/>
+        <w:rPr>
+          <w:rFonts w:ascii="Times New Roman" w:eastAsia="Times New Roman" w:hAnsi="Times New Roman" w:cs="Times New Roman"/>
+          <w:kern w:val="0"/>
+          <w14:ligatures w14:val="none"/>
+        </w:rPr>
+      </w:pPr>
+      <w:r>
+        <w:rPr>
+          <w:rFonts w:ascii="Times New Roman" w:eastAsia="Times New Roman" w:hAnsi="Times New Roman" w:cs="Times New Roman"/>
+          <w:kern w:val="0"/>
+          <w14:ligatures w14:val="none"/>
+        </w:rPr>
+        <w:t>  Confirmation bias</w:t>
+      </w:r>
+    </w:p>
+    <w:p>
+      <w:pPr>
+        <w:pStyle w:val="ListParagraph"/>
+        <w:numPr>
+          <w:ilvl w:val="0"/>
+          <w:numId w:val="19"/>
+        </w:numPr>
+        <w:spacing w:after="0" w:line="240" w:lineRule="auto"/>
+        <w:rPr>
+          <w:rFonts w:ascii="Times New Roman" w:eastAsia="Times New Roman" w:hAnsi="Times New Roman" w:cs="Times New Roman"/>
+          <w:kern w:val="0"/>
+          <w14:ligatures w14:val="none"/>
+        </w:rPr>
+      </w:pPr>
+      <w:r>
+        <w:rPr>
+          <w:rFonts w:ascii="Times New Roman" w:eastAsia="Times New Roman" w:hAnsi="Times New Roman" w:cs="Times New Roman"/>
+          <w:kern w:val="0"/>
+          <w14:ligatures w14:val="none"/>
+        </w:rPr>
+        <w:t>  Sunk cost fallacy</w:t>
+      </w:r>
+    </w:p>
+    <w:p>
+      <w:pPr>
+        <w:pStyle w:val="ListParagraph"/>
+        <w:numPr>
+          <w:ilvl w:val="0"/>
+          <w:numId w:val="19"/>
+        </w:numPr>
+        <w:spacing w:after="0" w:line="240" w:lineRule="auto"/>
+        <w:rPr>
+          <w:rFonts w:ascii="Times New Roman" w:eastAsia="Times New Roman" w:hAnsi="Times New Roman" w:cs="Times New Roman"/>
+          <w:kern w:val="0"/>
+          <w14:ligatures w14:val="none"/>
+        </w:rPr>
+      </w:pPr>
+      <w:r>
+        <w:rPr>
+          <w:rFonts w:ascii="Times New Roman" w:eastAsia="Times New Roman" w:hAnsi="Times New Roman" w:cs="Times New Roman"/>
+          <w:kern w:val="0"/>
+          <w14:ligatures w14:val="none"/>
+        </w:rPr>
+        <w:t>  Recency bias</w:t>
+      </w:r>
+    </w:p>
+    <w:p>
+      <w:pPr>
+        <w:pStyle w:val="ListParagraph"/>
+        <w:numPr>
+          <w:ilvl w:val="0"/>
+          <w:numId w:val="19"/>
+        </w:numPr>
+        <w:spacing w:after="0" w:line="240" w:lineRule="auto"/>
+        <w:rPr>
+          <w:rFonts w:ascii="Times New Roman" w:eastAsia="Times New Roman" w:hAnsi="Times New Roman" w:cs="Times New Roman"/>
+          <w:kern w:val="0"/>
+          <w14:ligatures w14:val="none"/>
+        </w:rPr>
+      </w:pPr>
+      <w:r>
+        <w:rPr>
+          <w:rFonts w:ascii="Times New Roman" w:eastAsia="Times New Roman" w:hAnsi="Times New Roman" w:cs="Times New Roman"/>
+          <w:kern w:val="0"/>
+          <w14:ligatures w14:val="none"/>
+        </w:rPr>
+        <w:t>  Loss aversion</w:t>
+      </w:r>
+    </w:p>
+    <w:p>
+      <w:pPr>
+        <w:spacing w:after="0" w:line="240" w:lineRule="auto"/>
+        <w:rPr>
+          <w:rFonts w:ascii="Times New Roman" w:eastAsia="Times New Roman" w:hAnsi="Times New Roman" w:cs="Times New Roman"/>
+          <w:kern w:val="0"/>
+          <w:highlight w:val="yellow"/>
+          <w14:ligatures w14:val="none"/>
+        </w:rPr>
+      </w:pPr>
+      <w:r>
+        <w:rPr>
+          <w:rFonts w:ascii="Times New Roman" w:eastAsia="Times New Roman" w:hAnsi="Times New Roman" w:cs="Times New Roman"/>
+          <w:kern w:val="0"/>
+          <w:highlight w:val="yellow"/>
+          <w14:ligatures w14:val="none"/>
+        </w:rPr>
+        <w:t xml:space="preserve">Which of the following best describes a limitation of expected value? </w:t>
+      </w:r>
+    </w:p>
+    <w:p>
+      <w:pPr>
+        <w:pStyle w:val="ListParagraph"/>
+        <w:numPr>
+          <w:ilvl w:val="0"/>
+          <w:numId w:val="19"/>
+        </w:numPr>
+        <w:spacing w:after="0" w:line="240" w:lineRule="auto"/>
+        <w:rPr>
+          <w:rFonts w:ascii="Times New Roman" w:eastAsia="Times New Roman" w:hAnsi="Times New Roman" w:cs="Times New Roman"/>
+          <w:kern w:val="0"/>
+          <w:highlight w:val="yellow"/>
+          <w14:ligatures w14:val="none"/>
+        </w:rPr>
+      </w:pPr>
+      <w:r>
+        <w:rPr>
+          <w:rFonts w:ascii="Times New Roman" w:eastAsia="Times New Roman" w:hAnsi="Times New Roman" w:cs="Times New Roman"/>
+          <w:kern w:val="0"/>
+          <w:highlight w:val="yellow"/>
+          <w14:ligatures w14:val="none"/>
+        </w:rPr>
+        <w:t>  It cannot be used in sports</w:t>
+      </w:r>
+    </w:p>
+    <w:p>
+      <w:pPr>
+        <w:pStyle w:val="ListParagraph"/>
+        <w:numPr>
+          <w:ilvl w:val="0"/>
+          <w:numId w:val="19"/>
+        </w:numPr>
+        <w:spacing w:after="0" w:line="240" w:lineRule="auto"/>
+        <w:rPr>
+          <w:rFonts w:ascii="Times New Roman" w:eastAsia="Times New Roman" w:hAnsi="Times New Roman" w:cs="Times New Roman"/>
+          <w:kern w:val="0"/>
+          <w:highlight w:val="yellow"/>
+          <w14:ligatures w14:val="none"/>
+        </w:rPr>
+      </w:pPr>
+      <w:r>
+        <w:rPr>
+          <w:rFonts w:ascii="Times New Roman" w:eastAsia="Times New Roman" w:hAnsi="Times New Roman" w:cs="Times New Roman"/>
+          <w:kern w:val="0"/>
+          <w:highlight w:val="yellow"/>
+          <w14:ligatures w14:val="none"/>
+        </w:rPr>
+        <w:t>  It ignores outcomes entirely</w:t>
+      </w:r>
+    </w:p>
+    <w:p>
+      <w:pPr>
+        <w:pStyle w:val="ListParagraph"/>
+        <w:numPr>
+          <w:ilvl w:val="0"/>
+          <w:numId w:val="19"/>
+        </w:numPr>
+        <w:spacing w:after="0" w:line="240" w:lineRule="auto"/>
+        <w:rPr>
+          <w:rFonts w:ascii="Times New Roman" w:eastAsia="Times New Roman" w:hAnsi="Times New Roman" w:cs="Times New Roman"/>
+          <w:kern w:val="0"/>
+          <w:highlight w:val="yellow"/>
+          <w14:ligatures w14:val="none"/>
+        </w:rPr>
+      </w:pPr>
+      <w:r>
+        <w:rPr>
+          <w:rFonts w:ascii="Times New Roman" w:eastAsia="Times New Roman" w:hAnsi="Times New Roman" w:cs="Times New Roman"/>
+          <w:kern w:val="0"/>
+          <w:highlight w:val="yellow"/>
+          <w14:ligatures w14:val="none"/>
+        </w:rPr>
+        <w:t xml:space="preserve">  </w:t>
+      </w:r>
+      <w:r>
+        <w:rPr>
+          <w:rFonts w:ascii="Times New Roman" w:eastAsia="Times New Roman" w:hAnsi="Times New Roman" w:cs="Times New Roman"/>
+          <w:kern w:val="0"/>
+          <w:highlight w:val="yellow"/>
+          <w14:ligatures w14:val="none"/>
+        </w:rPr>
+        <w:t>i</w:t>
+      </w:r>
+      <w:r>
+        <w:rPr>
+          <w:rFonts w:ascii="Times New Roman" w:eastAsia="Times New Roman" w:hAnsi="Times New Roman" w:cs="Times New Roman"/>
+          <w:kern w:val="0"/>
+          <w:highlight w:val="yellow"/>
+          <w14:ligatures w14:val="none"/>
+        </w:rPr>
+        <w:t>t depends on the accuracy of probability estimates</w:t>
+      </w:r>
+    </w:p>
+    <w:p>
+      <w:pPr>
+        <w:pStyle w:val="ListParagraph"/>
+        <w:numPr>
+          <w:ilvl w:val="0"/>
+          <w:numId w:val="19"/>
+        </w:numPr>
+        <w:spacing w:after="0" w:line="240" w:lineRule="auto"/>
+        <w:rPr>
+          <w:rFonts w:ascii="Times New Roman" w:eastAsia="Times New Roman" w:hAnsi="Times New Roman" w:cs="Times New Roman"/>
+          <w:kern w:val="0"/>
+          <w:highlight w:val="yellow"/>
+          <w14:ligatures w14:val="none"/>
+        </w:rPr>
+      </w:pPr>
+      <w:r>
+        <w:rPr>
+          <w:rFonts w:ascii="Times New Roman" w:eastAsia="Times New Roman" w:hAnsi="Times New Roman" w:cs="Times New Roman"/>
+          <w:kern w:val="0"/>
+          <w:highlight w:val="yellow"/>
+          <w14:ligatures w14:val="none"/>
+        </w:rPr>
+        <w:t>  It only works with large datasets</w:t>
+      </w:r>
+    </w:p>
+    <w:p>
+      <w:pPr>
+        <w:spacing w:after="0" w:line="240" w:lineRule="auto"/>
+        <w:rPr>
+          <w:rFonts w:ascii="Times New Roman" w:eastAsia="Times New Roman" w:hAnsi="Times New Roman" w:cs="Times New Roman"/>
+          <w:kern w:val="0"/>
+          <w:highlight w:val="yellow"/>
+          <w14:ligatures w14:val="none"/>
+        </w:rPr>
+      </w:pPr>
+      <w:r>
+        <w:rPr>
+          <w:rFonts w:ascii="Times New Roman" w:eastAsia="Times New Roman" w:hAnsi="Times New Roman" w:cs="Times New Roman"/>
+          <w:kern w:val="0"/>
+          <w:highlight w:val="yellow"/>
+          <w14:ligatures w14:val="none"/>
+        </w:rPr>
+        <w:t xml:space="preserve">Athlete A shoots 50% from mid-range and 30% from three. Which shot would you recommend based on the expected value of each shot? </w:t>
+      </w:r>
+    </w:p>
+    <w:p>
+      <w:pPr>
+        <w:pStyle w:val="ListParagraph"/>
+        <w:numPr>
+          <w:ilvl w:val="0"/>
+          <w:numId w:val="19"/>
+        </w:numPr>
+        <w:spacing w:after="0" w:line="240" w:lineRule="auto"/>
+        <w:rPr>
+          <w:rFonts w:ascii="Times New Roman" w:eastAsia="Times New Roman" w:hAnsi="Times New Roman" w:cs="Times New Roman"/>
+          <w:kern w:val="0"/>
+          <w:highlight w:val="yellow"/>
+          <w14:ligatures w14:val="none"/>
+        </w:rPr>
+      </w:pPr>
+      <w:r>
+        <w:rPr>
+          <w:rFonts w:ascii="Times New Roman" w:eastAsia="Times New Roman" w:hAnsi="Times New Roman" w:cs="Times New Roman"/>
+          <w:kern w:val="0"/>
+          <w:highlight w:val="yellow"/>
+          <w14:ligatures w14:val="none"/>
+        </w:rPr>
+        <w:t xml:space="preserve">  </w:t>
+      </w:r>
+    </w:p>
+    <w:p>
+      <w:pPr>
+        <w:pStyle w:val="ListParagraph"/>
+        <w:numPr>
+          <w:ilvl w:val="0"/>
+          <w:numId w:val="19"/>
+        </w:numPr>
+        <w:spacing w:after="0" w:line="240" w:lineRule="auto"/>
+        <w:rPr>
+          <w:rFonts w:ascii="Times New Roman" w:eastAsia="Times New Roman" w:hAnsi="Times New Roman" w:cs="Times New Roman"/>
+          <w:kern w:val="0"/>
+          <w:highlight w:val="yellow"/>
+          <w14:ligatures w14:val="none"/>
+        </w:rPr>
+      </w:pPr>
+      <w:r>
+        <w:rPr>
+          <w:rFonts w:ascii="Times New Roman" w:eastAsia="Times New Roman" w:hAnsi="Times New Roman" w:cs="Times New Roman"/>
+          <w:kern w:val="0"/>
+          <w:highlight w:val="yellow"/>
+          <w14:ligatures w14:val="none"/>
+        </w:rPr>
+        <w:t>2-point shot</w:t>
+      </w:r>
+    </w:p>
+    <w:p>
+      <w:pPr>
+        <w:pStyle w:val="ListParagraph"/>
+        <w:numPr>
+          <w:ilvl w:val="0"/>
+          <w:numId w:val="19"/>
+        </w:numPr>
+        <w:spacing w:after="0" w:line="240" w:lineRule="auto"/>
+        <w:rPr>
+          <w:rFonts w:ascii="Times New Roman" w:eastAsia="Times New Roman" w:hAnsi="Times New Roman" w:cs="Times New Roman"/>
+          <w:kern w:val="0"/>
+          <w:highlight w:val="yellow"/>
+          <w14:ligatures w14:val="none"/>
+        </w:rPr>
+      </w:pPr>
+      <w:r>
+        <w:rPr>
+          <w:rFonts w:ascii="Times New Roman" w:eastAsia="Times New Roman" w:hAnsi="Times New Roman" w:cs="Times New Roman"/>
+          <w:kern w:val="0"/>
+          <w:highlight w:val="yellow"/>
+          <w14:ligatures w14:val="none"/>
+        </w:rPr>
+        <w:t xml:space="preserve">  </w:t>
+      </w:r>
+    </w:p>
+    <w:p>
+      <w:pPr>
+        <w:pStyle w:val="ListParagraph"/>
+        <w:numPr>
+          <w:ilvl w:val="0"/>
+          <w:numId w:val="19"/>
+        </w:numPr>
+        <w:spacing w:after="0" w:line="240" w:lineRule="auto"/>
+        <w:rPr>
+          <w:rFonts w:ascii="Times New Roman" w:eastAsia="Times New Roman" w:hAnsi="Times New Roman" w:cs="Times New Roman"/>
+          <w:kern w:val="0"/>
+          <w:highlight w:val="yellow"/>
+          <w14:ligatures w14:val="none"/>
+        </w:rPr>
+      </w:pPr>
+      <w:r>
+        <w:rPr>
+          <w:rFonts w:ascii="Times New Roman" w:eastAsia="Times New Roman" w:hAnsi="Times New Roman" w:cs="Times New Roman"/>
+          <w:kern w:val="0"/>
+          <w:highlight w:val="yellow"/>
+          <w14:ligatures w14:val="none"/>
+        </w:rPr>
+        <w:t>3-point shot</w:t>
+      </w:r>
+    </w:p>
+    <w:p>
+      <w:pPr>
+        <w:pStyle w:val="ListParagraph"/>
+        <w:numPr>
+          <w:ilvl w:val="0"/>
+          <w:numId w:val="19"/>
+        </w:numPr>
+        <w:spacing w:after="0" w:line="240" w:lineRule="auto"/>
+        <w:rPr>
+          <w:rFonts w:ascii="Times New Roman" w:eastAsia="Times New Roman" w:hAnsi="Times New Roman" w:cs="Times New Roman"/>
+          <w:kern w:val="0"/>
+          <w:highlight w:val="yellow"/>
+          <w14:ligatures w14:val="none"/>
+        </w:rPr>
+      </w:pPr>
+      <w:r>
+        <w:rPr>
+          <w:rFonts w:ascii="Times New Roman" w:eastAsia="Times New Roman" w:hAnsi="Times New Roman" w:cs="Times New Roman"/>
+          <w:kern w:val="0"/>
+          <w:highlight w:val="yellow"/>
+          <w14:ligatures w14:val="none"/>
+        </w:rPr>
+        <w:t xml:space="preserve">  </w:t>
+      </w:r>
+    </w:p>
+    <w:p>
+      <w:pPr>
+        <w:pStyle w:val="ListParagraph"/>
+        <w:numPr>
+          <w:ilvl w:val="0"/>
+          <w:numId w:val="19"/>
+        </w:numPr>
+        <w:spacing w:after="0" w:line="240" w:lineRule="auto"/>
+        <w:rPr>
+          <w:rFonts w:ascii="Times New Roman" w:eastAsia="Times New Roman" w:hAnsi="Times New Roman" w:cs="Times New Roman"/>
+          <w:kern w:val="0"/>
+          <w:highlight w:val="yellow"/>
+          <w14:ligatures w14:val="none"/>
+        </w:rPr>
+      </w:pPr>
+      <w:r>
+        <w:rPr>
+          <w:rFonts w:ascii="Times New Roman" w:eastAsia="Times New Roman" w:hAnsi="Times New Roman" w:cs="Times New Roman"/>
+          <w:kern w:val="0"/>
+          <w:highlight w:val="yellow"/>
+          <w14:ligatures w14:val="none"/>
+        </w:rPr>
+        <w:t>Equal</w:t>
+      </w:r>
+    </w:p>
+    <w:p>
+      <w:pPr>
+        <w:pStyle w:val="ListParagraph"/>
+        <w:numPr>
+          <w:ilvl w:val="0"/>
+          <w:numId w:val="19"/>
+        </w:numPr>
+        <w:spacing w:after="0" w:line="240" w:lineRule="auto"/>
+        <w:rPr>
+          <w:rFonts w:ascii="Times New Roman" w:eastAsia="Times New Roman" w:hAnsi="Times New Roman" w:cs="Times New Roman"/>
+          <w:kern w:val="0"/>
+          <w:highlight w:val="yellow"/>
+          <w14:ligatures w14:val="none"/>
+        </w:rPr>
+      </w:pPr>
+      <w:r>
+        <w:rPr>
+          <w:rFonts w:ascii="Times New Roman" w:eastAsia="Times New Roman" w:hAnsi="Times New Roman" w:cs="Times New Roman"/>
+          <w:kern w:val="0"/>
+          <w:highlight w:val="yellow"/>
+          <w14:ligatures w14:val="none"/>
+        </w:rPr>
+        <w:t xml:space="preserve">  </w:t>
+      </w:r>
+    </w:p>
+    <w:p>
+      <w:pPr>
+        <w:pStyle w:val="ListParagraph"/>
+        <w:numPr>
+          <w:ilvl w:val="0"/>
+          <w:numId w:val="19"/>
+        </w:numPr>
+        <w:spacing w:after="0" w:line="240" w:lineRule="auto"/>
+        <w:rPr>
+          <w:rFonts w:ascii="Times New Roman" w:eastAsia="Times New Roman" w:hAnsi="Times New Roman" w:cs="Times New Roman"/>
+          <w:kern w:val="0"/>
+          <w:highlight w:val="yellow"/>
+          <w14:ligatures w14:val="none"/>
+        </w:rPr>
+      </w:pPr>
+      <w:r>
+        <w:rPr>
+          <w:rFonts w:ascii="Times New Roman" w:eastAsia="Times New Roman" w:hAnsi="Times New Roman" w:cs="Times New Roman"/>
+          <w:kern w:val="0"/>
+          <w:highlight w:val="yellow"/>
+          <w14:ligatures w14:val="none"/>
+        </w:rPr>
+        <w:t>Cannot determine</w:t>
+      </w:r>
+    </w:p>
+    <w:p>
+      <w:pPr>
         <w:tabs>
           <w:tab w:val="left" w:pos="3390"/>
         </w:tabs>
@@ -2527,15 +3066,28 @@
       </w:r>
       <w:r>
         <w:br/>
-        <w:t>B. The measurements are definitely valid</w:t>
-      </w:r>
+        <w:t xml:space="preserve">B. The measurements are </w:t>
+      </w:r>
+      <w:proofErr w:type="gramStart"/>
+      <w:r>
+        <w:t>definitely valid</w:t>
+      </w:r>
+      <w:proofErr w:type="gramEnd"/>
       <w:r>
         <w:br/>
         <w:t>C. The athlete’s true jump height is 19.4 inches</w:t>
       </w:r>
       <w:r>
         <w:br/>
-        <w:t>D. The athlete improved during the test</w:t>
+        <w:t xml:space="preserve">D. The </w:t>
+      </w:r>
+      <w:proofErr w:type="gramStart"/>
+      <w:r>
+        <w:t>athlete</w:t>
+      </w:r>
+      <w:proofErr w:type="gramEnd"/>
+      <w:r>
+        <w:t xml:space="preserve"> improved during the test</w:t>
       </w:r>
     </w:p>
     <w:p>
@@ -2549,7 +3101,23 @@
           <w:b/>
           <w:bCs/>
         </w:rPr>
-        <w:t>3. A scale consistently reports an athlete’s weight 5 kg too high. The scale is:</w:t>
+        <w:t xml:space="preserve">3. A scale consistently reports an athlete’s </w:t>
+      </w:r>
+      <w:proofErr w:type="gramStart"/>
+      <w:r>
+        <w:rPr>
+          <w:b/>
+          <w:bCs/>
+        </w:rPr>
+        <w:t>weight</w:t>
+      </w:r>
+      <w:proofErr w:type="gramEnd"/>
+      <w:r>
+        <w:rPr>
+          <w:b/>
+          <w:bCs/>
+        </w:rPr>
+        <w:t xml:space="preserve"> 5 kg too high. The scale is:</w:t>
       </w:r>
     </w:p>
     <w:p>
@@ -2854,7 +3422,15 @@
       </w:r>
       <w:r>
         <w:br/>
-        <w:t>B. Analysts correct a malfunctioning heart-rate monitor</w:t>
+        <w:t xml:space="preserve">B. Analysts correct a malfunctioning </w:t>
+      </w:r>
+      <w:proofErr w:type="gramStart"/>
+      <w:r>
+        <w:t>heart-rate</w:t>
+      </w:r>
+      <w:proofErr w:type="gramEnd"/>
+      <w:r>
+        <w:t xml:space="preserve"> monitor</w:t>
       </w:r>
       <w:r>
         <w:br/>
